--- a/System Requirements.docx
+++ b/System Requirements.docx
@@ -110,21 +110,7 @@
           <w:bCs/>
           <w:lang w:val="en-US"/>
         </w:rPr>
-        <w:t xml:space="preserve">The proposed system will address the identified objectives through a </w:t>
-      </w:r>
-      <w:r>
-        <w:rPr>
-          <w:bCs/>
-          <w:lang w:val="en-US"/>
-        </w:rPr>
-        <w:t>centralized</w:t>
-      </w:r>
-      <w:r>
-        <w:rPr>
-          <w:bCs/>
-          <w:lang w:val="en-US"/>
-        </w:rPr>
-        <w:t xml:space="preserve"> web-based venue and event management platform. The following table outlines the main software interventions and how each will contribute to addressing the identified real-world problems.</w:t>
+        <w:t>The proposed system will address the identified objectives through a centralized web-based venue and event management platform. The following table outlines the main software interventions and how each will contribute to addressing the identified real-world problems.</w:t>
       </w:r>
     </w:p>
     <w:p>
@@ -5947,17 +5933,7 @@
         </w:numPr>
       </w:pPr>
       <w:r>
-        <w:t xml:space="preserve">Provide </w:t>
-      </w:r>
-      <w:r>
-        <w:rPr>
-          <w:b/>
-          <w:bCs/>
-        </w:rPr>
-        <w:t>accessible and up-to-date venue information</w:t>
-      </w:r>
-      <w:r>
-        <w:t xml:space="preserve">, including capacity, location, facilities, parking and available equipment. </w:t>
+        <w:t xml:space="preserve">Provide accessible and up-to-date venue information, including capacity, location, facilities, parking and available equipment. </w:t>
       </w:r>
     </w:p>
     <w:p>
@@ -5968,17 +5944,7 @@
         </w:numPr>
       </w:pPr>
       <w:r>
-        <w:t xml:space="preserve">Allow organisers to </w:t>
-      </w:r>
-      <w:r>
-        <w:rPr>
-          <w:b/>
-          <w:bCs/>
-        </w:rPr>
-        <w:t>search and filter venues</w:t>
-      </w:r>
-      <w:r>
-        <w:t xml:space="preserve"> according to their event requirements. </w:t>
+        <w:t xml:space="preserve">Allow organisers to search and filter venues according to their event requirements. </w:t>
       </w:r>
     </w:p>
     <w:p>
@@ -5989,17 +5955,7 @@
         </w:numPr>
       </w:pPr>
       <w:r>
-        <w:t xml:space="preserve">Allow organisers to </w:t>
-      </w:r>
-      <w:r>
-        <w:rPr>
-          <w:b/>
-          <w:bCs/>
-        </w:rPr>
-        <w:t>view venue availability</w:t>
-      </w:r>
-      <w:r>
-        <w:t xml:space="preserve"> before submitting a booking request. </w:t>
+        <w:t xml:space="preserve">Allow organisers to view venue availability before submitting a booking request. </w:t>
       </w:r>
     </w:p>
     <w:p>
@@ -6010,17 +5966,7 @@
         </w:numPr>
       </w:pPr>
       <w:r>
-        <w:t xml:space="preserve">Provide information about </w:t>
-      </w:r>
-      <w:r>
-        <w:rPr>
-          <w:b/>
-          <w:bCs/>
-        </w:rPr>
-        <w:t>alternative venues</w:t>
-      </w:r>
-      <w:r>
-        <w:t xml:space="preserve"> when a preferred venue is unavailable. </w:t>
+        <w:t xml:space="preserve">Provide information about alternative venues when a preferred venue is unavailable. </w:t>
       </w:r>
     </w:p>
     <w:p>
@@ -6031,17 +5977,7 @@
         </w:numPr>
       </w:pPr>
       <w:r>
-        <w:t xml:space="preserve">Provide a </w:t>
-      </w:r>
-      <w:r>
-        <w:rPr>
-          <w:b/>
-          <w:bCs/>
-        </w:rPr>
-        <w:t>simple and structured booking process</w:t>
-      </w:r>
-      <w:r>
-        <w:t xml:space="preserve"> for submitting event and venue requirements. </w:t>
+        <w:t xml:space="preserve">Provide a simple and structured booking process for submitting event and venue requirements. </w:t>
       </w:r>
     </w:p>
     <w:p>
@@ -6052,17 +5988,7 @@
         </w:numPr>
       </w:pPr>
       <w:r>
-        <w:t xml:space="preserve">Allow organisers to </w:t>
-      </w:r>
-      <w:r>
-        <w:rPr>
-          <w:b/>
-          <w:bCs/>
-        </w:rPr>
-        <w:t>view their submitted booking requests</w:t>
-      </w:r>
-      <w:r>
-        <w:t xml:space="preserve"> and their current status. </w:t>
+        <w:t xml:space="preserve">Allow organisers to view their submitted booking requests and their current status. </w:t>
       </w:r>
     </w:p>
     <w:p>
@@ -6074,17 +6000,7 @@
       </w:pPr>
       <w:r>
         <w:lastRenderedPageBreak/>
-        <w:t xml:space="preserve">Provide clear notifications when a booking is </w:t>
-      </w:r>
-      <w:r>
-        <w:rPr>
-          <w:b/>
-          <w:bCs/>
-        </w:rPr>
-        <w:t>submitted, approved, rejected, cancelled, or otherwise updated</w:t>
-      </w:r>
-      <w:r>
-        <w:t xml:space="preserve">. </w:t>
+        <w:t xml:space="preserve">Provide clear notifications when a booking is submitted, approved, rejected, cancelled, or otherwise updated. </w:t>
       </w:r>
     </w:p>
     <w:p>
@@ -6111,19 +6027,18 @@
     </w:p>
     <w:p>
       <w:pPr>
-        <w:rPr>
-          <w:b/>
-          <w:bCs/>
-        </w:rPr>
-      </w:pPr>
-      <w:r>
-        <w:rPr>
-          <w:b/>
-          <w:bCs/>
-        </w:rPr>
+        <w:ind w:left="360"/>
+      </w:pPr>
+    </w:p>
+    <w:p>
+      <w:pPr>
+        <w:pStyle w:val="Heading4"/>
+      </w:pPr>
+      <w:r>
         <w:t>1.3.2 Internal University Users</w:t>
       </w:r>
     </w:p>
+    <w:p/>
     <w:p>
       <w:r>
         <w:t>Internal users, including university departments, staff members and student organisations, require a consistent method of finding and requesting venues for university-related activities.</w:t>
@@ -6235,19 +6150,18 @@
     </w:p>
     <w:p>
       <w:pPr>
-        <w:rPr>
-          <w:b/>
-          <w:bCs/>
-        </w:rPr>
-      </w:pPr>
-      <w:r>
-        <w:rPr>
-          <w:b/>
-          <w:bCs/>
-        </w:rPr>
+        <w:ind w:left="360"/>
+      </w:pPr>
+    </w:p>
+    <w:p>
+      <w:pPr>
+        <w:pStyle w:val="Heading4"/>
+      </w:pPr>
+      <w:r>
         <w:t>1.3.3 Conference Centre Administrators</w:t>
       </w:r>
     </w:p>
+    <w:p/>
     <w:p>
       <w:r>
         <w:t>Conference Centre administrators require a centralised system for managing venue information and booking requests.</w:t>
@@ -6266,17 +6180,7 @@
         </w:numPr>
       </w:pPr>
       <w:r>
-        <w:t xml:space="preserve">Provide a </w:t>
-      </w:r>
-      <w:r>
-        <w:rPr>
-          <w:b/>
-          <w:bCs/>
-        </w:rPr>
-        <w:t>centralised view of booking requests</w:t>
-      </w:r>
-      <w:r>
-        <w:t xml:space="preserve">. </w:t>
+        <w:t xml:space="preserve">Provide a centralised view of booking requests. </w:t>
       </w:r>
     </w:p>
     <w:p>
@@ -6298,17 +6202,7 @@
         </w:numPr>
       </w:pPr>
       <w:r>
-        <w:t xml:space="preserve">Allow administrators to </w:t>
-      </w:r>
-      <w:r>
-        <w:rPr>
-          <w:b/>
-          <w:bCs/>
-        </w:rPr>
-        <w:t>approve, reject, cancel, or update</w:t>
-      </w:r>
-      <w:r>
-        <w:t xml:space="preserve"> booking requests. </w:t>
+        <w:t xml:space="preserve">Allow administrators to approve, reject, cancel, or update booking requests. </w:t>
       </w:r>
     </w:p>
     <w:p>
@@ -6330,17 +6224,7 @@
         </w:numPr>
       </w:pPr>
       <w:r>
-        <w:t xml:space="preserve">Help administrators identify </w:t>
-      </w:r>
-      <w:r>
-        <w:rPr>
-          <w:b/>
-          <w:bCs/>
-        </w:rPr>
-        <w:t>potential booking conflicts</w:t>
-      </w:r>
-      <w:r>
-        <w:t xml:space="preserve">. </w:t>
+        <w:t xml:space="preserve">Help administrators identify potential booking conflicts. </w:t>
       </w:r>
     </w:p>
     <w:p>
@@ -6411,19 +6295,19 @@
     </w:p>
     <w:p>
       <w:pPr>
-        <w:rPr>
-          <w:b/>
-          <w:bCs/>
-        </w:rPr>
-      </w:pPr>
-      <w:r>
-        <w:rPr>
-          <w:b/>
-          <w:bCs/>
-        </w:rPr>
+        <w:ind w:left="360"/>
+      </w:pPr>
+    </w:p>
+    <w:p>
+      <w:pPr>
+        <w:pStyle w:val="Heading4"/>
+      </w:pPr>
+      <w:r>
+        <w:lastRenderedPageBreak/>
         <w:t>1.3.4 Common Business Requirements</w:t>
       </w:r>
     </w:p>
+    <w:p/>
     <w:p>
       <w:r>
         <w:t>In addition to the needs of individual user groups, the system should satisfy several requirements that apply across the booking process.</w:t>
@@ -6442,17 +6326,7 @@
         </w:numPr>
       </w:pPr>
       <w:r>
-        <w:t xml:space="preserve">Provide a </w:t>
-      </w:r>
-      <w:r>
-        <w:rPr>
-          <w:b/>
-          <w:bCs/>
-        </w:rPr>
-        <w:t>central source of venue and booking information</w:t>
-      </w:r>
-      <w:r>
-        <w:t xml:space="preserve">. </w:t>
+        <w:t xml:space="preserve">Provide a central source of venue and booking information. </w:t>
       </w:r>
     </w:p>
     <w:p>
@@ -6463,7 +6337,6 @@
         </w:numPr>
       </w:pPr>
       <w:r>
-        <w:lastRenderedPageBreak/>
         <w:t xml:space="preserve">Ensure that users receive consistent information about venues and their availability. </w:t>
       </w:r>
     </w:p>
@@ -6475,17 +6348,7 @@
         </w:numPr>
       </w:pPr>
       <w:r>
-        <w:t xml:space="preserve">Prevent or minimise </w:t>
-      </w:r>
-      <w:r>
-        <w:rPr>
-          <w:b/>
-          <w:bCs/>
-        </w:rPr>
-        <w:t>double-booking of venues</w:t>
-      </w:r>
-      <w:r>
-        <w:t xml:space="preserve">. </w:t>
+        <w:t xml:space="preserve">Prevent or minimise double-booking of venues. </w:t>
       </w:r>
     </w:p>
     <w:p>
@@ -6554,6 +6417,7 @@
         <w:t xml:space="preserve">Be sufficiently simple to allow users to complete common tasks without extensive training. </w:t>
       </w:r>
     </w:p>
+    <w:p/>
     <w:p>
       <w:pPr>
         <w:rPr>
@@ -6576,8 +6440,8 @@
         <w:tblLook w:val="04A0" w:firstRow="1" w:lastRow="0" w:firstColumn="1" w:lastColumn="0" w:noHBand="0" w:noVBand="1"/>
       </w:tblPr>
       <w:tblGrid>
-        <w:gridCol w:w="2866"/>
-        <w:gridCol w:w="6150"/>
+        <w:gridCol w:w="2747"/>
+        <w:gridCol w:w="6269"/>
       </w:tblGrid>
       <w:tr>
         <w:tc>
@@ -6631,10 +6495,6 @@
           </w:tcPr>
           <w:p>
             <w:r>
-              <w:rPr>
-                <w:b/>
-                <w:bCs/>
-              </w:rPr>
               <w:t>Event organisers</w:t>
             </w:r>
           </w:p>
@@ -6642,6 +6502,7 @@
         <w:tc>
           <w:tcPr>
             <w:tcW w:w="0" w:type="auto"/>
+            <w:vMerge w:val="restart"/>
             <w:hideMark/>
           </w:tcPr>
           <w:p>
@@ -6659,10 +6520,6 @@
           </w:tcPr>
           <w:p>
             <w:r>
-              <w:rPr>
-                <w:b/>
-                <w:bCs/>
-              </w:rPr>
               <w:t>Internal university users</w:t>
             </w:r>
           </w:p>
@@ -6670,13 +6527,10 @@
         <w:tc>
           <w:tcPr>
             <w:tcW w:w="0" w:type="auto"/>
+            <w:vMerge/>
             <w:hideMark/>
           </w:tcPr>
-          <w:p>
-            <w:r>
-              <w:t>Access venue information, identify suitable spaces, submit requests and track bookings.</w:t>
-            </w:r>
-          </w:p>
+          <w:p/>
         </w:tc>
       </w:tr>
       <w:tr>
@@ -6687,10 +6541,6 @@
           </w:tcPr>
           <w:p>
             <w:r>
-              <w:rPr>
-                <w:b/>
-                <w:bCs/>
-              </w:rPr>
               <w:t>Conference Centre administrators</w:t>
             </w:r>
           </w:p>
@@ -6715,10 +6565,6 @@
           </w:tcPr>
           <w:p>
             <w:r>
-              <w:rPr>
-                <w:b/>
-                <w:bCs/>
-              </w:rPr>
               <w:t>All users</w:t>
             </w:r>
           </w:p>
@@ -6737,6 +6583,2262 @@
       </w:tr>
     </w:tbl>
     <w:p/>
+    <w:p>
+      <w:pPr>
+        <w:pStyle w:val="Heading1"/>
+        <w:rPr>
+          <w:lang w:val="en-US"/>
+        </w:rPr>
+      </w:pPr>
+      <w:r>
+        <w:rPr>
+          <w:lang w:val="en-US"/>
+        </w:rPr>
+        <w:t>1.4 Hardware and Software Requirements</w:t>
+      </w:r>
+    </w:p>
+    <w:p>
+      <w:pPr>
+        <w:rPr>
+          <w:lang w:val="en-US"/>
+        </w:rPr>
+      </w:pPr>
+    </w:p>
+    <w:p>
+      <w:r>
+        <w:t>The DIBA Bookings system will be developed as a web-based application. The following hardware and software will be required for development, testing, hosting, and use of the system.</w:t>
+      </w:r>
+    </w:p>
+    <w:p>
+      <w:pPr>
+        <w:pStyle w:val="Heading3"/>
+      </w:pPr>
+      <w:r>
+        <w:t>1.4.1 Software Requirements</w:t>
+      </w:r>
+    </w:p>
+    <w:p/>
+    <w:p>
+      <w:pPr>
+        <w:numPr>
+          <w:ilvl w:val="0"/>
+          <w:numId w:val="29"/>
+        </w:numPr>
+      </w:pPr>
+      <w:r>
+        <w:rPr>
+          <w:b/>
+          <w:bCs/>
+        </w:rPr>
+        <w:t>Microsoft Visual Studio</w:t>
+      </w:r>
+      <w:r>
+        <w:t xml:space="preserve"> </w:t>
+      </w:r>
+      <w:r>
+        <w:t xml:space="preserve">will be used as one of the primary development environments for the backend and .NET components of the system. </w:t>
+      </w:r>
+    </w:p>
+    <w:p>
+      <w:pPr>
+        <w:numPr>
+          <w:ilvl w:val="0"/>
+          <w:numId w:val="29"/>
+        </w:numPr>
+      </w:pPr>
+      <w:r>
+        <w:rPr>
+          <w:b/>
+          <w:bCs/>
+        </w:rPr>
+        <w:t>ASP.NET Core</w:t>
+      </w:r>
+      <w:r>
+        <w:t xml:space="preserve"> will be used to develop the server-side application and API functionality. </w:t>
+      </w:r>
+    </w:p>
+    <w:p>
+      <w:pPr>
+        <w:numPr>
+          <w:ilvl w:val="0"/>
+          <w:numId w:val="29"/>
+        </w:numPr>
+      </w:pPr>
+      <w:r>
+        <w:rPr>
+          <w:b/>
+          <w:bCs/>
+        </w:rPr>
+        <w:t>React</w:t>
+      </w:r>
+      <w:r>
+        <w:t xml:space="preserve"> will be used to develop the web-based user interface. </w:t>
+      </w:r>
+    </w:p>
+    <w:p>
+      <w:pPr>
+        <w:numPr>
+          <w:ilvl w:val="0"/>
+          <w:numId w:val="29"/>
+        </w:numPr>
+      </w:pPr>
+      <w:r>
+        <w:rPr>
+          <w:b/>
+          <w:bCs/>
+        </w:rPr>
+        <w:t>Microsoft SQL Server</w:t>
+      </w:r>
+      <w:r>
+        <w:t xml:space="preserve"> will be used as the relational database for storing users, venues, events, bookings, availability and other system information. </w:t>
+      </w:r>
+    </w:p>
+    <w:p>
+      <w:pPr>
+        <w:numPr>
+          <w:ilvl w:val="0"/>
+          <w:numId w:val="29"/>
+        </w:numPr>
+      </w:pPr>
+      <w:r>
+        <w:rPr>
+          <w:b/>
+          <w:bCs/>
+        </w:rPr>
+        <w:t>Entity Framework Core</w:t>
+      </w:r>
+      <w:r>
+        <w:t xml:space="preserve"> may be used to facilitate communication between the ASP.NET application and the database. </w:t>
+      </w:r>
+    </w:p>
+    <w:p>
+      <w:pPr>
+        <w:numPr>
+          <w:ilvl w:val="0"/>
+          <w:numId w:val="29"/>
+        </w:numPr>
+      </w:pPr>
+      <w:r>
+        <w:rPr>
+          <w:b/>
+          <w:bCs/>
+        </w:rPr>
+        <w:lastRenderedPageBreak/>
+        <w:t>Git and GitHub</w:t>
+      </w:r>
+      <w:r>
+        <w:t xml:space="preserve"> will be used for source-code version control, collaboration and backup of the project source code. </w:t>
+      </w:r>
+    </w:p>
+    <w:p>
+      <w:pPr>
+        <w:numPr>
+          <w:ilvl w:val="0"/>
+          <w:numId w:val="29"/>
+        </w:numPr>
+      </w:pPr>
+      <w:r>
+        <w:rPr>
+          <w:b/>
+          <w:bCs/>
+        </w:rPr>
+        <w:t>Google Chrome</w:t>
+      </w:r>
+      <w:r>
+        <w:t xml:space="preserve"> will be the primary browser used during development and testing, although the completed system should be accessible through other modern web browsers. </w:t>
+      </w:r>
+    </w:p>
+    <w:p>
+      <w:pPr>
+        <w:numPr>
+          <w:ilvl w:val="0"/>
+          <w:numId w:val="29"/>
+        </w:numPr>
+      </w:pPr>
+      <w:r>
+        <w:rPr>
+          <w:b/>
+          <w:bCs/>
+        </w:rPr>
+        <w:t>Figma</w:t>
+      </w:r>
+      <w:r>
+        <w:t xml:space="preserve"> may be used for designing and refining the user interface and creating prototypes before implementation. </w:t>
+      </w:r>
+    </w:p>
+    <w:p>
+      <w:pPr>
+        <w:numPr>
+          <w:ilvl w:val="0"/>
+          <w:numId w:val="29"/>
+        </w:numPr>
+        <w:rPr>
+          <w:color w:val="EE0000"/>
+          <w:highlight w:val="yellow"/>
+        </w:rPr>
+      </w:pPr>
+      <w:r>
+        <w:rPr>
+          <w:color w:val="EE0000"/>
+          <w:highlight w:val="yellow"/>
+        </w:rPr>
+        <w:t xml:space="preserve">Development and testing will be performed using a </w:t>
+      </w:r>
+      <w:r>
+        <w:rPr>
+          <w:b/>
+          <w:bCs/>
+          <w:color w:val="EE0000"/>
+          <w:highlight w:val="yellow"/>
+        </w:rPr>
+        <w:t>local development environment</w:t>
+      </w:r>
+      <w:r>
+        <w:rPr>
+          <w:color w:val="EE0000"/>
+          <w:highlight w:val="yellow"/>
+        </w:rPr>
+        <w:t xml:space="preserve"> before the application is deployed to a suitable hosting environment. </w:t>
+      </w:r>
+    </w:p>
+    <w:p>
+      <w:pPr>
+        <w:ind w:left="360"/>
+      </w:pPr>
+    </w:p>
+    <w:p>
+      <w:pPr>
+        <w:rPr>
+          <w:b/>
+          <w:bCs/>
+        </w:rPr>
+      </w:pPr>
+      <w:r>
+        <w:rPr>
+          <w:b/>
+          <w:bCs/>
+        </w:rPr>
+        <w:t>User Software Requirements</w:t>
+      </w:r>
+    </w:p>
+    <w:p>
+      <w:r>
+        <w:t>Users will require:</w:t>
+      </w:r>
+    </w:p>
+    <w:p>
+      <w:pPr>
+        <w:numPr>
+          <w:ilvl w:val="0"/>
+          <w:numId w:val="30"/>
+        </w:numPr>
+      </w:pPr>
+      <w:r>
+        <w:t xml:space="preserve">A modern web browser such as </w:t>
+      </w:r>
+      <w:r>
+        <w:rPr>
+          <w:b/>
+          <w:bCs/>
+        </w:rPr>
+        <w:t>Google Chrome, Microsoft Edge, Mozilla Firefox, or Safari</w:t>
+      </w:r>
+      <w:r>
+        <w:t xml:space="preserve">. </w:t>
+      </w:r>
+    </w:p>
+    <w:p>
+      <w:pPr>
+        <w:numPr>
+          <w:ilvl w:val="0"/>
+          <w:numId w:val="30"/>
+        </w:numPr>
+      </w:pPr>
+      <w:r>
+        <w:t xml:space="preserve">An active internet or network connection to access the web-based system. </w:t>
+      </w:r>
+    </w:p>
+    <w:p>
+      <w:pPr>
+        <w:numPr>
+          <w:ilvl w:val="0"/>
+          <w:numId w:val="30"/>
+        </w:numPr>
+      </w:pPr>
+      <w:r>
+        <w:t>No dedicated application installation will be required on the user's device.</w:t>
+      </w:r>
+    </w:p>
+    <w:p>
+      <w:r>
+        <w:t xml:space="preserve"> </w:t>
+      </w:r>
+    </w:p>
+    <w:p>
+      <w:pPr>
+        <w:pStyle w:val="Heading3"/>
+      </w:pPr>
+      <w:r>
+        <w:t>1.4.2 Hardware Requirements</w:t>
+      </w:r>
+    </w:p>
+    <w:p/>
+    <w:p>
+      <w:pPr>
+        <w:rPr>
+          <w:b/>
+          <w:bCs/>
+        </w:rPr>
+      </w:pPr>
+      <w:r>
+        <w:rPr>
+          <w:b/>
+          <w:bCs/>
+        </w:rPr>
+        <w:t>Development Hardware</w:t>
+      </w:r>
+    </w:p>
+    <w:p>
+      <w:pPr>
+        <w:rPr>
+          <w:b/>
+          <w:bCs/>
+        </w:rPr>
+      </w:pPr>
+    </w:p>
+    <w:p>
+      <w:r>
+        <w:t xml:space="preserve">The development team will require computers capable of running the development tools and local application environment. Each development computer </w:t>
+      </w:r>
+      <w:r>
+        <w:t>should have</w:t>
+      </w:r>
+      <w:r>
+        <w:t xml:space="preserve"> at minimum:</w:t>
+      </w:r>
+    </w:p>
+    <w:p>
+      <w:pPr>
+        <w:numPr>
+          <w:ilvl w:val="0"/>
+          <w:numId w:val="31"/>
+        </w:numPr>
+      </w:pPr>
+      <w:r>
+        <w:t xml:space="preserve">A modern multi-core processor. </w:t>
+      </w:r>
+    </w:p>
+    <w:p>
+      <w:pPr>
+        <w:numPr>
+          <w:ilvl w:val="0"/>
+          <w:numId w:val="31"/>
+        </w:numPr>
+      </w:pPr>
+      <w:r>
+        <w:rPr>
+          <w:b/>
+          <w:bCs/>
+        </w:rPr>
+        <w:t>8 GB RAM or more</w:t>
+      </w:r>
+      <w:r>
+        <w:t xml:space="preserve">, with 16 GB recommended for comfortable development. </w:t>
+      </w:r>
+    </w:p>
+    <w:p>
+      <w:pPr>
+        <w:numPr>
+          <w:ilvl w:val="0"/>
+          <w:numId w:val="31"/>
+        </w:numPr>
+      </w:pPr>
+      <w:r>
+        <w:t xml:space="preserve">Sufficient storage for the development environment, source code and database. </w:t>
+      </w:r>
+    </w:p>
+    <w:p>
+      <w:pPr>
+        <w:numPr>
+          <w:ilvl w:val="0"/>
+          <w:numId w:val="31"/>
+        </w:numPr>
+      </w:pPr>
+      <w:r>
+        <w:t xml:space="preserve">A stable internet connection. </w:t>
+      </w:r>
+    </w:p>
+    <w:p>
+      <w:pPr>
+        <w:numPr>
+          <w:ilvl w:val="0"/>
+          <w:numId w:val="31"/>
+        </w:numPr>
+      </w:pPr>
+      <w:r>
+        <w:t xml:space="preserve">A display capable of comfortably working with the development environment and browser simultaneously. </w:t>
+      </w:r>
+    </w:p>
+    <w:p/>
+    <w:p>
+      <w:pPr>
+        <w:rPr>
+          <w:b/>
+          <w:bCs/>
+        </w:rPr>
+      </w:pPr>
+      <w:r>
+        <w:rPr>
+          <w:b/>
+          <w:bCs/>
+        </w:rPr>
+        <w:t>User Hardware</w:t>
+      </w:r>
+    </w:p>
+    <w:p>
+      <w:r>
+        <w:t>Because DIBA Bookings is web-based, users will not require specialised hardware.</w:t>
+      </w:r>
+    </w:p>
+    <w:p>
+      <w:r>
+        <w:t>The system may be accessed using:</w:t>
+      </w:r>
+    </w:p>
+    <w:p>
+      <w:pPr>
+        <w:numPr>
+          <w:ilvl w:val="0"/>
+          <w:numId w:val="32"/>
+        </w:numPr>
+      </w:pPr>
+      <w:r>
+        <w:t xml:space="preserve">Desktop computers. </w:t>
+      </w:r>
+    </w:p>
+    <w:p>
+      <w:pPr>
+        <w:numPr>
+          <w:ilvl w:val="0"/>
+          <w:numId w:val="32"/>
+        </w:numPr>
+      </w:pPr>
+      <w:r>
+        <w:t xml:space="preserve">Laptop computers. </w:t>
+      </w:r>
+    </w:p>
+    <w:p>
+      <w:pPr>
+        <w:numPr>
+          <w:ilvl w:val="0"/>
+          <w:numId w:val="32"/>
+        </w:numPr>
+      </w:pPr>
+      <w:r>
+        <w:t xml:space="preserve">Tablets. </w:t>
+      </w:r>
+    </w:p>
+    <w:p>
+      <w:pPr>
+        <w:numPr>
+          <w:ilvl w:val="0"/>
+          <w:numId w:val="32"/>
+        </w:numPr>
+      </w:pPr>
+      <w:r>
+        <w:t>Other suitable devices capable of running a modern web browser.</w:t>
+      </w:r>
+    </w:p>
+    <w:p>
+      <w:r>
+        <w:t xml:space="preserve"> </w:t>
+      </w:r>
+    </w:p>
+    <w:p>
+      <w:r>
+        <w:t>Users will require a stable network or internet connection when accessing the system.</w:t>
+      </w:r>
+    </w:p>
+    <w:p/>
+    <w:p>
+      <w:pPr>
+        <w:rPr>
+          <w:b/>
+          <w:bCs/>
+        </w:rPr>
+      </w:pPr>
+      <w:r>
+        <w:rPr>
+          <w:b/>
+          <w:bCs/>
+        </w:rPr>
+        <w:t>Hosting Hardware</w:t>
+      </w:r>
+    </w:p>
+    <w:p>
+      <w:pPr>
+        <w:rPr>
+          <w:b/>
+          <w:bCs/>
+        </w:rPr>
+      </w:pPr>
+    </w:p>
+    <w:p>
+      <w:r>
+        <w:t>The completed application will require a server or suitable cloud-hosting environment capable of running:</w:t>
+      </w:r>
+    </w:p>
+    <w:p>
+      <w:pPr>
+        <w:numPr>
+          <w:ilvl w:val="0"/>
+          <w:numId w:val="33"/>
+        </w:numPr>
+      </w:pPr>
+      <w:r>
+        <w:lastRenderedPageBreak/>
+        <w:t xml:space="preserve">The ASP.NET application/API. </w:t>
+      </w:r>
+    </w:p>
+    <w:p>
+      <w:pPr>
+        <w:numPr>
+          <w:ilvl w:val="0"/>
+          <w:numId w:val="33"/>
+        </w:numPr>
+      </w:pPr>
+      <w:r>
+        <w:t xml:space="preserve">The React web application. </w:t>
+      </w:r>
+    </w:p>
+    <w:p>
+      <w:pPr>
+        <w:numPr>
+          <w:ilvl w:val="0"/>
+          <w:numId w:val="33"/>
+        </w:numPr>
+      </w:pPr>
+      <w:r>
+        <w:t xml:space="preserve">The Microsoft SQL Server database. </w:t>
+      </w:r>
+    </w:p>
+    <w:p/>
+    <w:p>
+      <w:r>
+        <w:t>The exact server specifications will depend on the final deployment environment, expected number of users, database size and available hosting resources. These requirements can therefore be refined during the deployment phase.</w:t>
+      </w:r>
+    </w:p>
+    <w:p/>
+    <w:p>
+      <w:pPr>
+        <w:rPr>
+          <w:b/>
+          <w:bCs/>
+        </w:rPr>
+      </w:pPr>
+      <w:r>
+        <w:rPr>
+          <w:b/>
+          <w:bCs/>
+        </w:rPr>
+        <w:t>Development vs User Requirements</w:t>
+      </w:r>
+    </w:p>
+    <w:tbl>
+      <w:tblPr>
+        <w:tblStyle w:val="TableGrid"/>
+        <w:tblW w:w="0" w:type="auto"/>
+        <w:tblLook w:val="04A0" w:firstRow="1" w:lastRow="0" w:firstColumn="1" w:lastColumn="0" w:noHBand="0" w:noVBand="1"/>
+      </w:tblPr>
+      <w:tblGrid>
+        <w:gridCol w:w="2174"/>
+        <w:gridCol w:w="4169"/>
+        <w:gridCol w:w="2673"/>
+      </w:tblGrid>
+      <w:tr>
+        <w:tc>
+          <w:tcPr>
+            <w:tcW w:w="0" w:type="auto"/>
+            <w:hideMark/>
+          </w:tcPr>
+          <w:p>
+            <w:pPr>
+              <w:rPr>
+                <w:b/>
+                <w:bCs/>
+              </w:rPr>
+            </w:pPr>
+            <w:r>
+              <w:rPr>
+                <w:b/>
+                <w:bCs/>
+              </w:rPr>
+              <w:t>Requirement</w:t>
+            </w:r>
+          </w:p>
+        </w:tc>
+        <w:tc>
+          <w:tcPr>
+            <w:tcW w:w="0" w:type="auto"/>
+            <w:hideMark/>
+          </w:tcPr>
+          <w:p>
+            <w:pPr>
+              <w:rPr>
+                <w:b/>
+                <w:bCs/>
+              </w:rPr>
+            </w:pPr>
+            <w:r>
+              <w:rPr>
+                <w:b/>
+                <w:bCs/>
+              </w:rPr>
+              <w:t>Development Team</w:t>
+            </w:r>
+          </w:p>
+        </w:tc>
+        <w:tc>
+          <w:tcPr>
+            <w:tcW w:w="0" w:type="auto"/>
+            <w:hideMark/>
+          </w:tcPr>
+          <w:p>
+            <w:pPr>
+              <w:rPr>
+                <w:b/>
+                <w:bCs/>
+              </w:rPr>
+            </w:pPr>
+            <w:r>
+              <w:rPr>
+                <w:b/>
+                <w:bCs/>
+              </w:rPr>
+              <w:t>System Users</w:t>
+            </w:r>
+          </w:p>
+        </w:tc>
+      </w:tr>
+      <w:tr>
+        <w:tc>
+          <w:tcPr>
+            <w:tcW w:w="0" w:type="auto"/>
+            <w:hideMark/>
+          </w:tcPr>
+          <w:p>
+            <w:r>
+              <w:t>Computer/device</w:t>
+            </w:r>
+          </w:p>
+        </w:tc>
+        <w:tc>
+          <w:tcPr>
+            <w:tcW w:w="0" w:type="auto"/>
+            <w:hideMark/>
+          </w:tcPr>
+          <w:p>
+            <w:r>
+              <w:t>Development computer</w:t>
+            </w:r>
+          </w:p>
+        </w:tc>
+        <w:tc>
+          <w:tcPr>
+            <w:tcW w:w="0" w:type="auto"/>
+            <w:hideMark/>
+          </w:tcPr>
+          <w:p>
+            <w:r>
+              <w:t>PC, laptop, tablet or suitable device</w:t>
+            </w:r>
+          </w:p>
+        </w:tc>
+      </w:tr>
+      <w:tr>
+        <w:tc>
+          <w:tcPr>
+            <w:tcW w:w="0" w:type="auto"/>
+            <w:hideMark/>
+          </w:tcPr>
+          <w:p>
+            <w:r>
+              <w:t>Operating system</w:t>
+            </w:r>
+          </w:p>
+        </w:tc>
+        <w:tc>
+          <w:tcPr>
+            <w:tcW w:w="0" w:type="auto"/>
+            <w:hideMark/>
+          </w:tcPr>
+          <w:p>
+            <w:r>
+              <w:t>Windows recommended for the selected development tools</w:t>
+            </w:r>
+          </w:p>
+        </w:tc>
+        <w:tc>
+          <w:tcPr>
+            <w:tcW w:w="0" w:type="auto"/>
+            <w:hideMark/>
+          </w:tcPr>
+          <w:p>
+            <w:r>
+              <w:t>Any OS supporting a modern browser</w:t>
+            </w:r>
+          </w:p>
+        </w:tc>
+      </w:tr>
+      <w:tr>
+        <w:tc>
+          <w:tcPr>
+            <w:tcW w:w="0" w:type="auto"/>
+            <w:hideMark/>
+          </w:tcPr>
+          <w:p>
+            <w:r>
+              <w:t>RAM</w:t>
+            </w:r>
+          </w:p>
+        </w:tc>
+        <w:tc>
+          <w:tcPr>
+            <w:tcW w:w="0" w:type="auto"/>
+            <w:hideMark/>
+          </w:tcPr>
+          <w:p>
+            <w:r>
+              <w:t>8 GB minimum; 16 GB recommended</w:t>
+            </w:r>
+          </w:p>
+        </w:tc>
+        <w:tc>
+          <w:tcPr>
+            <w:tcW w:w="0" w:type="auto"/>
+            <w:hideMark/>
+          </w:tcPr>
+          <w:p>
+            <w:r>
+              <w:t>No specialised requirement</w:t>
+            </w:r>
+          </w:p>
+        </w:tc>
+      </w:tr>
+      <w:tr>
+        <w:tc>
+          <w:tcPr>
+            <w:tcW w:w="0" w:type="auto"/>
+            <w:hideMark/>
+          </w:tcPr>
+          <w:p>
+            <w:r>
+              <w:t>Browser</w:t>
+            </w:r>
+          </w:p>
+        </w:tc>
+        <w:tc>
+          <w:tcPr>
+            <w:tcW w:w="0" w:type="auto"/>
+            <w:hideMark/>
+          </w:tcPr>
+          <w:p>
+            <w:r>
+              <w:t>Chrome/Edge for testing</w:t>
+            </w:r>
+          </w:p>
+        </w:tc>
+        <w:tc>
+          <w:tcPr>
+            <w:tcW w:w="0" w:type="auto"/>
+            <w:hideMark/>
+          </w:tcPr>
+          <w:p>
+            <w:r>
+              <w:t>Modern web browser</w:t>
+            </w:r>
+          </w:p>
+        </w:tc>
+      </w:tr>
+      <w:tr>
+        <w:tc>
+          <w:tcPr>
+            <w:tcW w:w="0" w:type="auto"/>
+            <w:hideMark/>
+          </w:tcPr>
+          <w:p>
+            <w:r>
+              <w:t>Internet</w:t>
+            </w:r>
+          </w:p>
+        </w:tc>
+        <w:tc>
+          <w:tcPr>
+            <w:tcW w:w="0" w:type="auto"/>
+            <w:hideMark/>
+          </w:tcPr>
+          <w:p>
+            <w:r>
+              <w:t>Required for development, GitHub and external services</w:t>
+            </w:r>
+          </w:p>
+        </w:tc>
+        <w:tc>
+          <w:tcPr>
+            <w:tcW w:w="0" w:type="auto"/>
+            <w:hideMark/>
+          </w:tcPr>
+          <w:p>
+            <w:r>
+              <w:t>Required to access the system</w:t>
+            </w:r>
+          </w:p>
+        </w:tc>
+      </w:tr>
+      <w:tr>
+        <w:tc>
+          <w:tcPr>
+            <w:tcW w:w="0" w:type="auto"/>
+            <w:hideMark/>
+          </w:tcPr>
+          <w:p>
+            <w:r>
+              <w:t>Software installation</w:t>
+            </w:r>
+          </w:p>
+        </w:tc>
+        <w:tc>
+          <w:tcPr>
+            <w:tcW w:w="0" w:type="auto"/>
+            <w:hideMark/>
+          </w:tcPr>
+          <w:p>
+            <w:r>
+              <w:t>Visual Studio, .NET, React/Node.js, SQL Server and supporting tools</w:t>
+            </w:r>
+          </w:p>
+        </w:tc>
+        <w:tc>
+          <w:tcPr>
+            <w:tcW w:w="0" w:type="auto"/>
+            <w:hideMark/>
+          </w:tcPr>
+          <w:p>
+            <w:r>
+              <w:t>No application installation required</w:t>
+            </w:r>
+          </w:p>
+        </w:tc>
+      </w:tr>
+      <w:tr>
+        <w:tc>
+          <w:tcPr>
+            <w:tcW w:w="0" w:type="auto"/>
+            <w:hideMark/>
+          </w:tcPr>
+          <w:p>
+            <w:r>
+              <w:t>Database</w:t>
+            </w:r>
+          </w:p>
+        </w:tc>
+        <w:tc>
+          <w:tcPr>
+            <w:tcW w:w="0" w:type="auto"/>
+            <w:hideMark/>
+          </w:tcPr>
+          <w:p>
+            <w:r>
+              <w:t>Local SQL Server during development</w:t>
+            </w:r>
+          </w:p>
+        </w:tc>
+        <w:tc>
+          <w:tcPr>
+            <w:tcW w:w="0" w:type="auto"/>
+            <w:hideMark/>
+          </w:tcPr>
+          <w:p>
+            <w:r>
+              <w:t>Accessed through the web application</w:t>
+            </w:r>
+          </w:p>
+        </w:tc>
+      </w:tr>
+      <w:tr>
+        <w:tc>
+          <w:tcPr>
+            <w:tcW w:w="0" w:type="auto"/>
+            <w:hideMark/>
+          </w:tcPr>
+          <w:p>
+            <w:r>
+              <w:t>Version control</w:t>
+            </w:r>
+          </w:p>
+        </w:tc>
+        <w:tc>
+          <w:tcPr>
+            <w:tcW w:w="0" w:type="auto"/>
+            <w:hideMark/>
+          </w:tcPr>
+          <w:p>
+            <w:r>
+              <w:t>Git/GitHub</w:t>
+            </w:r>
+          </w:p>
+        </w:tc>
+        <w:tc>
+          <w:tcPr>
+            <w:tcW w:w="0" w:type="auto"/>
+            <w:hideMark/>
+          </w:tcPr>
+          <w:p>
+            <w:r>
+              <w:t>Not required</w:t>
+            </w:r>
+          </w:p>
+        </w:tc>
+      </w:tr>
+    </w:tbl>
+    <w:p/>
+    <w:p>
+      <w:pPr>
+        <w:pStyle w:val="Heading1"/>
+        <w:rPr>
+          <w:lang w:val="en-US"/>
+        </w:rPr>
+      </w:pPr>
+      <w:r>
+        <w:rPr>
+          <w:lang w:val="en-US"/>
+        </w:rPr>
+        <w:t>1.5 Design constraints</w:t>
+      </w:r>
+    </w:p>
+    <w:p/>
+    <w:p>
+      <w:r>
+        <w:t>The development of DIBA Bookings will be subject to several constraints that may influence the design, implementation, and deployment of the system. The main constraints relate to security, the user interface, system performance, and the project's limited development time and resources.</w:t>
+      </w:r>
+    </w:p>
+    <w:p/>
+    <w:p>
+      <w:pPr>
+        <w:pStyle w:val="Heading4"/>
+      </w:pPr>
+      <w:r>
+        <w:t>1.5.1 Security Constraints</w:t>
+      </w:r>
+    </w:p>
+    <w:p/>
+    <w:p>
+      <w:r>
+        <w:t>DIBA Bookings will store information relating to users, events and venue bookings. Although the system is not expected to manage highly sensitive medical or financial information, unauthorised access could still expose personal information or allow users to modify bookings incorrectly.</w:t>
+      </w:r>
+    </w:p>
+    <w:p/>
+    <w:p>
+      <w:r>
+        <w:t>The following security constraints will therefore apply:</w:t>
+      </w:r>
+    </w:p>
+    <w:p>
+      <w:pPr>
+        <w:numPr>
+          <w:ilvl w:val="0"/>
+          <w:numId w:val="34"/>
+        </w:numPr>
+      </w:pPr>
+      <w:r>
+        <w:t xml:space="preserve">Users must authenticate before accessing functions that require an account. </w:t>
+      </w:r>
+    </w:p>
+    <w:p>
+      <w:pPr>
+        <w:numPr>
+          <w:ilvl w:val="0"/>
+          <w:numId w:val="34"/>
+        </w:numPr>
+      </w:pPr>
+      <w:r>
+        <w:rPr>
+          <w:b/>
+          <w:bCs/>
+        </w:rPr>
+        <w:t>Role-based access control</w:t>
+      </w:r>
+      <w:r>
+        <w:t xml:space="preserve"> must restrict administrative functions to authorised users. </w:t>
+      </w:r>
+    </w:p>
+    <w:p>
+      <w:pPr>
+        <w:numPr>
+          <w:ilvl w:val="0"/>
+          <w:numId w:val="34"/>
+        </w:numPr>
+      </w:pPr>
+      <w:r>
+        <w:t xml:space="preserve">User passwords must not be stored as plain text and should be securely hashed. </w:t>
+      </w:r>
+    </w:p>
+    <w:p>
+      <w:pPr>
+        <w:numPr>
+          <w:ilvl w:val="0"/>
+          <w:numId w:val="34"/>
+        </w:numPr>
+      </w:pPr>
+      <w:r>
+        <w:lastRenderedPageBreak/>
+        <w:t xml:space="preserve">Communication between the browser and server should use </w:t>
+      </w:r>
+      <w:r>
+        <w:rPr>
+          <w:b/>
+          <w:bCs/>
+        </w:rPr>
+        <w:t>HTTPS</w:t>
+      </w:r>
+      <w:r>
+        <w:t xml:space="preserve"> when the system is deployed. </w:t>
+      </w:r>
+    </w:p>
+    <w:p>
+      <w:pPr>
+        <w:numPr>
+          <w:ilvl w:val="0"/>
+          <w:numId w:val="34"/>
+        </w:numPr>
+      </w:pPr>
+      <w:r>
+        <w:t xml:space="preserve">Users should only be able to access or modify information appropriate to their role. </w:t>
+      </w:r>
+    </w:p>
+    <w:p>
+      <w:pPr>
+        <w:numPr>
+          <w:ilvl w:val="0"/>
+          <w:numId w:val="34"/>
+        </w:numPr>
+      </w:pPr>
+      <w:r>
+        <w:t xml:space="preserve">Administrative functions must not be accessible to ordinary organisers. </w:t>
+      </w:r>
+    </w:p>
+    <w:p>
+      <w:pPr>
+        <w:numPr>
+          <w:ilvl w:val="0"/>
+          <w:numId w:val="34"/>
+        </w:numPr>
+      </w:pPr>
+      <w:r>
+        <w:t xml:space="preserve">The system must validate user input to reduce the risk of malicious or invalid data being submitted. </w:t>
+      </w:r>
+    </w:p>
+    <w:p>
+      <w:pPr>
+        <w:numPr>
+          <w:ilvl w:val="0"/>
+          <w:numId w:val="34"/>
+        </w:numPr>
+      </w:pPr>
+      <w:r>
+        <w:t xml:space="preserve">Booking information must be protected against unauthorised modification. </w:t>
+      </w:r>
+    </w:p>
+    <w:p>
+      <w:pPr>
+        <w:numPr>
+          <w:ilvl w:val="0"/>
+          <w:numId w:val="34"/>
+        </w:numPr>
+      </w:pPr>
+      <w:r>
+        <w:t xml:space="preserve">Database access should be restricted to the application and authorised development/administrative users. </w:t>
+      </w:r>
+    </w:p>
+    <w:p>
+      <w:pPr>
+        <w:numPr>
+          <w:ilvl w:val="0"/>
+          <w:numId w:val="34"/>
+        </w:numPr>
+      </w:pPr>
+      <w:r>
+        <w:t xml:space="preserve">Authentication sessions should be managed securely. </w:t>
+      </w:r>
+    </w:p>
+    <w:p>
+      <w:pPr>
+        <w:numPr>
+          <w:ilvl w:val="0"/>
+          <w:numId w:val="34"/>
+        </w:numPr>
+      </w:pPr>
+      <w:r>
+        <w:t xml:space="preserve">Development code and database credentials must not be exposed through the public source-code repository. </w:t>
+      </w:r>
+    </w:p>
+    <w:p>
+      <w:pPr>
+        <w:numPr>
+          <w:ilvl w:val="0"/>
+          <w:numId w:val="34"/>
+        </w:numPr>
+      </w:pPr>
+      <w:r>
+        <w:t xml:space="preserve">The system should maintain appropriate records of important administrative actions where required. </w:t>
+      </w:r>
+    </w:p>
+    <w:p/>
+    <w:p>
+      <w:r>
+        <w:t>Security must be considered throughout development rather than being treated as a feature added at the end of the project.</w:t>
+      </w:r>
+    </w:p>
+    <w:p/>
+    <w:p>
+      <w:pPr>
+        <w:pStyle w:val="Heading4"/>
+      </w:pPr>
+      <w:r>
+        <w:t>1.5.2 Interface Constraints</w:t>
+      </w:r>
+    </w:p>
+    <w:p/>
+    <w:p>
+      <w:r>
+        <w:t>The system will be used by different types of users with potentially different levels of technical experience. The interface must therefore be simple, consistent and easy to understand.</w:t>
+      </w:r>
+    </w:p>
+    <w:p/>
+    <w:p>
+      <w:r>
+        <w:t>The following interface constraints will apply:</w:t>
+      </w:r>
+    </w:p>
+    <w:p>
+      <w:pPr>
+        <w:numPr>
+          <w:ilvl w:val="0"/>
+          <w:numId w:val="35"/>
+        </w:numPr>
+      </w:pPr>
+      <w:r>
+        <w:t xml:space="preserve">The system must provide a clear and intuitive user interface for finding venues and submitting bookings. </w:t>
+      </w:r>
+    </w:p>
+    <w:p>
+      <w:pPr>
+        <w:numPr>
+          <w:ilvl w:val="0"/>
+          <w:numId w:val="35"/>
+        </w:numPr>
+      </w:pPr>
+      <w:r>
+        <w:t xml:space="preserve">Venue information should be presented in a manner that allows users to compare venues easily. </w:t>
+      </w:r>
+    </w:p>
+    <w:p>
+      <w:pPr>
+        <w:numPr>
+          <w:ilvl w:val="0"/>
+          <w:numId w:val="35"/>
+        </w:numPr>
+      </w:pPr>
+      <w:r>
+        <w:t xml:space="preserve">The booking process should avoid unnecessary steps and confusing forms. </w:t>
+      </w:r>
+    </w:p>
+    <w:p>
+      <w:pPr>
+        <w:numPr>
+          <w:ilvl w:val="0"/>
+          <w:numId w:val="35"/>
+        </w:numPr>
+      </w:pPr>
+      <w:r>
+        <w:t xml:space="preserve">Important information such as venue availability and booking status should be clearly visible. </w:t>
+      </w:r>
+    </w:p>
+    <w:p>
+      <w:pPr>
+        <w:numPr>
+          <w:ilvl w:val="0"/>
+          <w:numId w:val="35"/>
+        </w:numPr>
+      </w:pPr>
+      <w:r>
+        <w:t xml:space="preserve">The system should provide clear feedback when an action is successful or unsuccessful. </w:t>
+      </w:r>
+    </w:p>
+    <w:p>
+      <w:pPr>
+        <w:numPr>
+          <w:ilvl w:val="0"/>
+          <w:numId w:val="35"/>
+        </w:numPr>
+      </w:pPr>
+      <w:r>
+        <w:t xml:space="preserve">Forms should clearly identify required information and provide understandable validation messages. </w:t>
+      </w:r>
+    </w:p>
+    <w:p>
+      <w:pPr>
+        <w:numPr>
+          <w:ilvl w:val="0"/>
+          <w:numId w:val="35"/>
+        </w:numPr>
+      </w:pPr>
+      <w:r>
+        <w:t xml:space="preserve">The interface should be responsive, allowing the system to be used on desktop computers, laptops, tablets and suitable mobile devices. </w:t>
+      </w:r>
+    </w:p>
+    <w:p>
+      <w:pPr>
+        <w:numPr>
+          <w:ilvl w:val="0"/>
+          <w:numId w:val="35"/>
+        </w:numPr>
+      </w:pPr>
+      <w:r>
+        <w:t xml:space="preserve">The interface should maintain a consistent navigation structure across the system. </w:t>
+      </w:r>
+    </w:p>
+    <w:p>
+      <w:pPr>
+        <w:numPr>
+          <w:ilvl w:val="0"/>
+          <w:numId w:val="35"/>
+        </w:numPr>
+      </w:pPr>
+      <w:r>
+        <w:t xml:space="preserve">Administrative interfaces may contain more functionality than organiser interfaces but should remain understandable and organised. </w:t>
+      </w:r>
+    </w:p>
+    <w:p>
+      <w:pPr>
+        <w:numPr>
+          <w:ilvl w:val="0"/>
+          <w:numId w:val="35"/>
+        </w:numPr>
+      </w:pPr>
+      <w:r>
+        <w:t xml:space="preserve">Accessibility should be considered when selecting interface elements, text sizes, labels and colour combinations. </w:t>
+      </w:r>
+    </w:p>
+    <w:p>
+      <w:r>
+        <w:lastRenderedPageBreak/>
+        <w:t>The design should also avoid unnecessarily reproducing the complexity found in large enterprise-level venue-management systems, as the initial implementation is focused on the Conference Centre.</w:t>
+      </w:r>
+    </w:p>
+    <w:p/>
+    <w:p>
+      <w:pPr>
+        <w:pStyle w:val="Heading4"/>
+      </w:pPr>
+      <w:r>
+        <w:t>1.5.3 Performance Constraints</w:t>
+      </w:r>
+    </w:p>
+    <w:p/>
+    <w:p>
+      <w:r>
+        <w:t>The system should provide an acceptable response time when users search for venues, view availability and submit booking requests.</w:t>
+      </w:r>
+    </w:p>
+    <w:p/>
+    <w:p>
+      <w:r>
+        <w:t>The following performance constraints will apply:</w:t>
+      </w:r>
+    </w:p>
+    <w:p>
+      <w:pPr>
+        <w:numPr>
+          <w:ilvl w:val="0"/>
+          <w:numId w:val="36"/>
+        </w:numPr>
+      </w:pPr>
+      <w:r>
+        <w:t xml:space="preserve">Venue searches and filtering should return results efficiently. </w:t>
+      </w:r>
+    </w:p>
+    <w:p>
+      <w:pPr>
+        <w:numPr>
+          <w:ilvl w:val="0"/>
+          <w:numId w:val="36"/>
+        </w:numPr>
+      </w:pPr>
+      <w:r>
+        <w:t xml:space="preserve">Availability information should be retrieved without unnecessary delays. </w:t>
+      </w:r>
+    </w:p>
+    <w:p>
+      <w:pPr>
+        <w:numPr>
+          <w:ilvl w:val="0"/>
+          <w:numId w:val="36"/>
+        </w:numPr>
+      </w:pPr>
+      <w:r>
+        <w:t xml:space="preserve">Booking requests should be processed promptly after submission. </w:t>
+      </w:r>
+    </w:p>
+    <w:p>
+      <w:pPr>
+        <w:numPr>
+          <w:ilvl w:val="0"/>
+          <w:numId w:val="36"/>
+        </w:numPr>
+        <w:rPr>
+          <w:highlight w:val="yellow"/>
+        </w:rPr>
+      </w:pPr>
+      <w:r>
+        <w:rPr>
+          <w:highlight w:val="yellow"/>
+        </w:rPr>
+        <w:t xml:space="preserve">Database queries should be designed to avoid unnecessary processing and duplication. </w:t>
+      </w:r>
+    </w:p>
+    <w:p>
+      <w:pPr>
+        <w:numPr>
+          <w:ilvl w:val="0"/>
+          <w:numId w:val="36"/>
+        </w:numPr>
+      </w:pPr>
+      <w:r>
+        <w:t xml:space="preserve">The system should be able to handle multiple users accessing venue and booking information without significant degradation during normal use. </w:t>
+      </w:r>
+    </w:p>
+    <w:p>
+      <w:pPr>
+        <w:numPr>
+          <w:ilvl w:val="0"/>
+          <w:numId w:val="36"/>
+        </w:numPr>
+      </w:pPr>
+      <w:r>
+        <w:t xml:space="preserve">The application should avoid loading unnecessarily large amounts of data when displaying venue information. </w:t>
+      </w:r>
+    </w:p>
+    <w:p>
+      <w:pPr>
+        <w:numPr>
+          <w:ilvl w:val="0"/>
+          <w:numId w:val="36"/>
+        </w:numPr>
+      </w:pPr>
+      <w:r>
+        <w:t xml:space="preserve">Images and other media used by venue profiles should be appropriately optimised to reduce loading times. </w:t>
+      </w:r>
+    </w:p>
+    <w:p>
+      <w:pPr>
+        <w:numPr>
+          <w:ilvl w:val="0"/>
+          <w:numId w:val="36"/>
+        </w:numPr>
+        <w:rPr>
+          <w:highlight w:val="yellow"/>
+        </w:rPr>
+      </w:pPr>
+      <w:r>
+        <w:rPr>
+          <w:highlight w:val="yellow"/>
+        </w:rPr>
+        <w:t xml:space="preserve">The system should prevent duplicate or conflicting booking requests through appropriate validation and database checks. </w:t>
+      </w:r>
+    </w:p>
+    <w:p/>
+    <w:p>
+      <w:r>
+        <w:t>Because the project is being developed by a two-person student team, performance optimisation will focus on the core functions of the system rather than attempting to achieve enterprise-level scalability.</w:t>
+      </w:r>
+    </w:p>
+    <w:p/>
+    <w:p>
+      <w:pPr>
+        <w:pStyle w:val="Heading4"/>
+      </w:pPr>
+      <w:r>
+        <w:t>1.5.4 Development and Project Constraints</w:t>
+      </w:r>
+    </w:p>
+    <w:p/>
+    <w:p>
+      <w:r>
+        <w:t>The project is also subject to practical development constraints.</w:t>
+      </w:r>
+    </w:p>
+    <w:p>
+      <w:pPr>
+        <w:numPr>
+          <w:ilvl w:val="0"/>
+          <w:numId w:val="37"/>
+        </w:numPr>
+      </w:pPr>
+      <w:r>
+        <w:t xml:space="preserve">The project is being developed by </w:t>
+      </w:r>
+      <w:r>
+        <w:t>two students, limiting</w:t>
+      </w:r>
+      <w:r>
+        <w:t xml:space="preserve"> the amount of development and testing that can be completed simultaneously. </w:t>
+      </w:r>
+    </w:p>
+    <w:p>
+      <w:pPr>
+        <w:numPr>
+          <w:ilvl w:val="0"/>
+          <w:numId w:val="37"/>
+        </w:numPr>
+      </w:pPr>
+      <w:r>
+        <w:t xml:space="preserve">The project has a fixed academic timeframe, requiring features to be prioritised. </w:t>
+      </w:r>
+    </w:p>
+    <w:p>
+      <w:pPr>
+        <w:numPr>
+          <w:ilvl w:val="0"/>
+          <w:numId w:val="37"/>
+        </w:numPr>
+      </w:pPr>
+      <w:r>
+        <w:t xml:space="preserve">Access to detailed Conference Centre requirements may be limited because stakeholder responses have not yet been received. </w:t>
+      </w:r>
+    </w:p>
+    <w:p>
+      <w:pPr>
+        <w:numPr>
+          <w:ilvl w:val="0"/>
+          <w:numId w:val="37"/>
+        </w:numPr>
+      </w:pPr>
+      <w:r>
+        <w:t xml:space="preserve">Some requirements will therefore initially be based on preliminary investigation, research and analysis of related systems and will need to be validated when stakeholder feedback becomes available. </w:t>
+      </w:r>
+    </w:p>
+    <w:p>
+      <w:pPr>
+        <w:numPr>
+          <w:ilvl w:val="0"/>
+          <w:numId w:val="37"/>
+        </w:numPr>
+      </w:pPr>
+      <w:r>
+        <w:t xml:space="preserve">The system should prioritise a </w:t>
+      </w:r>
+      <w:r>
+        <w:rPr>
+          <w:b/>
+          <w:bCs/>
+        </w:rPr>
+        <w:t>Minimum Viable Product (MVP)</w:t>
+      </w:r>
+      <w:r>
+        <w:t xml:space="preserve"> containing the core booking and venue</w:t>
+      </w:r>
+      <w:r>
+        <w:t xml:space="preserve"> </w:t>
+      </w:r>
+      <w:r>
+        <w:t xml:space="preserve">management functionality before optional features are implemented. </w:t>
+      </w:r>
+    </w:p>
+    <w:p>
+      <w:pPr>
+        <w:numPr>
+          <w:ilvl w:val="0"/>
+          <w:numId w:val="37"/>
+        </w:numPr>
+      </w:pPr>
+      <w:r>
+        <w:t xml:space="preserve">The selected technologies must be compatible with the team's available development skills, hardware and software environment. </w:t>
+      </w:r>
+    </w:p>
+    <w:p>
+      <w:pPr>
+        <w:numPr>
+          <w:ilvl w:val="0"/>
+          <w:numId w:val="37"/>
+        </w:numPr>
+        <w:rPr>
+          <w:highlight w:val="yellow"/>
+        </w:rPr>
+      </w:pPr>
+      <w:r>
+        <w:rPr>
+          <w:highlight w:val="yellow"/>
+        </w:rPr>
+        <w:t>Integration with existing Nelson Mandela University systems is outside the initial scope unless the required access and technical information become available.</w:t>
+      </w:r>
+    </w:p>
+    <w:p>
+      <w:pPr>
+        <w:pStyle w:val="Heading1"/>
+        <w:rPr>
+          <w:lang w:val="en-US"/>
+        </w:rPr>
+      </w:pPr>
+      <w:r>
+        <w:rPr>
+          <w:lang w:val="en-US"/>
+        </w:rPr>
+        <w:lastRenderedPageBreak/>
+        <w:t>1.6 High-</w:t>
+      </w:r>
+      <w:proofErr w:type="gramStart"/>
+      <w:r>
+        <w:rPr>
+          <w:lang w:val="en-US"/>
+        </w:rPr>
+        <w:t>level</w:t>
+      </w:r>
+      <w:r>
+        <w:rPr>
+          <w:lang w:val="en-US"/>
+        </w:rPr>
+        <w:t xml:space="preserve"> </w:t>
+      </w:r>
+      <w:r>
+        <w:rPr>
+          <w:lang w:val="en-US"/>
+        </w:rPr>
+        <w:t>use</w:t>
+      </w:r>
+      <w:proofErr w:type="gramEnd"/>
+      <w:r>
+        <w:rPr>
+          <w:lang w:val="en-US"/>
+        </w:rPr>
+        <w:t xml:space="preserve"> c</w:t>
+      </w:r>
+      <w:r>
+        <w:rPr>
+          <w:lang w:val="en-US"/>
+        </w:rPr>
+        <w:t>ase diagram</w:t>
+      </w:r>
+    </w:p>
+    <w:p>
+      <w:pPr>
+        <w:rPr>
+          <w:lang w:val="en-US"/>
+        </w:rPr>
+      </w:pPr>
+    </w:p>
+    <w:p>
+      <w:r>
+        <w:t>The proposed DIBA Bookings system will support different categories of users with different responsibilities and interactions. To improve readability, the use cases are divided into three diagrams representing the Event Organiser, Conference Centre Staff, and System Administrator.</w:t>
+      </w:r>
+    </w:p>
+    <w:p/>
+    <w:p>
+      <w:pPr>
+        <w:pStyle w:val="Heading4"/>
+      </w:pPr>
+      <w:r>
+        <w:t>1.6.1 Event Organiser Use Case Diagram</w:t>
+      </w:r>
+    </w:p>
+    <w:p/>
+    <w:p>
+      <w:r>
+        <w:rPr>
+          <w:b/>
+          <w:bCs/>
+        </w:rPr>
+        <w:t>Actor:</w:t>
+      </w:r>
+      <w:r>
+        <w:t xml:space="preserve"> Event Organiser</w:t>
+      </w:r>
+    </w:p>
+    <w:p>
+      <w:r>
+        <w:t>The Event Organiser interacts primarily with the system to discover suitable venues, submit and manage booking requests, and receive information about the progress of bookings.</w:t>
+      </w:r>
+    </w:p>
+    <w:p/>
+    <w:p>
+      <w:r>
+        <w:rPr>
+          <w:b/>
+          <w:bCs/>
+        </w:rPr>
+        <w:t>Main use cases:</w:t>
+      </w:r>
+    </w:p>
+    <w:p>
+      <w:pPr>
+        <w:numPr>
+          <w:ilvl w:val="0"/>
+          <w:numId w:val="38"/>
+        </w:numPr>
+      </w:pPr>
+      <w:r>
+        <w:t xml:space="preserve">Register / Log in </w:t>
+      </w:r>
+    </w:p>
+    <w:p>
+      <w:pPr>
+        <w:numPr>
+          <w:ilvl w:val="0"/>
+          <w:numId w:val="38"/>
+        </w:numPr>
+      </w:pPr>
+      <w:r>
+        <w:t xml:space="preserve">View venues </w:t>
+      </w:r>
+    </w:p>
+    <w:p>
+      <w:pPr>
+        <w:numPr>
+          <w:ilvl w:val="0"/>
+          <w:numId w:val="38"/>
+        </w:numPr>
+      </w:pPr>
+      <w:r>
+        <w:t xml:space="preserve">Search venues </w:t>
+      </w:r>
+    </w:p>
+    <w:p>
+      <w:pPr>
+        <w:numPr>
+          <w:ilvl w:val="0"/>
+          <w:numId w:val="38"/>
+        </w:numPr>
+      </w:pPr>
+      <w:r>
+        <w:t xml:space="preserve">Filter venues </w:t>
+      </w:r>
+    </w:p>
+    <w:p>
+      <w:pPr>
+        <w:numPr>
+          <w:ilvl w:val="0"/>
+          <w:numId w:val="38"/>
+        </w:numPr>
+      </w:pPr>
+      <w:r>
+        <w:t xml:space="preserve">View venue details </w:t>
+      </w:r>
+    </w:p>
+    <w:p>
+      <w:pPr>
+        <w:numPr>
+          <w:ilvl w:val="0"/>
+          <w:numId w:val="38"/>
+        </w:numPr>
+      </w:pPr>
+      <w:r>
+        <w:t xml:space="preserve">Check venue availability </w:t>
+      </w:r>
+    </w:p>
+    <w:p>
+      <w:pPr>
+        <w:numPr>
+          <w:ilvl w:val="0"/>
+          <w:numId w:val="38"/>
+        </w:numPr>
+      </w:pPr>
+      <w:r>
+        <w:t xml:space="preserve">Submit booking request </w:t>
+      </w:r>
+    </w:p>
+    <w:p>
+      <w:pPr>
+        <w:numPr>
+          <w:ilvl w:val="0"/>
+          <w:numId w:val="38"/>
+        </w:numPr>
+      </w:pPr>
+      <w:r>
+        <w:t xml:space="preserve">View booking status </w:t>
+      </w:r>
+    </w:p>
+    <w:p>
+      <w:pPr>
+        <w:numPr>
+          <w:ilvl w:val="0"/>
+          <w:numId w:val="38"/>
+        </w:numPr>
+      </w:pPr>
+      <w:r>
+        <w:t xml:space="preserve">Modify booking request </w:t>
+      </w:r>
+    </w:p>
+    <w:p>
+      <w:pPr>
+        <w:numPr>
+          <w:ilvl w:val="0"/>
+          <w:numId w:val="38"/>
+        </w:numPr>
+      </w:pPr>
+      <w:r>
+        <w:t xml:space="preserve">Cancel booking request </w:t>
+      </w:r>
+    </w:p>
+    <w:p>
+      <w:pPr>
+        <w:numPr>
+          <w:ilvl w:val="0"/>
+          <w:numId w:val="38"/>
+        </w:numPr>
+      </w:pPr>
+      <w:r>
+        <w:t xml:space="preserve">View event details </w:t>
+      </w:r>
+    </w:p>
+    <w:p>
+      <w:pPr>
+        <w:numPr>
+          <w:ilvl w:val="0"/>
+          <w:numId w:val="38"/>
+        </w:numPr>
+      </w:pPr>
+      <w:r>
+        <w:t xml:space="preserve">Receive notifications </w:t>
+      </w:r>
+    </w:p>
+    <w:p>
+      <w:pPr>
+        <w:numPr>
+          <w:ilvl w:val="0"/>
+          <w:numId w:val="38"/>
+        </w:numPr>
+      </w:pPr>
+      <w:r>
+        <w:t xml:space="preserve">View booking history </w:t>
+      </w:r>
+    </w:p>
+    <w:p>
+      <w:pPr>
+        <w:numPr>
+          <w:ilvl w:val="0"/>
+          <w:numId w:val="38"/>
+        </w:numPr>
+      </w:pPr>
+      <w:r>
+        <w:t xml:space="preserve">Update profile </w:t>
+      </w:r>
+    </w:p>
+    <w:p/>
+    <w:p>
+      <w:r>
+        <w:rPr>
+          <w:b/>
+          <w:bCs/>
+        </w:rPr>
+        <w:t>Figure 1.1:</w:t>
+      </w:r>
+      <w:r>
+        <w:t xml:space="preserve"> High-level use case diagram for the Event Organiser.</w:t>
+      </w:r>
+    </w:p>
+    <w:p/>
+    <w:p>
+      <w:pPr>
+        <w:pStyle w:val="Heading4"/>
+      </w:pPr>
+      <w:r>
+        <w:t>1.6.2 Conference Centre Staff Use Case Diagram</w:t>
+      </w:r>
+    </w:p>
+    <w:p>
+      <w:pPr>
+        <w:rPr>
+          <w:b/>
+          <w:bCs/>
+        </w:rPr>
+      </w:pPr>
+    </w:p>
+    <w:p>
+      <w:r>
+        <w:rPr>
+          <w:b/>
+          <w:bCs/>
+        </w:rPr>
+        <w:t>Actor:</w:t>
+      </w:r>
+      <w:r>
+        <w:t xml:space="preserve"> Conference Centre Staff</w:t>
+      </w:r>
+    </w:p>
+    <w:p>
+      <w:r>
+        <w:t>Conference Centre staff are responsible for managing venue information and processing booking requests. They require greater access to booking and venue-management functions than event organisers.</w:t>
+      </w:r>
+    </w:p>
+    <w:p>
+      <w:r>
+        <w:rPr>
+          <w:b/>
+          <w:bCs/>
+        </w:rPr>
+        <w:t>Main use cases:</w:t>
+      </w:r>
+    </w:p>
+    <w:p>
+      <w:pPr>
+        <w:numPr>
+          <w:ilvl w:val="0"/>
+          <w:numId w:val="39"/>
+        </w:numPr>
+      </w:pPr>
+      <w:r>
+        <w:t xml:space="preserve">Log in </w:t>
+      </w:r>
+    </w:p>
+    <w:p>
+      <w:pPr>
+        <w:numPr>
+          <w:ilvl w:val="0"/>
+          <w:numId w:val="39"/>
+        </w:numPr>
+      </w:pPr>
+      <w:r>
+        <w:t xml:space="preserve">View booking requests </w:t>
+      </w:r>
+    </w:p>
+    <w:p>
+      <w:pPr>
+        <w:numPr>
+          <w:ilvl w:val="0"/>
+          <w:numId w:val="39"/>
+        </w:numPr>
+      </w:pPr>
+      <w:r>
+        <w:t xml:space="preserve">Review booking details </w:t>
+      </w:r>
+    </w:p>
+    <w:p>
+      <w:pPr>
+        <w:numPr>
+          <w:ilvl w:val="0"/>
+          <w:numId w:val="39"/>
+        </w:numPr>
+      </w:pPr>
+      <w:r>
+        <w:t xml:space="preserve">Check venue availability </w:t>
+      </w:r>
+    </w:p>
+    <w:p>
+      <w:pPr>
+        <w:numPr>
+          <w:ilvl w:val="0"/>
+          <w:numId w:val="39"/>
+        </w:numPr>
+      </w:pPr>
+      <w:r>
+        <w:t xml:space="preserve">Approve booking request </w:t>
+      </w:r>
+    </w:p>
+    <w:p>
+      <w:pPr>
+        <w:numPr>
+          <w:ilvl w:val="0"/>
+          <w:numId w:val="39"/>
+        </w:numPr>
+      </w:pPr>
+      <w:r>
+        <w:t xml:space="preserve">Reject booking request </w:t>
+      </w:r>
+    </w:p>
+    <w:p>
+      <w:pPr>
+        <w:numPr>
+          <w:ilvl w:val="0"/>
+          <w:numId w:val="39"/>
+        </w:numPr>
+      </w:pPr>
+      <w:r>
+        <w:lastRenderedPageBreak/>
+        <w:t xml:space="preserve">Request additional information </w:t>
+      </w:r>
+    </w:p>
+    <w:p>
+      <w:pPr>
+        <w:numPr>
+          <w:ilvl w:val="0"/>
+          <w:numId w:val="39"/>
+        </w:numPr>
+      </w:pPr>
+      <w:r>
+        <w:t xml:space="preserve">Update booking status </w:t>
+      </w:r>
+    </w:p>
+    <w:p>
+      <w:pPr>
+        <w:numPr>
+          <w:ilvl w:val="0"/>
+          <w:numId w:val="39"/>
+        </w:numPr>
+      </w:pPr>
+      <w:r>
+        <w:t xml:space="preserve">View bookings </w:t>
+      </w:r>
+    </w:p>
+    <w:p>
+      <w:pPr>
+        <w:numPr>
+          <w:ilvl w:val="0"/>
+          <w:numId w:val="39"/>
+        </w:numPr>
+      </w:pPr>
+      <w:r>
+        <w:t xml:space="preserve">Manage event information </w:t>
+      </w:r>
+    </w:p>
+    <w:p>
+      <w:pPr>
+        <w:numPr>
+          <w:ilvl w:val="0"/>
+          <w:numId w:val="39"/>
+        </w:numPr>
+      </w:pPr>
+      <w:r>
+        <w:t xml:space="preserve">View venue information </w:t>
+      </w:r>
+    </w:p>
+    <w:p>
+      <w:pPr>
+        <w:numPr>
+          <w:ilvl w:val="0"/>
+          <w:numId w:val="39"/>
+        </w:numPr>
+      </w:pPr>
+      <w:r>
+        <w:t xml:space="preserve">Update venue availability </w:t>
+      </w:r>
+    </w:p>
+    <w:p>
+      <w:pPr>
+        <w:numPr>
+          <w:ilvl w:val="0"/>
+          <w:numId w:val="39"/>
+        </w:numPr>
+      </w:pPr>
+      <w:r>
+        <w:t xml:space="preserve">Respond to enquiries </w:t>
+      </w:r>
+    </w:p>
+    <w:p>
+      <w:pPr>
+        <w:numPr>
+          <w:ilvl w:val="0"/>
+          <w:numId w:val="39"/>
+        </w:numPr>
+      </w:pPr>
+      <w:r>
+        <w:t xml:space="preserve">Send booking notifications </w:t>
+      </w:r>
+    </w:p>
+    <w:p>
+      <w:pPr>
+        <w:numPr>
+          <w:ilvl w:val="0"/>
+          <w:numId w:val="39"/>
+        </w:numPr>
+      </w:pPr>
+      <w:r>
+        <w:t xml:space="preserve">View booking history </w:t>
+      </w:r>
+    </w:p>
+    <w:p>
+      <w:pPr>
+        <w:numPr>
+          <w:ilvl w:val="0"/>
+          <w:numId w:val="39"/>
+        </w:numPr>
+      </w:pPr>
+      <w:r>
+        <w:t xml:space="preserve">Generate booking reports </w:t>
+      </w:r>
+    </w:p>
+    <w:p>
+      <w:pPr>
+        <w:numPr>
+          <w:ilvl w:val="0"/>
+          <w:numId w:val="39"/>
+        </w:numPr>
+      </w:pPr>
+      <w:r>
+        <w:t xml:space="preserve">Manage venues </w:t>
+      </w:r>
+    </w:p>
+    <w:p>
+      <w:pPr>
+        <w:numPr>
+          <w:ilvl w:val="0"/>
+          <w:numId w:val="39"/>
+        </w:numPr>
+      </w:pPr>
+      <w:r>
+        <w:t xml:space="preserve">Add venue </w:t>
+      </w:r>
+    </w:p>
+    <w:p>
+      <w:pPr>
+        <w:numPr>
+          <w:ilvl w:val="0"/>
+          <w:numId w:val="39"/>
+        </w:numPr>
+      </w:pPr>
+      <w:r>
+        <w:t xml:space="preserve">Edit venue </w:t>
+      </w:r>
+    </w:p>
+    <w:p>
+      <w:pPr>
+        <w:numPr>
+          <w:ilvl w:val="0"/>
+          <w:numId w:val="39"/>
+        </w:numPr>
+      </w:pPr>
+      <w:r>
+        <w:t xml:space="preserve">Remove/deactivate venue </w:t>
+      </w:r>
+    </w:p>
+    <w:p>
+      <w:pPr>
+        <w:numPr>
+          <w:ilvl w:val="0"/>
+          <w:numId w:val="39"/>
+        </w:numPr>
+      </w:pPr>
+      <w:r>
+        <w:t xml:space="preserve">Manage facilities/equipment information </w:t>
+      </w:r>
+    </w:p>
+    <w:p>
+      <w:pPr>
+        <w:numPr>
+          <w:ilvl w:val="0"/>
+          <w:numId w:val="39"/>
+        </w:numPr>
+      </w:pPr>
+      <w:r>
+        <w:t xml:space="preserve">Generate reports </w:t>
+      </w:r>
+    </w:p>
+    <w:p>
+      <w:pPr>
+        <w:numPr>
+          <w:ilvl w:val="0"/>
+          <w:numId w:val="39"/>
+        </w:numPr>
+      </w:pPr>
+      <w:r>
+        <w:t xml:space="preserve">Manage notifications </w:t>
+      </w:r>
+    </w:p>
+    <w:p>
+      <w:pPr>
+        <w:ind w:left="720"/>
+      </w:pPr>
+    </w:p>
+    <w:p>
+      <w:r>
+        <w:rPr>
+          <w:b/>
+          <w:bCs/>
+        </w:rPr>
+        <w:t>Figure 1.2:</w:t>
+      </w:r>
+      <w:r>
+        <w:t xml:space="preserve"> High-level use case diagram for Conference Centre Staff.</w:t>
+      </w:r>
+    </w:p>
+    <w:p/>
+    <w:p>
+      <w:pPr>
+        <w:pStyle w:val="Heading4"/>
+      </w:pPr>
+      <w:r>
+        <w:t>1.6.3 System Administrator Use Case Diagram</w:t>
+      </w:r>
+    </w:p>
+    <w:p>
+      <w:pPr>
+        <w:rPr>
+          <w:b/>
+          <w:bCs/>
+        </w:rPr>
+      </w:pPr>
+    </w:p>
+    <w:p>
+      <w:r>
+        <w:rPr>
+          <w:b/>
+          <w:bCs/>
+        </w:rPr>
+        <w:t>Actor:</w:t>
+      </w:r>
+      <w:r>
+        <w:t xml:space="preserve"> System Administrator</w:t>
+      </w:r>
+    </w:p>
+    <w:p>
+      <w:r>
+        <w:t>The System Administrator is responsible for managing the system itself, including users, roles, system information and administrative configuration.</w:t>
+      </w:r>
+    </w:p>
+    <w:p/>
+    <w:p>
+      <w:r>
+        <w:rPr>
+          <w:b/>
+          <w:bCs/>
+        </w:rPr>
+        <w:t>Main use cases:</w:t>
+      </w:r>
+    </w:p>
+    <w:p>
+      <w:pPr>
+        <w:numPr>
+          <w:ilvl w:val="0"/>
+          <w:numId w:val="40"/>
+        </w:numPr>
+      </w:pPr>
+      <w:r>
+        <w:t xml:space="preserve">Log in </w:t>
+      </w:r>
+    </w:p>
+    <w:p>
+      <w:pPr>
+        <w:numPr>
+          <w:ilvl w:val="0"/>
+          <w:numId w:val="40"/>
+        </w:numPr>
+      </w:pPr>
+      <w:r>
+        <w:t xml:space="preserve">Manage users </w:t>
+      </w:r>
+    </w:p>
+    <w:p>
+      <w:pPr>
+        <w:numPr>
+          <w:ilvl w:val="0"/>
+          <w:numId w:val="40"/>
+        </w:numPr>
+      </w:pPr>
+      <w:r>
+        <w:t xml:space="preserve">Create user accounts </w:t>
+      </w:r>
+    </w:p>
+    <w:p>
+      <w:pPr>
+        <w:numPr>
+          <w:ilvl w:val="0"/>
+          <w:numId w:val="40"/>
+        </w:numPr>
+      </w:pPr>
+      <w:r>
+        <w:t xml:space="preserve">Edit user accounts </w:t>
+      </w:r>
+    </w:p>
+    <w:p>
+      <w:pPr>
+        <w:numPr>
+          <w:ilvl w:val="0"/>
+          <w:numId w:val="40"/>
+        </w:numPr>
+      </w:pPr>
+      <w:r>
+        <w:t xml:space="preserve">Disable user accounts </w:t>
+      </w:r>
+    </w:p>
+    <w:p>
+      <w:pPr>
+        <w:numPr>
+          <w:ilvl w:val="0"/>
+          <w:numId w:val="40"/>
+        </w:numPr>
+      </w:pPr>
+      <w:r>
+        <w:t xml:space="preserve">Assign roles </w:t>
+      </w:r>
+    </w:p>
+    <w:p>
+      <w:pPr>
+        <w:numPr>
+          <w:ilvl w:val="0"/>
+          <w:numId w:val="40"/>
+        </w:numPr>
+      </w:pPr>
+      <w:r>
+        <w:t xml:space="preserve">Maintain system data </w:t>
+      </w:r>
+    </w:p>
+    <w:p>
+      <w:pPr>
+        <w:numPr>
+          <w:ilvl w:val="0"/>
+          <w:numId w:val="40"/>
+        </w:numPr>
+      </w:pPr>
+      <w:r>
+        <w:t xml:space="preserve">Manage system settings </w:t>
+      </w:r>
+    </w:p>
+    <w:p>
+      <w:pPr>
+        <w:numPr>
+          <w:ilvl w:val="0"/>
+          <w:numId w:val="40"/>
+        </w:numPr>
+      </w:pPr>
+      <w:r>
+        <w:t xml:space="preserve">View system activity </w:t>
+      </w:r>
+    </w:p>
+    <w:p/>
+    <w:p>
+      <w:r>
+        <w:rPr>
+          <w:b/>
+          <w:bCs/>
+        </w:rPr>
+        <w:t>Figure 1.3:</w:t>
+      </w:r>
+      <w:r>
+        <w:t xml:space="preserve"> High-level use case diagram for the System Administrator.</w:t>
+      </w:r>
+    </w:p>
+    <w:p>
+      <w:pPr>
+        <w:pStyle w:val="Heading1"/>
+      </w:pPr>
+      <w:r>
+        <w:t>1.7 UML Class Model / Diagram</w:t>
+      </w:r>
+    </w:p>
+    <w:p>
+      <w:pPr>
+        <w:rPr>
+          <w:highlight w:val="yellow"/>
+        </w:rPr>
+      </w:pPr>
+    </w:p>
+    <w:p/>
+    <w:p>
+      <w:pPr>
+        <w:tabs>
+          <w:tab w:val="left" w:pos="1260"/>
+        </w:tabs>
+      </w:pPr>
+    </w:p>
     <w:sectPr>
       <w:pgSz w:w="11906" w:h="16838"/>
       <w:pgMar w:top="1440" w:right="1440" w:bottom="1440" w:left="1440" w:header="708" w:footer="708" w:gutter="0"/>
@@ -6863,6 +8965,155 @@
     </w:lvl>
   </w:abstractNum>
   <w:abstractNum w:abstractNumId="1" w15:restartNumberingAfterBreak="0">
+    <w:nsid w:val="02B868E3"/>
+    <w:multiLevelType w:val="multilevel"/>
+    <w:tmpl w:val="3E6AE7D2"/>
+    <w:lvl w:ilvl="0">
+      <w:start w:val="1"/>
+      <w:numFmt w:val="bullet"/>
+      <w:lvlText w:val=""/>
+      <w:lvlJc w:val="left"/>
+      <w:pPr>
+        <w:tabs>
+          <w:tab w:val="num" w:pos="720"/>
+        </w:tabs>
+        <w:ind w:left="720" w:hanging="360"/>
+      </w:pPr>
+      <w:rPr>
+        <w:rFonts w:ascii="Symbol" w:hAnsi="Symbol" w:hint="default"/>
+        <w:sz w:val="20"/>
+      </w:rPr>
+    </w:lvl>
+    <w:lvl w:ilvl="1" w:tentative="1">
+      <w:start w:val="1"/>
+      <w:numFmt w:val="bullet"/>
+      <w:lvlText w:val="o"/>
+      <w:lvlJc w:val="left"/>
+      <w:pPr>
+        <w:tabs>
+          <w:tab w:val="num" w:pos="1440"/>
+        </w:tabs>
+        <w:ind w:left="1440" w:hanging="360"/>
+      </w:pPr>
+      <w:rPr>
+        <w:rFonts w:ascii="Courier New" w:hAnsi="Courier New" w:hint="default"/>
+        <w:sz w:val="20"/>
+      </w:rPr>
+    </w:lvl>
+    <w:lvl w:ilvl="2" w:tentative="1">
+      <w:start w:val="1"/>
+      <w:numFmt w:val="bullet"/>
+      <w:lvlText w:val=""/>
+      <w:lvlJc w:val="left"/>
+      <w:pPr>
+        <w:tabs>
+          <w:tab w:val="num" w:pos="2160"/>
+        </w:tabs>
+        <w:ind w:left="2160" w:hanging="360"/>
+      </w:pPr>
+      <w:rPr>
+        <w:rFonts w:ascii="Wingdings" w:hAnsi="Wingdings" w:hint="default"/>
+        <w:sz w:val="20"/>
+      </w:rPr>
+    </w:lvl>
+    <w:lvl w:ilvl="3" w:tentative="1">
+      <w:start w:val="1"/>
+      <w:numFmt w:val="bullet"/>
+      <w:lvlText w:val=""/>
+      <w:lvlJc w:val="left"/>
+      <w:pPr>
+        <w:tabs>
+          <w:tab w:val="num" w:pos="2880"/>
+        </w:tabs>
+        <w:ind w:left="2880" w:hanging="360"/>
+      </w:pPr>
+      <w:rPr>
+        <w:rFonts w:ascii="Wingdings" w:hAnsi="Wingdings" w:hint="default"/>
+        <w:sz w:val="20"/>
+      </w:rPr>
+    </w:lvl>
+    <w:lvl w:ilvl="4" w:tentative="1">
+      <w:start w:val="1"/>
+      <w:numFmt w:val="bullet"/>
+      <w:lvlText w:val=""/>
+      <w:lvlJc w:val="left"/>
+      <w:pPr>
+        <w:tabs>
+          <w:tab w:val="num" w:pos="3600"/>
+        </w:tabs>
+        <w:ind w:left="3600" w:hanging="360"/>
+      </w:pPr>
+      <w:rPr>
+        <w:rFonts w:ascii="Wingdings" w:hAnsi="Wingdings" w:hint="default"/>
+        <w:sz w:val="20"/>
+      </w:rPr>
+    </w:lvl>
+    <w:lvl w:ilvl="5" w:tentative="1">
+      <w:start w:val="1"/>
+      <w:numFmt w:val="bullet"/>
+      <w:lvlText w:val=""/>
+      <w:lvlJc w:val="left"/>
+      <w:pPr>
+        <w:tabs>
+          <w:tab w:val="num" w:pos="4320"/>
+        </w:tabs>
+        <w:ind w:left="4320" w:hanging="360"/>
+      </w:pPr>
+      <w:rPr>
+        <w:rFonts w:ascii="Wingdings" w:hAnsi="Wingdings" w:hint="default"/>
+        <w:sz w:val="20"/>
+      </w:rPr>
+    </w:lvl>
+    <w:lvl w:ilvl="6" w:tentative="1">
+      <w:start w:val="1"/>
+      <w:numFmt w:val="bullet"/>
+      <w:lvlText w:val=""/>
+      <w:lvlJc w:val="left"/>
+      <w:pPr>
+        <w:tabs>
+          <w:tab w:val="num" w:pos="5040"/>
+        </w:tabs>
+        <w:ind w:left="5040" w:hanging="360"/>
+      </w:pPr>
+      <w:rPr>
+        <w:rFonts w:ascii="Wingdings" w:hAnsi="Wingdings" w:hint="default"/>
+        <w:sz w:val="20"/>
+      </w:rPr>
+    </w:lvl>
+    <w:lvl w:ilvl="7" w:tentative="1">
+      <w:start w:val="1"/>
+      <w:numFmt w:val="bullet"/>
+      <w:lvlText w:val=""/>
+      <w:lvlJc w:val="left"/>
+      <w:pPr>
+        <w:tabs>
+          <w:tab w:val="num" w:pos="5760"/>
+        </w:tabs>
+        <w:ind w:left="5760" w:hanging="360"/>
+      </w:pPr>
+      <w:rPr>
+        <w:rFonts w:ascii="Wingdings" w:hAnsi="Wingdings" w:hint="default"/>
+        <w:sz w:val="20"/>
+      </w:rPr>
+    </w:lvl>
+    <w:lvl w:ilvl="8" w:tentative="1">
+      <w:start w:val="1"/>
+      <w:numFmt w:val="bullet"/>
+      <w:lvlText w:val=""/>
+      <w:lvlJc w:val="left"/>
+      <w:pPr>
+        <w:tabs>
+          <w:tab w:val="num" w:pos="6480"/>
+        </w:tabs>
+        <w:ind w:left="6480" w:hanging="360"/>
+      </w:pPr>
+      <w:rPr>
+        <w:rFonts w:ascii="Wingdings" w:hAnsi="Wingdings" w:hint="default"/>
+        <w:sz w:val="20"/>
+      </w:rPr>
+    </w:lvl>
+  </w:abstractNum>
+  <w:abstractNum w:abstractNumId="2" w15:restartNumberingAfterBreak="0">
     <w:nsid w:val="02BD4D03"/>
     <w:multiLevelType w:val="hybridMultilevel"/>
     <w:tmpl w:val="C43007D2"/>
@@ -6975,7 +9226,156 @@
       </w:rPr>
     </w:lvl>
   </w:abstractNum>
-  <w:abstractNum w:abstractNumId="2" w15:restartNumberingAfterBreak="0">
+  <w:abstractNum w:abstractNumId="3" w15:restartNumberingAfterBreak="0">
+    <w:nsid w:val="0611694C"/>
+    <w:multiLevelType w:val="multilevel"/>
+    <w:tmpl w:val="B75A7EA0"/>
+    <w:lvl w:ilvl="0">
+      <w:start w:val="1"/>
+      <w:numFmt w:val="bullet"/>
+      <w:lvlText w:val=""/>
+      <w:lvlJc w:val="left"/>
+      <w:pPr>
+        <w:tabs>
+          <w:tab w:val="num" w:pos="720"/>
+        </w:tabs>
+        <w:ind w:left="720" w:hanging="360"/>
+      </w:pPr>
+      <w:rPr>
+        <w:rFonts w:ascii="Symbol" w:hAnsi="Symbol" w:hint="default"/>
+        <w:sz w:val="20"/>
+      </w:rPr>
+    </w:lvl>
+    <w:lvl w:ilvl="1" w:tentative="1">
+      <w:start w:val="1"/>
+      <w:numFmt w:val="bullet"/>
+      <w:lvlText w:val="o"/>
+      <w:lvlJc w:val="left"/>
+      <w:pPr>
+        <w:tabs>
+          <w:tab w:val="num" w:pos="1440"/>
+        </w:tabs>
+        <w:ind w:left="1440" w:hanging="360"/>
+      </w:pPr>
+      <w:rPr>
+        <w:rFonts w:ascii="Courier New" w:hAnsi="Courier New" w:hint="default"/>
+        <w:sz w:val="20"/>
+      </w:rPr>
+    </w:lvl>
+    <w:lvl w:ilvl="2" w:tentative="1">
+      <w:start w:val="1"/>
+      <w:numFmt w:val="bullet"/>
+      <w:lvlText w:val=""/>
+      <w:lvlJc w:val="left"/>
+      <w:pPr>
+        <w:tabs>
+          <w:tab w:val="num" w:pos="2160"/>
+        </w:tabs>
+        <w:ind w:left="2160" w:hanging="360"/>
+      </w:pPr>
+      <w:rPr>
+        <w:rFonts w:ascii="Wingdings" w:hAnsi="Wingdings" w:hint="default"/>
+        <w:sz w:val="20"/>
+      </w:rPr>
+    </w:lvl>
+    <w:lvl w:ilvl="3" w:tentative="1">
+      <w:start w:val="1"/>
+      <w:numFmt w:val="bullet"/>
+      <w:lvlText w:val=""/>
+      <w:lvlJc w:val="left"/>
+      <w:pPr>
+        <w:tabs>
+          <w:tab w:val="num" w:pos="2880"/>
+        </w:tabs>
+        <w:ind w:left="2880" w:hanging="360"/>
+      </w:pPr>
+      <w:rPr>
+        <w:rFonts w:ascii="Wingdings" w:hAnsi="Wingdings" w:hint="default"/>
+        <w:sz w:val="20"/>
+      </w:rPr>
+    </w:lvl>
+    <w:lvl w:ilvl="4" w:tentative="1">
+      <w:start w:val="1"/>
+      <w:numFmt w:val="bullet"/>
+      <w:lvlText w:val=""/>
+      <w:lvlJc w:val="left"/>
+      <w:pPr>
+        <w:tabs>
+          <w:tab w:val="num" w:pos="3600"/>
+        </w:tabs>
+        <w:ind w:left="3600" w:hanging="360"/>
+      </w:pPr>
+      <w:rPr>
+        <w:rFonts w:ascii="Wingdings" w:hAnsi="Wingdings" w:hint="default"/>
+        <w:sz w:val="20"/>
+      </w:rPr>
+    </w:lvl>
+    <w:lvl w:ilvl="5" w:tentative="1">
+      <w:start w:val="1"/>
+      <w:numFmt w:val="bullet"/>
+      <w:lvlText w:val=""/>
+      <w:lvlJc w:val="left"/>
+      <w:pPr>
+        <w:tabs>
+          <w:tab w:val="num" w:pos="4320"/>
+        </w:tabs>
+        <w:ind w:left="4320" w:hanging="360"/>
+      </w:pPr>
+      <w:rPr>
+        <w:rFonts w:ascii="Wingdings" w:hAnsi="Wingdings" w:hint="default"/>
+        <w:sz w:val="20"/>
+      </w:rPr>
+    </w:lvl>
+    <w:lvl w:ilvl="6" w:tentative="1">
+      <w:start w:val="1"/>
+      <w:numFmt w:val="bullet"/>
+      <w:lvlText w:val=""/>
+      <w:lvlJc w:val="left"/>
+      <w:pPr>
+        <w:tabs>
+          <w:tab w:val="num" w:pos="5040"/>
+        </w:tabs>
+        <w:ind w:left="5040" w:hanging="360"/>
+      </w:pPr>
+      <w:rPr>
+        <w:rFonts w:ascii="Wingdings" w:hAnsi="Wingdings" w:hint="default"/>
+        <w:sz w:val="20"/>
+      </w:rPr>
+    </w:lvl>
+    <w:lvl w:ilvl="7" w:tentative="1">
+      <w:start w:val="1"/>
+      <w:numFmt w:val="bullet"/>
+      <w:lvlText w:val=""/>
+      <w:lvlJc w:val="left"/>
+      <w:pPr>
+        <w:tabs>
+          <w:tab w:val="num" w:pos="5760"/>
+        </w:tabs>
+        <w:ind w:left="5760" w:hanging="360"/>
+      </w:pPr>
+      <w:rPr>
+        <w:rFonts w:ascii="Wingdings" w:hAnsi="Wingdings" w:hint="default"/>
+        <w:sz w:val="20"/>
+      </w:rPr>
+    </w:lvl>
+    <w:lvl w:ilvl="8" w:tentative="1">
+      <w:start w:val="1"/>
+      <w:numFmt w:val="bullet"/>
+      <w:lvlText w:val=""/>
+      <w:lvlJc w:val="left"/>
+      <w:pPr>
+        <w:tabs>
+          <w:tab w:val="num" w:pos="6480"/>
+        </w:tabs>
+        <w:ind w:left="6480" w:hanging="360"/>
+      </w:pPr>
+      <w:rPr>
+        <w:rFonts w:ascii="Wingdings" w:hAnsi="Wingdings" w:hint="default"/>
+        <w:sz w:val="20"/>
+      </w:rPr>
+    </w:lvl>
+  </w:abstractNum>
+  <w:abstractNum w:abstractNumId="4" w15:restartNumberingAfterBreak="0">
     <w:nsid w:val="082777BE"/>
     <w:multiLevelType w:val="hybridMultilevel"/>
     <w:tmpl w:val="32566E6A"/>
@@ -7088,7 +9488,7 @@
       </w:rPr>
     </w:lvl>
   </w:abstractNum>
-  <w:abstractNum w:abstractNumId="3" w15:restartNumberingAfterBreak="0">
+  <w:abstractNum w:abstractNumId="5" w15:restartNumberingAfterBreak="0">
     <w:nsid w:val="09594D6D"/>
     <w:multiLevelType w:val="hybridMultilevel"/>
     <w:tmpl w:val="3C98246C"/>
@@ -7201,7 +9601,7 @@
       </w:rPr>
     </w:lvl>
   </w:abstractNum>
-  <w:abstractNum w:abstractNumId="4" w15:restartNumberingAfterBreak="0">
+  <w:abstractNum w:abstractNumId="6" w15:restartNumberingAfterBreak="0">
     <w:nsid w:val="0A0E6259"/>
     <w:multiLevelType w:val="hybridMultilevel"/>
     <w:tmpl w:val="807C99A4"/>
@@ -7314,7 +9714,156 @@
       </w:rPr>
     </w:lvl>
   </w:abstractNum>
-  <w:abstractNum w:abstractNumId="5" w15:restartNumberingAfterBreak="0">
+  <w:abstractNum w:abstractNumId="7" w15:restartNumberingAfterBreak="0">
+    <w:nsid w:val="114C4801"/>
+    <w:multiLevelType w:val="multilevel"/>
+    <w:tmpl w:val="2C5AC40A"/>
+    <w:lvl w:ilvl="0">
+      <w:start w:val="1"/>
+      <w:numFmt w:val="bullet"/>
+      <w:lvlText w:val=""/>
+      <w:lvlJc w:val="left"/>
+      <w:pPr>
+        <w:tabs>
+          <w:tab w:val="num" w:pos="720"/>
+        </w:tabs>
+        <w:ind w:left="720" w:hanging="360"/>
+      </w:pPr>
+      <w:rPr>
+        <w:rFonts w:ascii="Symbol" w:hAnsi="Symbol" w:hint="default"/>
+        <w:sz w:val="20"/>
+      </w:rPr>
+    </w:lvl>
+    <w:lvl w:ilvl="1" w:tentative="1">
+      <w:start w:val="1"/>
+      <w:numFmt w:val="bullet"/>
+      <w:lvlText w:val="o"/>
+      <w:lvlJc w:val="left"/>
+      <w:pPr>
+        <w:tabs>
+          <w:tab w:val="num" w:pos="1440"/>
+        </w:tabs>
+        <w:ind w:left="1440" w:hanging="360"/>
+      </w:pPr>
+      <w:rPr>
+        <w:rFonts w:ascii="Courier New" w:hAnsi="Courier New" w:hint="default"/>
+        <w:sz w:val="20"/>
+      </w:rPr>
+    </w:lvl>
+    <w:lvl w:ilvl="2" w:tentative="1">
+      <w:start w:val="1"/>
+      <w:numFmt w:val="bullet"/>
+      <w:lvlText w:val=""/>
+      <w:lvlJc w:val="left"/>
+      <w:pPr>
+        <w:tabs>
+          <w:tab w:val="num" w:pos="2160"/>
+        </w:tabs>
+        <w:ind w:left="2160" w:hanging="360"/>
+      </w:pPr>
+      <w:rPr>
+        <w:rFonts w:ascii="Wingdings" w:hAnsi="Wingdings" w:hint="default"/>
+        <w:sz w:val="20"/>
+      </w:rPr>
+    </w:lvl>
+    <w:lvl w:ilvl="3" w:tentative="1">
+      <w:start w:val="1"/>
+      <w:numFmt w:val="bullet"/>
+      <w:lvlText w:val=""/>
+      <w:lvlJc w:val="left"/>
+      <w:pPr>
+        <w:tabs>
+          <w:tab w:val="num" w:pos="2880"/>
+        </w:tabs>
+        <w:ind w:left="2880" w:hanging="360"/>
+      </w:pPr>
+      <w:rPr>
+        <w:rFonts w:ascii="Wingdings" w:hAnsi="Wingdings" w:hint="default"/>
+        <w:sz w:val="20"/>
+      </w:rPr>
+    </w:lvl>
+    <w:lvl w:ilvl="4" w:tentative="1">
+      <w:start w:val="1"/>
+      <w:numFmt w:val="bullet"/>
+      <w:lvlText w:val=""/>
+      <w:lvlJc w:val="left"/>
+      <w:pPr>
+        <w:tabs>
+          <w:tab w:val="num" w:pos="3600"/>
+        </w:tabs>
+        <w:ind w:left="3600" w:hanging="360"/>
+      </w:pPr>
+      <w:rPr>
+        <w:rFonts w:ascii="Wingdings" w:hAnsi="Wingdings" w:hint="default"/>
+        <w:sz w:val="20"/>
+      </w:rPr>
+    </w:lvl>
+    <w:lvl w:ilvl="5" w:tentative="1">
+      <w:start w:val="1"/>
+      <w:numFmt w:val="bullet"/>
+      <w:lvlText w:val=""/>
+      <w:lvlJc w:val="left"/>
+      <w:pPr>
+        <w:tabs>
+          <w:tab w:val="num" w:pos="4320"/>
+        </w:tabs>
+        <w:ind w:left="4320" w:hanging="360"/>
+      </w:pPr>
+      <w:rPr>
+        <w:rFonts w:ascii="Wingdings" w:hAnsi="Wingdings" w:hint="default"/>
+        <w:sz w:val="20"/>
+      </w:rPr>
+    </w:lvl>
+    <w:lvl w:ilvl="6" w:tentative="1">
+      <w:start w:val="1"/>
+      <w:numFmt w:val="bullet"/>
+      <w:lvlText w:val=""/>
+      <w:lvlJc w:val="left"/>
+      <w:pPr>
+        <w:tabs>
+          <w:tab w:val="num" w:pos="5040"/>
+        </w:tabs>
+        <w:ind w:left="5040" w:hanging="360"/>
+      </w:pPr>
+      <w:rPr>
+        <w:rFonts w:ascii="Wingdings" w:hAnsi="Wingdings" w:hint="default"/>
+        <w:sz w:val="20"/>
+      </w:rPr>
+    </w:lvl>
+    <w:lvl w:ilvl="7" w:tentative="1">
+      <w:start w:val="1"/>
+      <w:numFmt w:val="bullet"/>
+      <w:lvlText w:val=""/>
+      <w:lvlJc w:val="left"/>
+      <w:pPr>
+        <w:tabs>
+          <w:tab w:val="num" w:pos="5760"/>
+        </w:tabs>
+        <w:ind w:left="5760" w:hanging="360"/>
+      </w:pPr>
+      <w:rPr>
+        <w:rFonts w:ascii="Wingdings" w:hAnsi="Wingdings" w:hint="default"/>
+        <w:sz w:val="20"/>
+      </w:rPr>
+    </w:lvl>
+    <w:lvl w:ilvl="8" w:tentative="1">
+      <w:start w:val="1"/>
+      <w:numFmt w:val="bullet"/>
+      <w:lvlText w:val=""/>
+      <w:lvlJc w:val="left"/>
+      <w:pPr>
+        <w:tabs>
+          <w:tab w:val="num" w:pos="6480"/>
+        </w:tabs>
+        <w:ind w:left="6480" w:hanging="360"/>
+      </w:pPr>
+      <w:rPr>
+        <w:rFonts w:ascii="Wingdings" w:hAnsi="Wingdings" w:hint="default"/>
+        <w:sz w:val="20"/>
+      </w:rPr>
+    </w:lvl>
+  </w:abstractNum>
+  <w:abstractNum w:abstractNumId="8" w15:restartNumberingAfterBreak="0">
     <w:nsid w:val="15587FF6"/>
     <w:multiLevelType w:val="hybridMultilevel"/>
     <w:tmpl w:val="87380CE4"/>
@@ -7427,7 +9976,7 @@
       </w:rPr>
     </w:lvl>
   </w:abstractNum>
-  <w:abstractNum w:abstractNumId="6" w15:restartNumberingAfterBreak="0">
+  <w:abstractNum w:abstractNumId="9" w15:restartNumberingAfterBreak="0">
     <w:nsid w:val="17DF03E7"/>
     <w:multiLevelType w:val="hybridMultilevel"/>
     <w:tmpl w:val="D276815C"/>
@@ -7540,7 +10089,7 @@
       </w:rPr>
     </w:lvl>
   </w:abstractNum>
-  <w:abstractNum w:abstractNumId="7" w15:restartNumberingAfterBreak="0">
+  <w:abstractNum w:abstractNumId="10" w15:restartNumberingAfterBreak="0">
     <w:nsid w:val="252126EB"/>
     <w:multiLevelType w:val="hybridMultilevel"/>
     <w:tmpl w:val="6F92AEDA"/>
@@ -7653,7 +10202,454 @@
       </w:rPr>
     </w:lvl>
   </w:abstractNum>
-  <w:abstractNum w:abstractNumId="8" w15:restartNumberingAfterBreak="0">
+  <w:abstractNum w:abstractNumId="11" w15:restartNumberingAfterBreak="0">
+    <w:nsid w:val="270A6D6A"/>
+    <w:multiLevelType w:val="multilevel"/>
+    <w:tmpl w:val="A2C02BA4"/>
+    <w:lvl w:ilvl="0">
+      <w:start w:val="1"/>
+      <w:numFmt w:val="bullet"/>
+      <w:lvlText w:val=""/>
+      <w:lvlJc w:val="left"/>
+      <w:pPr>
+        <w:tabs>
+          <w:tab w:val="num" w:pos="720"/>
+        </w:tabs>
+        <w:ind w:left="720" w:hanging="360"/>
+      </w:pPr>
+      <w:rPr>
+        <w:rFonts w:ascii="Symbol" w:hAnsi="Symbol" w:hint="default"/>
+        <w:sz w:val="20"/>
+      </w:rPr>
+    </w:lvl>
+    <w:lvl w:ilvl="1" w:tentative="1">
+      <w:start w:val="1"/>
+      <w:numFmt w:val="bullet"/>
+      <w:lvlText w:val="o"/>
+      <w:lvlJc w:val="left"/>
+      <w:pPr>
+        <w:tabs>
+          <w:tab w:val="num" w:pos="1440"/>
+        </w:tabs>
+        <w:ind w:left="1440" w:hanging="360"/>
+      </w:pPr>
+      <w:rPr>
+        <w:rFonts w:ascii="Courier New" w:hAnsi="Courier New" w:hint="default"/>
+        <w:sz w:val="20"/>
+      </w:rPr>
+    </w:lvl>
+    <w:lvl w:ilvl="2" w:tentative="1">
+      <w:start w:val="1"/>
+      <w:numFmt w:val="bullet"/>
+      <w:lvlText w:val=""/>
+      <w:lvlJc w:val="left"/>
+      <w:pPr>
+        <w:tabs>
+          <w:tab w:val="num" w:pos="2160"/>
+        </w:tabs>
+        <w:ind w:left="2160" w:hanging="360"/>
+      </w:pPr>
+      <w:rPr>
+        <w:rFonts w:ascii="Wingdings" w:hAnsi="Wingdings" w:hint="default"/>
+        <w:sz w:val="20"/>
+      </w:rPr>
+    </w:lvl>
+    <w:lvl w:ilvl="3" w:tentative="1">
+      <w:start w:val="1"/>
+      <w:numFmt w:val="bullet"/>
+      <w:lvlText w:val=""/>
+      <w:lvlJc w:val="left"/>
+      <w:pPr>
+        <w:tabs>
+          <w:tab w:val="num" w:pos="2880"/>
+        </w:tabs>
+        <w:ind w:left="2880" w:hanging="360"/>
+      </w:pPr>
+      <w:rPr>
+        <w:rFonts w:ascii="Wingdings" w:hAnsi="Wingdings" w:hint="default"/>
+        <w:sz w:val="20"/>
+      </w:rPr>
+    </w:lvl>
+    <w:lvl w:ilvl="4" w:tentative="1">
+      <w:start w:val="1"/>
+      <w:numFmt w:val="bullet"/>
+      <w:lvlText w:val=""/>
+      <w:lvlJc w:val="left"/>
+      <w:pPr>
+        <w:tabs>
+          <w:tab w:val="num" w:pos="3600"/>
+        </w:tabs>
+        <w:ind w:left="3600" w:hanging="360"/>
+      </w:pPr>
+      <w:rPr>
+        <w:rFonts w:ascii="Wingdings" w:hAnsi="Wingdings" w:hint="default"/>
+        <w:sz w:val="20"/>
+      </w:rPr>
+    </w:lvl>
+    <w:lvl w:ilvl="5" w:tentative="1">
+      <w:start w:val="1"/>
+      <w:numFmt w:val="bullet"/>
+      <w:lvlText w:val=""/>
+      <w:lvlJc w:val="left"/>
+      <w:pPr>
+        <w:tabs>
+          <w:tab w:val="num" w:pos="4320"/>
+        </w:tabs>
+        <w:ind w:left="4320" w:hanging="360"/>
+      </w:pPr>
+      <w:rPr>
+        <w:rFonts w:ascii="Wingdings" w:hAnsi="Wingdings" w:hint="default"/>
+        <w:sz w:val="20"/>
+      </w:rPr>
+    </w:lvl>
+    <w:lvl w:ilvl="6" w:tentative="1">
+      <w:start w:val="1"/>
+      <w:numFmt w:val="bullet"/>
+      <w:lvlText w:val=""/>
+      <w:lvlJc w:val="left"/>
+      <w:pPr>
+        <w:tabs>
+          <w:tab w:val="num" w:pos="5040"/>
+        </w:tabs>
+        <w:ind w:left="5040" w:hanging="360"/>
+      </w:pPr>
+      <w:rPr>
+        <w:rFonts w:ascii="Wingdings" w:hAnsi="Wingdings" w:hint="default"/>
+        <w:sz w:val="20"/>
+      </w:rPr>
+    </w:lvl>
+    <w:lvl w:ilvl="7" w:tentative="1">
+      <w:start w:val="1"/>
+      <w:numFmt w:val="bullet"/>
+      <w:lvlText w:val=""/>
+      <w:lvlJc w:val="left"/>
+      <w:pPr>
+        <w:tabs>
+          <w:tab w:val="num" w:pos="5760"/>
+        </w:tabs>
+        <w:ind w:left="5760" w:hanging="360"/>
+      </w:pPr>
+      <w:rPr>
+        <w:rFonts w:ascii="Wingdings" w:hAnsi="Wingdings" w:hint="default"/>
+        <w:sz w:val="20"/>
+      </w:rPr>
+    </w:lvl>
+    <w:lvl w:ilvl="8" w:tentative="1">
+      <w:start w:val="1"/>
+      <w:numFmt w:val="bullet"/>
+      <w:lvlText w:val=""/>
+      <w:lvlJc w:val="left"/>
+      <w:pPr>
+        <w:tabs>
+          <w:tab w:val="num" w:pos="6480"/>
+        </w:tabs>
+        <w:ind w:left="6480" w:hanging="360"/>
+      </w:pPr>
+      <w:rPr>
+        <w:rFonts w:ascii="Wingdings" w:hAnsi="Wingdings" w:hint="default"/>
+        <w:sz w:val="20"/>
+      </w:rPr>
+    </w:lvl>
+  </w:abstractNum>
+  <w:abstractNum w:abstractNumId="12" w15:restartNumberingAfterBreak="0">
+    <w:nsid w:val="27D9775E"/>
+    <w:multiLevelType w:val="multilevel"/>
+    <w:tmpl w:val="6A4A3458"/>
+    <w:lvl w:ilvl="0">
+      <w:start w:val="1"/>
+      <w:numFmt w:val="bullet"/>
+      <w:lvlText w:val=""/>
+      <w:lvlJc w:val="left"/>
+      <w:pPr>
+        <w:tabs>
+          <w:tab w:val="num" w:pos="720"/>
+        </w:tabs>
+        <w:ind w:left="720" w:hanging="360"/>
+      </w:pPr>
+      <w:rPr>
+        <w:rFonts w:ascii="Symbol" w:hAnsi="Symbol" w:hint="default"/>
+        <w:sz w:val="20"/>
+      </w:rPr>
+    </w:lvl>
+    <w:lvl w:ilvl="1" w:tentative="1">
+      <w:start w:val="1"/>
+      <w:numFmt w:val="bullet"/>
+      <w:lvlText w:val="o"/>
+      <w:lvlJc w:val="left"/>
+      <w:pPr>
+        <w:tabs>
+          <w:tab w:val="num" w:pos="1440"/>
+        </w:tabs>
+        <w:ind w:left="1440" w:hanging="360"/>
+      </w:pPr>
+      <w:rPr>
+        <w:rFonts w:ascii="Courier New" w:hAnsi="Courier New" w:hint="default"/>
+        <w:sz w:val="20"/>
+      </w:rPr>
+    </w:lvl>
+    <w:lvl w:ilvl="2" w:tentative="1">
+      <w:start w:val="1"/>
+      <w:numFmt w:val="bullet"/>
+      <w:lvlText w:val=""/>
+      <w:lvlJc w:val="left"/>
+      <w:pPr>
+        <w:tabs>
+          <w:tab w:val="num" w:pos="2160"/>
+        </w:tabs>
+        <w:ind w:left="2160" w:hanging="360"/>
+      </w:pPr>
+      <w:rPr>
+        <w:rFonts w:ascii="Wingdings" w:hAnsi="Wingdings" w:hint="default"/>
+        <w:sz w:val="20"/>
+      </w:rPr>
+    </w:lvl>
+    <w:lvl w:ilvl="3" w:tentative="1">
+      <w:start w:val="1"/>
+      <w:numFmt w:val="bullet"/>
+      <w:lvlText w:val=""/>
+      <w:lvlJc w:val="left"/>
+      <w:pPr>
+        <w:tabs>
+          <w:tab w:val="num" w:pos="2880"/>
+        </w:tabs>
+        <w:ind w:left="2880" w:hanging="360"/>
+      </w:pPr>
+      <w:rPr>
+        <w:rFonts w:ascii="Wingdings" w:hAnsi="Wingdings" w:hint="default"/>
+        <w:sz w:val="20"/>
+      </w:rPr>
+    </w:lvl>
+    <w:lvl w:ilvl="4" w:tentative="1">
+      <w:start w:val="1"/>
+      <w:numFmt w:val="bullet"/>
+      <w:lvlText w:val=""/>
+      <w:lvlJc w:val="left"/>
+      <w:pPr>
+        <w:tabs>
+          <w:tab w:val="num" w:pos="3600"/>
+        </w:tabs>
+        <w:ind w:left="3600" w:hanging="360"/>
+      </w:pPr>
+      <w:rPr>
+        <w:rFonts w:ascii="Wingdings" w:hAnsi="Wingdings" w:hint="default"/>
+        <w:sz w:val="20"/>
+      </w:rPr>
+    </w:lvl>
+    <w:lvl w:ilvl="5" w:tentative="1">
+      <w:start w:val="1"/>
+      <w:numFmt w:val="bullet"/>
+      <w:lvlText w:val=""/>
+      <w:lvlJc w:val="left"/>
+      <w:pPr>
+        <w:tabs>
+          <w:tab w:val="num" w:pos="4320"/>
+        </w:tabs>
+        <w:ind w:left="4320" w:hanging="360"/>
+      </w:pPr>
+      <w:rPr>
+        <w:rFonts w:ascii="Wingdings" w:hAnsi="Wingdings" w:hint="default"/>
+        <w:sz w:val="20"/>
+      </w:rPr>
+    </w:lvl>
+    <w:lvl w:ilvl="6" w:tentative="1">
+      <w:start w:val="1"/>
+      <w:numFmt w:val="bullet"/>
+      <w:lvlText w:val=""/>
+      <w:lvlJc w:val="left"/>
+      <w:pPr>
+        <w:tabs>
+          <w:tab w:val="num" w:pos="5040"/>
+        </w:tabs>
+        <w:ind w:left="5040" w:hanging="360"/>
+      </w:pPr>
+      <w:rPr>
+        <w:rFonts w:ascii="Wingdings" w:hAnsi="Wingdings" w:hint="default"/>
+        <w:sz w:val="20"/>
+      </w:rPr>
+    </w:lvl>
+    <w:lvl w:ilvl="7" w:tentative="1">
+      <w:start w:val="1"/>
+      <w:numFmt w:val="bullet"/>
+      <w:lvlText w:val=""/>
+      <w:lvlJc w:val="left"/>
+      <w:pPr>
+        <w:tabs>
+          <w:tab w:val="num" w:pos="5760"/>
+        </w:tabs>
+        <w:ind w:left="5760" w:hanging="360"/>
+      </w:pPr>
+      <w:rPr>
+        <w:rFonts w:ascii="Wingdings" w:hAnsi="Wingdings" w:hint="default"/>
+        <w:sz w:val="20"/>
+      </w:rPr>
+    </w:lvl>
+    <w:lvl w:ilvl="8" w:tentative="1">
+      <w:start w:val="1"/>
+      <w:numFmt w:val="bullet"/>
+      <w:lvlText w:val=""/>
+      <w:lvlJc w:val="left"/>
+      <w:pPr>
+        <w:tabs>
+          <w:tab w:val="num" w:pos="6480"/>
+        </w:tabs>
+        <w:ind w:left="6480" w:hanging="360"/>
+      </w:pPr>
+      <w:rPr>
+        <w:rFonts w:ascii="Wingdings" w:hAnsi="Wingdings" w:hint="default"/>
+        <w:sz w:val="20"/>
+      </w:rPr>
+    </w:lvl>
+  </w:abstractNum>
+  <w:abstractNum w:abstractNumId="13" w15:restartNumberingAfterBreak="0">
+    <w:nsid w:val="2B156F77"/>
+    <w:multiLevelType w:val="multilevel"/>
+    <w:tmpl w:val="F71EFCAC"/>
+    <w:lvl w:ilvl="0">
+      <w:start w:val="1"/>
+      <w:numFmt w:val="bullet"/>
+      <w:lvlText w:val=""/>
+      <w:lvlJc w:val="left"/>
+      <w:pPr>
+        <w:tabs>
+          <w:tab w:val="num" w:pos="720"/>
+        </w:tabs>
+        <w:ind w:left="720" w:hanging="360"/>
+      </w:pPr>
+      <w:rPr>
+        <w:rFonts w:ascii="Symbol" w:hAnsi="Symbol" w:hint="default"/>
+        <w:sz w:val="20"/>
+      </w:rPr>
+    </w:lvl>
+    <w:lvl w:ilvl="1" w:tentative="1">
+      <w:start w:val="1"/>
+      <w:numFmt w:val="bullet"/>
+      <w:lvlText w:val="o"/>
+      <w:lvlJc w:val="left"/>
+      <w:pPr>
+        <w:tabs>
+          <w:tab w:val="num" w:pos="1440"/>
+        </w:tabs>
+        <w:ind w:left="1440" w:hanging="360"/>
+      </w:pPr>
+      <w:rPr>
+        <w:rFonts w:ascii="Courier New" w:hAnsi="Courier New" w:hint="default"/>
+        <w:sz w:val="20"/>
+      </w:rPr>
+    </w:lvl>
+    <w:lvl w:ilvl="2" w:tentative="1">
+      <w:start w:val="1"/>
+      <w:numFmt w:val="bullet"/>
+      <w:lvlText w:val=""/>
+      <w:lvlJc w:val="left"/>
+      <w:pPr>
+        <w:tabs>
+          <w:tab w:val="num" w:pos="2160"/>
+        </w:tabs>
+        <w:ind w:left="2160" w:hanging="360"/>
+      </w:pPr>
+      <w:rPr>
+        <w:rFonts w:ascii="Wingdings" w:hAnsi="Wingdings" w:hint="default"/>
+        <w:sz w:val="20"/>
+      </w:rPr>
+    </w:lvl>
+    <w:lvl w:ilvl="3" w:tentative="1">
+      <w:start w:val="1"/>
+      <w:numFmt w:val="bullet"/>
+      <w:lvlText w:val=""/>
+      <w:lvlJc w:val="left"/>
+      <w:pPr>
+        <w:tabs>
+          <w:tab w:val="num" w:pos="2880"/>
+        </w:tabs>
+        <w:ind w:left="2880" w:hanging="360"/>
+      </w:pPr>
+      <w:rPr>
+        <w:rFonts w:ascii="Wingdings" w:hAnsi="Wingdings" w:hint="default"/>
+        <w:sz w:val="20"/>
+      </w:rPr>
+    </w:lvl>
+    <w:lvl w:ilvl="4" w:tentative="1">
+      <w:start w:val="1"/>
+      <w:numFmt w:val="bullet"/>
+      <w:lvlText w:val=""/>
+      <w:lvlJc w:val="left"/>
+      <w:pPr>
+        <w:tabs>
+          <w:tab w:val="num" w:pos="3600"/>
+        </w:tabs>
+        <w:ind w:left="3600" w:hanging="360"/>
+      </w:pPr>
+      <w:rPr>
+        <w:rFonts w:ascii="Wingdings" w:hAnsi="Wingdings" w:hint="default"/>
+        <w:sz w:val="20"/>
+      </w:rPr>
+    </w:lvl>
+    <w:lvl w:ilvl="5" w:tentative="1">
+      <w:start w:val="1"/>
+      <w:numFmt w:val="bullet"/>
+      <w:lvlText w:val=""/>
+      <w:lvlJc w:val="left"/>
+      <w:pPr>
+        <w:tabs>
+          <w:tab w:val="num" w:pos="4320"/>
+        </w:tabs>
+        <w:ind w:left="4320" w:hanging="360"/>
+      </w:pPr>
+      <w:rPr>
+        <w:rFonts w:ascii="Wingdings" w:hAnsi="Wingdings" w:hint="default"/>
+        <w:sz w:val="20"/>
+      </w:rPr>
+    </w:lvl>
+    <w:lvl w:ilvl="6" w:tentative="1">
+      <w:start w:val="1"/>
+      <w:numFmt w:val="bullet"/>
+      <w:lvlText w:val=""/>
+      <w:lvlJc w:val="left"/>
+      <w:pPr>
+        <w:tabs>
+          <w:tab w:val="num" w:pos="5040"/>
+        </w:tabs>
+        <w:ind w:left="5040" w:hanging="360"/>
+      </w:pPr>
+      <w:rPr>
+        <w:rFonts w:ascii="Wingdings" w:hAnsi="Wingdings" w:hint="default"/>
+        <w:sz w:val="20"/>
+      </w:rPr>
+    </w:lvl>
+    <w:lvl w:ilvl="7" w:tentative="1">
+      <w:start w:val="1"/>
+      <w:numFmt w:val="bullet"/>
+      <w:lvlText w:val=""/>
+      <w:lvlJc w:val="left"/>
+      <w:pPr>
+        <w:tabs>
+          <w:tab w:val="num" w:pos="5760"/>
+        </w:tabs>
+        <w:ind w:left="5760" w:hanging="360"/>
+      </w:pPr>
+      <w:rPr>
+        <w:rFonts w:ascii="Wingdings" w:hAnsi="Wingdings" w:hint="default"/>
+        <w:sz w:val="20"/>
+      </w:rPr>
+    </w:lvl>
+    <w:lvl w:ilvl="8" w:tentative="1">
+      <w:start w:val="1"/>
+      <w:numFmt w:val="bullet"/>
+      <w:lvlText w:val=""/>
+      <w:lvlJc w:val="left"/>
+      <w:pPr>
+        <w:tabs>
+          <w:tab w:val="num" w:pos="6480"/>
+        </w:tabs>
+        <w:ind w:left="6480" w:hanging="360"/>
+      </w:pPr>
+      <w:rPr>
+        <w:rFonts w:ascii="Wingdings" w:hAnsi="Wingdings" w:hint="default"/>
+        <w:sz w:val="20"/>
+      </w:rPr>
+    </w:lvl>
+  </w:abstractNum>
+  <w:abstractNum w:abstractNumId="14" w15:restartNumberingAfterBreak="0">
     <w:nsid w:val="2C822BB9"/>
     <w:multiLevelType w:val="hybridMultilevel"/>
     <w:tmpl w:val="49F25E56"/>
@@ -7766,7 +10762,7 @@
       </w:rPr>
     </w:lvl>
   </w:abstractNum>
-  <w:abstractNum w:abstractNumId="9" w15:restartNumberingAfterBreak="0">
+  <w:abstractNum w:abstractNumId="15" w15:restartNumberingAfterBreak="0">
     <w:nsid w:val="32A80EF4"/>
     <w:multiLevelType w:val="hybridMultilevel"/>
     <w:tmpl w:val="A1246D7C"/>
@@ -7879,7 +10875,7 @@
       </w:rPr>
     </w:lvl>
   </w:abstractNum>
-  <w:abstractNum w:abstractNumId="10" w15:restartNumberingAfterBreak="0">
+  <w:abstractNum w:abstractNumId="16" w15:restartNumberingAfterBreak="0">
     <w:nsid w:val="34E3251C"/>
     <w:multiLevelType w:val="hybridMultilevel"/>
     <w:tmpl w:val="CCA08F4E"/>
@@ -7992,7 +10988,156 @@
       </w:rPr>
     </w:lvl>
   </w:abstractNum>
-  <w:abstractNum w:abstractNumId="11" w15:restartNumberingAfterBreak="0">
+  <w:abstractNum w:abstractNumId="17" w15:restartNumberingAfterBreak="0">
+    <w:nsid w:val="35216E22"/>
+    <w:multiLevelType w:val="multilevel"/>
+    <w:tmpl w:val="A1BC4D76"/>
+    <w:lvl w:ilvl="0">
+      <w:start w:val="1"/>
+      <w:numFmt w:val="bullet"/>
+      <w:lvlText w:val=""/>
+      <w:lvlJc w:val="left"/>
+      <w:pPr>
+        <w:tabs>
+          <w:tab w:val="num" w:pos="720"/>
+        </w:tabs>
+        <w:ind w:left="720" w:hanging="360"/>
+      </w:pPr>
+      <w:rPr>
+        <w:rFonts w:ascii="Symbol" w:hAnsi="Symbol" w:hint="default"/>
+        <w:sz w:val="20"/>
+      </w:rPr>
+    </w:lvl>
+    <w:lvl w:ilvl="1" w:tentative="1">
+      <w:start w:val="1"/>
+      <w:numFmt w:val="bullet"/>
+      <w:lvlText w:val="o"/>
+      <w:lvlJc w:val="left"/>
+      <w:pPr>
+        <w:tabs>
+          <w:tab w:val="num" w:pos="1440"/>
+        </w:tabs>
+        <w:ind w:left="1440" w:hanging="360"/>
+      </w:pPr>
+      <w:rPr>
+        <w:rFonts w:ascii="Courier New" w:hAnsi="Courier New" w:hint="default"/>
+        <w:sz w:val="20"/>
+      </w:rPr>
+    </w:lvl>
+    <w:lvl w:ilvl="2" w:tentative="1">
+      <w:start w:val="1"/>
+      <w:numFmt w:val="bullet"/>
+      <w:lvlText w:val=""/>
+      <w:lvlJc w:val="left"/>
+      <w:pPr>
+        <w:tabs>
+          <w:tab w:val="num" w:pos="2160"/>
+        </w:tabs>
+        <w:ind w:left="2160" w:hanging="360"/>
+      </w:pPr>
+      <w:rPr>
+        <w:rFonts w:ascii="Wingdings" w:hAnsi="Wingdings" w:hint="default"/>
+        <w:sz w:val="20"/>
+      </w:rPr>
+    </w:lvl>
+    <w:lvl w:ilvl="3" w:tentative="1">
+      <w:start w:val="1"/>
+      <w:numFmt w:val="bullet"/>
+      <w:lvlText w:val=""/>
+      <w:lvlJc w:val="left"/>
+      <w:pPr>
+        <w:tabs>
+          <w:tab w:val="num" w:pos="2880"/>
+        </w:tabs>
+        <w:ind w:left="2880" w:hanging="360"/>
+      </w:pPr>
+      <w:rPr>
+        <w:rFonts w:ascii="Wingdings" w:hAnsi="Wingdings" w:hint="default"/>
+        <w:sz w:val="20"/>
+      </w:rPr>
+    </w:lvl>
+    <w:lvl w:ilvl="4" w:tentative="1">
+      <w:start w:val="1"/>
+      <w:numFmt w:val="bullet"/>
+      <w:lvlText w:val=""/>
+      <w:lvlJc w:val="left"/>
+      <w:pPr>
+        <w:tabs>
+          <w:tab w:val="num" w:pos="3600"/>
+        </w:tabs>
+        <w:ind w:left="3600" w:hanging="360"/>
+      </w:pPr>
+      <w:rPr>
+        <w:rFonts w:ascii="Wingdings" w:hAnsi="Wingdings" w:hint="default"/>
+        <w:sz w:val="20"/>
+      </w:rPr>
+    </w:lvl>
+    <w:lvl w:ilvl="5" w:tentative="1">
+      <w:start w:val="1"/>
+      <w:numFmt w:val="bullet"/>
+      <w:lvlText w:val=""/>
+      <w:lvlJc w:val="left"/>
+      <w:pPr>
+        <w:tabs>
+          <w:tab w:val="num" w:pos="4320"/>
+        </w:tabs>
+        <w:ind w:left="4320" w:hanging="360"/>
+      </w:pPr>
+      <w:rPr>
+        <w:rFonts w:ascii="Wingdings" w:hAnsi="Wingdings" w:hint="default"/>
+        <w:sz w:val="20"/>
+      </w:rPr>
+    </w:lvl>
+    <w:lvl w:ilvl="6" w:tentative="1">
+      <w:start w:val="1"/>
+      <w:numFmt w:val="bullet"/>
+      <w:lvlText w:val=""/>
+      <w:lvlJc w:val="left"/>
+      <w:pPr>
+        <w:tabs>
+          <w:tab w:val="num" w:pos="5040"/>
+        </w:tabs>
+        <w:ind w:left="5040" w:hanging="360"/>
+      </w:pPr>
+      <w:rPr>
+        <w:rFonts w:ascii="Wingdings" w:hAnsi="Wingdings" w:hint="default"/>
+        <w:sz w:val="20"/>
+      </w:rPr>
+    </w:lvl>
+    <w:lvl w:ilvl="7" w:tentative="1">
+      <w:start w:val="1"/>
+      <w:numFmt w:val="bullet"/>
+      <w:lvlText w:val=""/>
+      <w:lvlJc w:val="left"/>
+      <w:pPr>
+        <w:tabs>
+          <w:tab w:val="num" w:pos="5760"/>
+        </w:tabs>
+        <w:ind w:left="5760" w:hanging="360"/>
+      </w:pPr>
+      <w:rPr>
+        <w:rFonts w:ascii="Wingdings" w:hAnsi="Wingdings" w:hint="default"/>
+        <w:sz w:val="20"/>
+      </w:rPr>
+    </w:lvl>
+    <w:lvl w:ilvl="8" w:tentative="1">
+      <w:start w:val="1"/>
+      <w:numFmt w:val="bullet"/>
+      <w:lvlText w:val=""/>
+      <w:lvlJc w:val="left"/>
+      <w:pPr>
+        <w:tabs>
+          <w:tab w:val="num" w:pos="6480"/>
+        </w:tabs>
+        <w:ind w:left="6480" w:hanging="360"/>
+      </w:pPr>
+      <w:rPr>
+        <w:rFonts w:ascii="Wingdings" w:hAnsi="Wingdings" w:hint="default"/>
+        <w:sz w:val="20"/>
+      </w:rPr>
+    </w:lvl>
+  </w:abstractNum>
+  <w:abstractNum w:abstractNumId="18" w15:restartNumberingAfterBreak="0">
     <w:nsid w:val="39AA5F62"/>
     <w:multiLevelType w:val="multilevel"/>
     <w:tmpl w:val="D8665C24"/>
@@ -8141,7 +11286,7 @@
       </w:rPr>
     </w:lvl>
   </w:abstractNum>
-  <w:abstractNum w:abstractNumId="12" w15:restartNumberingAfterBreak="0">
+  <w:abstractNum w:abstractNumId="19" w15:restartNumberingAfterBreak="0">
     <w:nsid w:val="3A883800"/>
     <w:multiLevelType w:val="hybridMultilevel"/>
     <w:tmpl w:val="4A028D80"/>
@@ -8254,7 +11399,7 @@
       </w:rPr>
     </w:lvl>
   </w:abstractNum>
-  <w:abstractNum w:abstractNumId="13" w15:restartNumberingAfterBreak="0">
+  <w:abstractNum w:abstractNumId="20" w15:restartNumberingAfterBreak="0">
     <w:nsid w:val="3F5C692A"/>
     <w:multiLevelType w:val="hybridMultilevel"/>
     <w:tmpl w:val="6E589038"/>
@@ -8367,7 +11512,7 @@
       </w:rPr>
     </w:lvl>
   </w:abstractNum>
-  <w:abstractNum w:abstractNumId="14" w15:restartNumberingAfterBreak="0">
+  <w:abstractNum w:abstractNumId="21" w15:restartNumberingAfterBreak="0">
     <w:nsid w:val="3FE2101A"/>
     <w:multiLevelType w:val="hybridMultilevel"/>
     <w:tmpl w:val="BFDAB038"/>
@@ -8480,7 +11625,7 @@
       </w:rPr>
     </w:lvl>
   </w:abstractNum>
-  <w:abstractNum w:abstractNumId="15" w15:restartNumberingAfterBreak="0">
+  <w:abstractNum w:abstractNumId="22" w15:restartNumberingAfterBreak="0">
     <w:nsid w:val="40E837CB"/>
     <w:multiLevelType w:val="hybridMultilevel"/>
     <w:tmpl w:val="472AA55A"/>
@@ -8593,7 +11738,7 @@
       </w:rPr>
     </w:lvl>
   </w:abstractNum>
-  <w:abstractNum w:abstractNumId="16" w15:restartNumberingAfterBreak="0">
+  <w:abstractNum w:abstractNumId="23" w15:restartNumberingAfterBreak="0">
     <w:nsid w:val="423C2B29"/>
     <w:multiLevelType w:val="multilevel"/>
     <w:tmpl w:val="E03E4026"/>
@@ -8742,7 +11887,7 @@
       </w:rPr>
     </w:lvl>
   </w:abstractNum>
-  <w:abstractNum w:abstractNumId="17" w15:restartNumberingAfterBreak="0">
+  <w:abstractNum w:abstractNumId="24" w15:restartNumberingAfterBreak="0">
     <w:nsid w:val="434C73F3"/>
     <w:multiLevelType w:val="hybridMultilevel"/>
     <w:tmpl w:val="F97EFB78"/>
@@ -8855,7 +12000,7 @@
       </w:rPr>
     </w:lvl>
   </w:abstractNum>
-  <w:abstractNum w:abstractNumId="18" w15:restartNumberingAfterBreak="0">
+  <w:abstractNum w:abstractNumId="25" w15:restartNumberingAfterBreak="0">
     <w:nsid w:val="478D24E9"/>
     <w:multiLevelType w:val="multilevel"/>
     <w:tmpl w:val="67E8ACB8"/>
@@ -9004,7 +12149,156 @@
       </w:rPr>
     </w:lvl>
   </w:abstractNum>
-  <w:abstractNum w:abstractNumId="19" w15:restartNumberingAfterBreak="0">
+  <w:abstractNum w:abstractNumId="26" w15:restartNumberingAfterBreak="0">
+    <w:nsid w:val="4F30386D"/>
+    <w:multiLevelType w:val="multilevel"/>
+    <w:tmpl w:val="B97C67CA"/>
+    <w:lvl w:ilvl="0">
+      <w:start w:val="1"/>
+      <w:numFmt w:val="bullet"/>
+      <w:lvlText w:val=""/>
+      <w:lvlJc w:val="left"/>
+      <w:pPr>
+        <w:tabs>
+          <w:tab w:val="num" w:pos="720"/>
+        </w:tabs>
+        <w:ind w:left="720" w:hanging="360"/>
+      </w:pPr>
+      <w:rPr>
+        <w:rFonts w:ascii="Symbol" w:hAnsi="Symbol" w:hint="default"/>
+        <w:sz w:val="20"/>
+      </w:rPr>
+    </w:lvl>
+    <w:lvl w:ilvl="1" w:tentative="1">
+      <w:start w:val="1"/>
+      <w:numFmt w:val="bullet"/>
+      <w:lvlText w:val="o"/>
+      <w:lvlJc w:val="left"/>
+      <w:pPr>
+        <w:tabs>
+          <w:tab w:val="num" w:pos="1440"/>
+        </w:tabs>
+        <w:ind w:left="1440" w:hanging="360"/>
+      </w:pPr>
+      <w:rPr>
+        <w:rFonts w:ascii="Courier New" w:hAnsi="Courier New" w:hint="default"/>
+        <w:sz w:val="20"/>
+      </w:rPr>
+    </w:lvl>
+    <w:lvl w:ilvl="2" w:tentative="1">
+      <w:start w:val="1"/>
+      <w:numFmt w:val="bullet"/>
+      <w:lvlText w:val=""/>
+      <w:lvlJc w:val="left"/>
+      <w:pPr>
+        <w:tabs>
+          <w:tab w:val="num" w:pos="2160"/>
+        </w:tabs>
+        <w:ind w:left="2160" w:hanging="360"/>
+      </w:pPr>
+      <w:rPr>
+        <w:rFonts w:ascii="Wingdings" w:hAnsi="Wingdings" w:hint="default"/>
+        <w:sz w:val="20"/>
+      </w:rPr>
+    </w:lvl>
+    <w:lvl w:ilvl="3" w:tentative="1">
+      <w:start w:val="1"/>
+      <w:numFmt w:val="bullet"/>
+      <w:lvlText w:val=""/>
+      <w:lvlJc w:val="left"/>
+      <w:pPr>
+        <w:tabs>
+          <w:tab w:val="num" w:pos="2880"/>
+        </w:tabs>
+        <w:ind w:left="2880" w:hanging="360"/>
+      </w:pPr>
+      <w:rPr>
+        <w:rFonts w:ascii="Wingdings" w:hAnsi="Wingdings" w:hint="default"/>
+        <w:sz w:val="20"/>
+      </w:rPr>
+    </w:lvl>
+    <w:lvl w:ilvl="4" w:tentative="1">
+      <w:start w:val="1"/>
+      <w:numFmt w:val="bullet"/>
+      <w:lvlText w:val=""/>
+      <w:lvlJc w:val="left"/>
+      <w:pPr>
+        <w:tabs>
+          <w:tab w:val="num" w:pos="3600"/>
+        </w:tabs>
+        <w:ind w:left="3600" w:hanging="360"/>
+      </w:pPr>
+      <w:rPr>
+        <w:rFonts w:ascii="Wingdings" w:hAnsi="Wingdings" w:hint="default"/>
+        <w:sz w:val="20"/>
+      </w:rPr>
+    </w:lvl>
+    <w:lvl w:ilvl="5" w:tentative="1">
+      <w:start w:val="1"/>
+      <w:numFmt w:val="bullet"/>
+      <w:lvlText w:val=""/>
+      <w:lvlJc w:val="left"/>
+      <w:pPr>
+        <w:tabs>
+          <w:tab w:val="num" w:pos="4320"/>
+        </w:tabs>
+        <w:ind w:left="4320" w:hanging="360"/>
+      </w:pPr>
+      <w:rPr>
+        <w:rFonts w:ascii="Wingdings" w:hAnsi="Wingdings" w:hint="default"/>
+        <w:sz w:val="20"/>
+      </w:rPr>
+    </w:lvl>
+    <w:lvl w:ilvl="6" w:tentative="1">
+      <w:start w:val="1"/>
+      <w:numFmt w:val="bullet"/>
+      <w:lvlText w:val=""/>
+      <w:lvlJc w:val="left"/>
+      <w:pPr>
+        <w:tabs>
+          <w:tab w:val="num" w:pos="5040"/>
+        </w:tabs>
+        <w:ind w:left="5040" w:hanging="360"/>
+      </w:pPr>
+      <w:rPr>
+        <w:rFonts w:ascii="Wingdings" w:hAnsi="Wingdings" w:hint="default"/>
+        <w:sz w:val="20"/>
+      </w:rPr>
+    </w:lvl>
+    <w:lvl w:ilvl="7" w:tentative="1">
+      <w:start w:val="1"/>
+      <w:numFmt w:val="bullet"/>
+      <w:lvlText w:val=""/>
+      <w:lvlJc w:val="left"/>
+      <w:pPr>
+        <w:tabs>
+          <w:tab w:val="num" w:pos="5760"/>
+        </w:tabs>
+        <w:ind w:left="5760" w:hanging="360"/>
+      </w:pPr>
+      <w:rPr>
+        <w:rFonts w:ascii="Wingdings" w:hAnsi="Wingdings" w:hint="default"/>
+        <w:sz w:val="20"/>
+      </w:rPr>
+    </w:lvl>
+    <w:lvl w:ilvl="8" w:tentative="1">
+      <w:start w:val="1"/>
+      <w:numFmt w:val="bullet"/>
+      <w:lvlText w:val=""/>
+      <w:lvlJc w:val="left"/>
+      <w:pPr>
+        <w:tabs>
+          <w:tab w:val="num" w:pos="6480"/>
+        </w:tabs>
+        <w:ind w:left="6480" w:hanging="360"/>
+      </w:pPr>
+      <w:rPr>
+        <w:rFonts w:ascii="Wingdings" w:hAnsi="Wingdings" w:hint="default"/>
+        <w:sz w:val="20"/>
+      </w:rPr>
+    </w:lvl>
+  </w:abstractNum>
+  <w:abstractNum w:abstractNumId="27" w15:restartNumberingAfterBreak="0">
     <w:nsid w:val="4F5F3ADA"/>
     <w:multiLevelType w:val="multilevel"/>
     <w:tmpl w:val="F2A43998"/>
@@ -9153,7 +12447,7 @@
       </w:rPr>
     </w:lvl>
   </w:abstractNum>
-  <w:abstractNum w:abstractNumId="20" w15:restartNumberingAfterBreak="0">
+  <w:abstractNum w:abstractNumId="28" w15:restartNumberingAfterBreak="0">
     <w:nsid w:val="545215E4"/>
     <w:multiLevelType w:val="hybridMultilevel"/>
     <w:tmpl w:val="DF8ED1E2"/>
@@ -9266,7 +12560,7 @@
       </w:rPr>
     </w:lvl>
   </w:abstractNum>
-  <w:abstractNum w:abstractNumId="21" w15:restartNumberingAfterBreak="0">
+  <w:abstractNum w:abstractNumId="29" w15:restartNumberingAfterBreak="0">
     <w:nsid w:val="54F17016"/>
     <w:multiLevelType w:val="hybridMultilevel"/>
     <w:tmpl w:val="B2EA34BC"/>
@@ -9379,7 +12673,305 @@
       </w:rPr>
     </w:lvl>
   </w:abstractNum>
-  <w:abstractNum w:abstractNumId="22" w15:restartNumberingAfterBreak="0">
+  <w:abstractNum w:abstractNumId="30" w15:restartNumberingAfterBreak="0">
+    <w:nsid w:val="561A6AA0"/>
+    <w:multiLevelType w:val="multilevel"/>
+    <w:tmpl w:val="8BBC1690"/>
+    <w:lvl w:ilvl="0">
+      <w:start w:val="1"/>
+      <w:numFmt w:val="bullet"/>
+      <w:lvlText w:val=""/>
+      <w:lvlJc w:val="left"/>
+      <w:pPr>
+        <w:tabs>
+          <w:tab w:val="num" w:pos="720"/>
+        </w:tabs>
+        <w:ind w:left="720" w:hanging="360"/>
+      </w:pPr>
+      <w:rPr>
+        <w:rFonts w:ascii="Symbol" w:hAnsi="Symbol" w:hint="default"/>
+        <w:sz w:val="20"/>
+      </w:rPr>
+    </w:lvl>
+    <w:lvl w:ilvl="1" w:tentative="1">
+      <w:start w:val="1"/>
+      <w:numFmt w:val="bullet"/>
+      <w:lvlText w:val="o"/>
+      <w:lvlJc w:val="left"/>
+      <w:pPr>
+        <w:tabs>
+          <w:tab w:val="num" w:pos="1440"/>
+        </w:tabs>
+        <w:ind w:left="1440" w:hanging="360"/>
+      </w:pPr>
+      <w:rPr>
+        <w:rFonts w:ascii="Courier New" w:hAnsi="Courier New" w:hint="default"/>
+        <w:sz w:val="20"/>
+      </w:rPr>
+    </w:lvl>
+    <w:lvl w:ilvl="2" w:tentative="1">
+      <w:start w:val="1"/>
+      <w:numFmt w:val="bullet"/>
+      <w:lvlText w:val=""/>
+      <w:lvlJc w:val="left"/>
+      <w:pPr>
+        <w:tabs>
+          <w:tab w:val="num" w:pos="2160"/>
+        </w:tabs>
+        <w:ind w:left="2160" w:hanging="360"/>
+      </w:pPr>
+      <w:rPr>
+        <w:rFonts w:ascii="Wingdings" w:hAnsi="Wingdings" w:hint="default"/>
+        <w:sz w:val="20"/>
+      </w:rPr>
+    </w:lvl>
+    <w:lvl w:ilvl="3" w:tentative="1">
+      <w:start w:val="1"/>
+      <w:numFmt w:val="bullet"/>
+      <w:lvlText w:val=""/>
+      <w:lvlJc w:val="left"/>
+      <w:pPr>
+        <w:tabs>
+          <w:tab w:val="num" w:pos="2880"/>
+        </w:tabs>
+        <w:ind w:left="2880" w:hanging="360"/>
+      </w:pPr>
+      <w:rPr>
+        <w:rFonts w:ascii="Wingdings" w:hAnsi="Wingdings" w:hint="default"/>
+        <w:sz w:val="20"/>
+      </w:rPr>
+    </w:lvl>
+    <w:lvl w:ilvl="4" w:tentative="1">
+      <w:start w:val="1"/>
+      <w:numFmt w:val="bullet"/>
+      <w:lvlText w:val=""/>
+      <w:lvlJc w:val="left"/>
+      <w:pPr>
+        <w:tabs>
+          <w:tab w:val="num" w:pos="3600"/>
+        </w:tabs>
+        <w:ind w:left="3600" w:hanging="360"/>
+      </w:pPr>
+      <w:rPr>
+        <w:rFonts w:ascii="Wingdings" w:hAnsi="Wingdings" w:hint="default"/>
+        <w:sz w:val="20"/>
+      </w:rPr>
+    </w:lvl>
+    <w:lvl w:ilvl="5" w:tentative="1">
+      <w:start w:val="1"/>
+      <w:numFmt w:val="bullet"/>
+      <w:lvlText w:val=""/>
+      <w:lvlJc w:val="left"/>
+      <w:pPr>
+        <w:tabs>
+          <w:tab w:val="num" w:pos="4320"/>
+        </w:tabs>
+        <w:ind w:left="4320" w:hanging="360"/>
+      </w:pPr>
+      <w:rPr>
+        <w:rFonts w:ascii="Wingdings" w:hAnsi="Wingdings" w:hint="default"/>
+        <w:sz w:val="20"/>
+      </w:rPr>
+    </w:lvl>
+    <w:lvl w:ilvl="6" w:tentative="1">
+      <w:start w:val="1"/>
+      <w:numFmt w:val="bullet"/>
+      <w:lvlText w:val=""/>
+      <w:lvlJc w:val="left"/>
+      <w:pPr>
+        <w:tabs>
+          <w:tab w:val="num" w:pos="5040"/>
+        </w:tabs>
+        <w:ind w:left="5040" w:hanging="360"/>
+      </w:pPr>
+      <w:rPr>
+        <w:rFonts w:ascii="Wingdings" w:hAnsi="Wingdings" w:hint="default"/>
+        <w:sz w:val="20"/>
+      </w:rPr>
+    </w:lvl>
+    <w:lvl w:ilvl="7" w:tentative="1">
+      <w:start w:val="1"/>
+      <w:numFmt w:val="bullet"/>
+      <w:lvlText w:val=""/>
+      <w:lvlJc w:val="left"/>
+      <w:pPr>
+        <w:tabs>
+          <w:tab w:val="num" w:pos="5760"/>
+        </w:tabs>
+        <w:ind w:left="5760" w:hanging="360"/>
+      </w:pPr>
+      <w:rPr>
+        <w:rFonts w:ascii="Wingdings" w:hAnsi="Wingdings" w:hint="default"/>
+        <w:sz w:val="20"/>
+      </w:rPr>
+    </w:lvl>
+    <w:lvl w:ilvl="8" w:tentative="1">
+      <w:start w:val="1"/>
+      <w:numFmt w:val="bullet"/>
+      <w:lvlText w:val=""/>
+      <w:lvlJc w:val="left"/>
+      <w:pPr>
+        <w:tabs>
+          <w:tab w:val="num" w:pos="6480"/>
+        </w:tabs>
+        <w:ind w:left="6480" w:hanging="360"/>
+      </w:pPr>
+      <w:rPr>
+        <w:rFonts w:ascii="Wingdings" w:hAnsi="Wingdings" w:hint="default"/>
+        <w:sz w:val="20"/>
+      </w:rPr>
+    </w:lvl>
+  </w:abstractNum>
+  <w:abstractNum w:abstractNumId="31" w15:restartNumberingAfterBreak="0">
+    <w:nsid w:val="58E3379D"/>
+    <w:multiLevelType w:val="multilevel"/>
+    <w:tmpl w:val="7A126E2E"/>
+    <w:lvl w:ilvl="0">
+      <w:start w:val="1"/>
+      <w:numFmt w:val="bullet"/>
+      <w:lvlText w:val=""/>
+      <w:lvlJc w:val="left"/>
+      <w:pPr>
+        <w:tabs>
+          <w:tab w:val="num" w:pos="720"/>
+        </w:tabs>
+        <w:ind w:left="720" w:hanging="360"/>
+      </w:pPr>
+      <w:rPr>
+        <w:rFonts w:ascii="Symbol" w:hAnsi="Symbol" w:hint="default"/>
+        <w:sz w:val="20"/>
+      </w:rPr>
+    </w:lvl>
+    <w:lvl w:ilvl="1" w:tentative="1">
+      <w:start w:val="1"/>
+      <w:numFmt w:val="bullet"/>
+      <w:lvlText w:val="o"/>
+      <w:lvlJc w:val="left"/>
+      <w:pPr>
+        <w:tabs>
+          <w:tab w:val="num" w:pos="1440"/>
+        </w:tabs>
+        <w:ind w:left="1440" w:hanging="360"/>
+      </w:pPr>
+      <w:rPr>
+        <w:rFonts w:ascii="Courier New" w:hAnsi="Courier New" w:hint="default"/>
+        <w:sz w:val="20"/>
+      </w:rPr>
+    </w:lvl>
+    <w:lvl w:ilvl="2" w:tentative="1">
+      <w:start w:val="1"/>
+      <w:numFmt w:val="bullet"/>
+      <w:lvlText w:val=""/>
+      <w:lvlJc w:val="left"/>
+      <w:pPr>
+        <w:tabs>
+          <w:tab w:val="num" w:pos="2160"/>
+        </w:tabs>
+        <w:ind w:left="2160" w:hanging="360"/>
+      </w:pPr>
+      <w:rPr>
+        <w:rFonts w:ascii="Wingdings" w:hAnsi="Wingdings" w:hint="default"/>
+        <w:sz w:val="20"/>
+      </w:rPr>
+    </w:lvl>
+    <w:lvl w:ilvl="3" w:tentative="1">
+      <w:start w:val="1"/>
+      <w:numFmt w:val="bullet"/>
+      <w:lvlText w:val=""/>
+      <w:lvlJc w:val="left"/>
+      <w:pPr>
+        <w:tabs>
+          <w:tab w:val="num" w:pos="2880"/>
+        </w:tabs>
+        <w:ind w:left="2880" w:hanging="360"/>
+      </w:pPr>
+      <w:rPr>
+        <w:rFonts w:ascii="Wingdings" w:hAnsi="Wingdings" w:hint="default"/>
+        <w:sz w:val="20"/>
+      </w:rPr>
+    </w:lvl>
+    <w:lvl w:ilvl="4" w:tentative="1">
+      <w:start w:val="1"/>
+      <w:numFmt w:val="bullet"/>
+      <w:lvlText w:val=""/>
+      <w:lvlJc w:val="left"/>
+      <w:pPr>
+        <w:tabs>
+          <w:tab w:val="num" w:pos="3600"/>
+        </w:tabs>
+        <w:ind w:left="3600" w:hanging="360"/>
+      </w:pPr>
+      <w:rPr>
+        <w:rFonts w:ascii="Wingdings" w:hAnsi="Wingdings" w:hint="default"/>
+        <w:sz w:val="20"/>
+      </w:rPr>
+    </w:lvl>
+    <w:lvl w:ilvl="5" w:tentative="1">
+      <w:start w:val="1"/>
+      <w:numFmt w:val="bullet"/>
+      <w:lvlText w:val=""/>
+      <w:lvlJc w:val="left"/>
+      <w:pPr>
+        <w:tabs>
+          <w:tab w:val="num" w:pos="4320"/>
+        </w:tabs>
+        <w:ind w:left="4320" w:hanging="360"/>
+      </w:pPr>
+      <w:rPr>
+        <w:rFonts w:ascii="Wingdings" w:hAnsi="Wingdings" w:hint="default"/>
+        <w:sz w:val="20"/>
+      </w:rPr>
+    </w:lvl>
+    <w:lvl w:ilvl="6" w:tentative="1">
+      <w:start w:val="1"/>
+      <w:numFmt w:val="bullet"/>
+      <w:lvlText w:val=""/>
+      <w:lvlJc w:val="left"/>
+      <w:pPr>
+        <w:tabs>
+          <w:tab w:val="num" w:pos="5040"/>
+        </w:tabs>
+        <w:ind w:left="5040" w:hanging="360"/>
+      </w:pPr>
+      <w:rPr>
+        <w:rFonts w:ascii="Wingdings" w:hAnsi="Wingdings" w:hint="default"/>
+        <w:sz w:val="20"/>
+      </w:rPr>
+    </w:lvl>
+    <w:lvl w:ilvl="7" w:tentative="1">
+      <w:start w:val="1"/>
+      <w:numFmt w:val="bullet"/>
+      <w:lvlText w:val=""/>
+      <w:lvlJc w:val="left"/>
+      <w:pPr>
+        <w:tabs>
+          <w:tab w:val="num" w:pos="5760"/>
+        </w:tabs>
+        <w:ind w:left="5760" w:hanging="360"/>
+      </w:pPr>
+      <w:rPr>
+        <w:rFonts w:ascii="Wingdings" w:hAnsi="Wingdings" w:hint="default"/>
+        <w:sz w:val="20"/>
+      </w:rPr>
+    </w:lvl>
+    <w:lvl w:ilvl="8" w:tentative="1">
+      <w:start w:val="1"/>
+      <w:numFmt w:val="bullet"/>
+      <w:lvlText w:val=""/>
+      <w:lvlJc w:val="left"/>
+      <w:pPr>
+        <w:tabs>
+          <w:tab w:val="num" w:pos="6480"/>
+        </w:tabs>
+        <w:ind w:left="6480" w:hanging="360"/>
+      </w:pPr>
+      <w:rPr>
+        <w:rFonts w:ascii="Wingdings" w:hAnsi="Wingdings" w:hint="default"/>
+        <w:sz w:val="20"/>
+      </w:rPr>
+    </w:lvl>
+  </w:abstractNum>
+  <w:abstractNum w:abstractNumId="32" w15:restartNumberingAfterBreak="0">
     <w:nsid w:val="5A3164DC"/>
     <w:multiLevelType w:val="hybridMultilevel"/>
     <w:tmpl w:val="27C65E2E"/>
@@ -9492,7 +13084,156 @@
       </w:rPr>
     </w:lvl>
   </w:abstractNum>
-  <w:abstractNum w:abstractNumId="23" w15:restartNumberingAfterBreak="0">
+  <w:abstractNum w:abstractNumId="33" w15:restartNumberingAfterBreak="0">
+    <w:nsid w:val="6278588E"/>
+    <w:multiLevelType w:val="multilevel"/>
+    <w:tmpl w:val="ECB09E88"/>
+    <w:lvl w:ilvl="0">
+      <w:start w:val="1"/>
+      <w:numFmt w:val="bullet"/>
+      <w:lvlText w:val=""/>
+      <w:lvlJc w:val="left"/>
+      <w:pPr>
+        <w:tabs>
+          <w:tab w:val="num" w:pos="720"/>
+        </w:tabs>
+        <w:ind w:left="720" w:hanging="360"/>
+      </w:pPr>
+      <w:rPr>
+        <w:rFonts w:ascii="Symbol" w:hAnsi="Symbol" w:hint="default"/>
+        <w:sz w:val="20"/>
+      </w:rPr>
+    </w:lvl>
+    <w:lvl w:ilvl="1" w:tentative="1">
+      <w:start w:val="1"/>
+      <w:numFmt w:val="bullet"/>
+      <w:lvlText w:val="o"/>
+      <w:lvlJc w:val="left"/>
+      <w:pPr>
+        <w:tabs>
+          <w:tab w:val="num" w:pos="1440"/>
+        </w:tabs>
+        <w:ind w:left="1440" w:hanging="360"/>
+      </w:pPr>
+      <w:rPr>
+        <w:rFonts w:ascii="Courier New" w:hAnsi="Courier New" w:hint="default"/>
+        <w:sz w:val="20"/>
+      </w:rPr>
+    </w:lvl>
+    <w:lvl w:ilvl="2" w:tentative="1">
+      <w:start w:val="1"/>
+      <w:numFmt w:val="bullet"/>
+      <w:lvlText w:val=""/>
+      <w:lvlJc w:val="left"/>
+      <w:pPr>
+        <w:tabs>
+          <w:tab w:val="num" w:pos="2160"/>
+        </w:tabs>
+        <w:ind w:left="2160" w:hanging="360"/>
+      </w:pPr>
+      <w:rPr>
+        <w:rFonts w:ascii="Wingdings" w:hAnsi="Wingdings" w:hint="default"/>
+        <w:sz w:val="20"/>
+      </w:rPr>
+    </w:lvl>
+    <w:lvl w:ilvl="3" w:tentative="1">
+      <w:start w:val="1"/>
+      <w:numFmt w:val="bullet"/>
+      <w:lvlText w:val=""/>
+      <w:lvlJc w:val="left"/>
+      <w:pPr>
+        <w:tabs>
+          <w:tab w:val="num" w:pos="2880"/>
+        </w:tabs>
+        <w:ind w:left="2880" w:hanging="360"/>
+      </w:pPr>
+      <w:rPr>
+        <w:rFonts w:ascii="Wingdings" w:hAnsi="Wingdings" w:hint="default"/>
+        <w:sz w:val="20"/>
+      </w:rPr>
+    </w:lvl>
+    <w:lvl w:ilvl="4" w:tentative="1">
+      <w:start w:val="1"/>
+      <w:numFmt w:val="bullet"/>
+      <w:lvlText w:val=""/>
+      <w:lvlJc w:val="left"/>
+      <w:pPr>
+        <w:tabs>
+          <w:tab w:val="num" w:pos="3600"/>
+        </w:tabs>
+        <w:ind w:left="3600" w:hanging="360"/>
+      </w:pPr>
+      <w:rPr>
+        <w:rFonts w:ascii="Wingdings" w:hAnsi="Wingdings" w:hint="default"/>
+        <w:sz w:val="20"/>
+      </w:rPr>
+    </w:lvl>
+    <w:lvl w:ilvl="5" w:tentative="1">
+      <w:start w:val="1"/>
+      <w:numFmt w:val="bullet"/>
+      <w:lvlText w:val=""/>
+      <w:lvlJc w:val="left"/>
+      <w:pPr>
+        <w:tabs>
+          <w:tab w:val="num" w:pos="4320"/>
+        </w:tabs>
+        <w:ind w:left="4320" w:hanging="360"/>
+      </w:pPr>
+      <w:rPr>
+        <w:rFonts w:ascii="Wingdings" w:hAnsi="Wingdings" w:hint="default"/>
+        <w:sz w:val="20"/>
+      </w:rPr>
+    </w:lvl>
+    <w:lvl w:ilvl="6" w:tentative="1">
+      <w:start w:val="1"/>
+      <w:numFmt w:val="bullet"/>
+      <w:lvlText w:val=""/>
+      <w:lvlJc w:val="left"/>
+      <w:pPr>
+        <w:tabs>
+          <w:tab w:val="num" w:pos="5040"/>
+        </w:tabs>
+        <w:ind w:left="5040" w:hanging="360"/>
+      </w:pPr>
+      <w:rPr>
+        <w:rFonts w:ascii="Wingdings" w:hAnsi="Wingdings" w:hint="default"/>
+        <w:sz w:val="20"/>
+      </w:rPr>
+    </w:lvl>
+    <w:lvl w:ilvl="7" w:tentative="1">
+      <w:start w:val="1"/>
+      <w:numFmt w:val="bullet"/>
+      <w:lvlText w:val=""/>
+      <w:lvlJc w:val="left"/>
+      <w:pPr>
+        <w:tabs>
+          <w:tab w:val="num" w:pos="5760"/>
+        </w:tabs>
+        <w:ind w:left="5760" w:hanging="360"/>
+      </w:pPr>
+      <w:rPr>
+        <w:rFonts w:ascii="Wingdings" w:hAnsi="Wingdings" w:hint="default"/>
+        <w:sz w:val="20"/>
+      </w:rPr>
+    </w:lvl>
+    <w:lvl w:ilvl="8" w:tentative="1">
+      <w:start w:val="1"/>
+      <w:numFmt w:val="bullet"/>
+      <w:lvlText w:val=""/>
+      <w:lvlJc w:val="left"/>
+      <w:pPr>
+        <w:tabs>
+          <w:tab w:val="num" w:pos="6480"/>
+        </w:tabs>
+        <w:ind w:left="6480" w:hanging="360"/>
+      </w:pPr>
+      <w:rPr>
+        <w:rFonts w:ascii="Wingdings" w:hAnsi="Wingdings" w:hint="default"/>
+        <w:sz w:val="20"/>
+      </w:rPr>
+    </w:lvl>
+  </w:abstractNum>
+  <w:abstractNum w:abstractNumId="34" w15:restartNumberingAfterBreak="0">
     <w:nsid w:val="66662119"/>
     <w:multiLevelType w:val="hybridMultilevel"/>
     <w:tmpl w:val="C332F810"/>
@@ -9605,7 +13346,7 @@
       </w:rPr>
     </w:lvl>
   </w:abstractNum>
-  <w:abstractNum w:abstractNumId="24" w15:restartNumberingAfterBreak="0">
+  <w:abstractNum w:abstractNumId="35" w15:restartNumberingAfterBreak="0">
     <w:nsid w:val="69D850AC"/>
     <w:multiLevelType w:val="hybridMultilevel"/>
     <w:tmpl w:val="24C02948"/>
@@ -9718,7 +13459,7 @@
       </w:rPr>
     </w:lvl>
   </w:abstractNum>
-  <w:abstractNum w:abstractNumId="25" w15:restartNumberingAfterBreak="0">
+  <w:abstractNum w:abstractNumId="36" w15:restartNumberingAfterBreak="0">
     <w:nsid w:val="716D3487"/>
     <w:multiLevelType w:val="multilevel"/>
     <w:tmpl w:val="AFB2EA14"/>
@@ -9831,7 +13572,156 @@
       </w:rPr>
     </w:lvl>
   </w:abstractNum>
-  <w:abstractNum w:abstractNumId="26" w15:restartNumberingAfterBreak="0">
+  <w:abstractNum w:abstractNumId="37" w15:restartNumberingAfterBreak="0">
+    <w:nsid w:val="73351714"/>
+    <w:multiLevelType w:val="multilevel"/>
+    <w:tmpl w:val="05C0E864"/>
+    <w:lvl w:ilvl="0">
+      <w:start w:val="1"/>
+      <w:numFmt w:val="bullet"/>
+      <w:lvlText w:val=""/>
+      <w:lvlJc w:val="left"/>
+      <w:pPr>
+        <w:tabs>
+          <w:tab w:val="num" w:pos="720"/>
+        </w:tabs>
+        <w:ind w:left="720" w:hanging="360"/>
+      </w:pPr>
+      <w:rPr>
+        <w:rFonts w:ascii="Symbol" w:hAnsi="Symbol" w:hint="default"/>
+        <w:sz w:val="20"/>
+      </w:rPr>
+    </w:lvl>
+    <w:lvl w:ilvl="1" w:tentative="1">
+      <w:start w:val="1"/>
+      <w:numFmt w:val="bullet"/>
+      <w:lvlText w:val="o"/>
+      <w:lvlJc w:val="left"/>
+      <w:pPr>
+        <w:tabs>
+          <w:tab w:val="num" w:pos="1440"/>
+        </w:tabs>
+        <w:ind w:left="1440" w:hanging="360"/>
+      </w:pPr>
+      <w:rPr>
+        <w:rFonts w:ascii="Courier New" w:hAnsi="Courier New" w:hint="default"/>
+        <w:sz w:val="20"/>
+      </w:rPr>
+    </w:lvl>
+    <w:lvl w:ilvl="2" w:tentative="1">
+      <w:start w:val="1"/>
+      <w:numFmt w:val="bullet"/>
+      <w:lvlText w:val=""/>
+      <w:lvlJc w:val="left"/>
+      <w:pPr>
+        <w:tabs>
+          <w:tab w:val="num" w:pos="2160"/>
+        </w:tabs>
+        <w:ind w:left="2160" w:hanging="360"/>
+      </w:pPr>
+      <w:rPr>
+        <w:rFonts w:ascii="Wingdings" w:hAnsi="Wingdings" w:hint="default"/>
+        <w:sz w:val="20"/>
+      </w:rPr>
+    </w:lvl>
+    <w:lvl w:ilvl="3" w:tentative="1">
+      <w:start w:val="1"/>
+      <w:numFmt w:val="bullet"/>
+      <w:lvlText w:val=""/>
+      <w:lvlJc w:val="left"/>
+      <w:pPr>
+        <w:tabs>
+          <w:tab w:val="num" w:pos="2880"/>
+        </w:tabs>
+        <w:ind w:left="2880" w:hanging="360"/>
+      </w:pPr>
+      <w:rPr>
+        <w:rFonts w:ascii="Wingdings" w:hAnsi="Wingdings" w:hint="default"/>
+        <w:sz w:val="20"/>
+      </w:rPr>
+    </w:lvl>
+    <w:lvl w:ilvl="4" w:tentative="1">
+      <w:start w:val="1"/>
+      <w:numFmt w:val="bullet"/>
+      <w:lvlText w:val=""/>
+      <w:lvlJc w:val="left"/>
+      <w:pPr>
+        <w:tabs>
+          <w:tab w:val="num" w:pos="3600"/>
+        </w:tabs>
+        <w:ind w:left="3600" w:hanging="360"/>
+      </w:pPr>
+      <w:rPr>
+        <w:rFonts w:ascii="Wingdings" w:hAnsi="Wingdings" w:hint="default"/>
+        <w:sz w:val="20"/>
+      </w:rPr>
+    </w:lvl>
+    <w:lvl w:ilvl="5" w:tentative="1">
+      <w:start w:val="1"/>
+      <w:numFmt w:val="bullet"/>
+      <w:lvlText w:val=""/>
+      <w:lvlJc w:val="left"/>
+      <w:pPr>
+        <w:tabs>
+          <w:tab w:val="num" w:pos="4320"/>
+        </w:tabs>
+        <w:ind w:left="4320" w:hanging="360"/>
+      </w:pPr>
+      <w:rPr>
+        <w:rFonts w:ascii="Wingdings" w:hAnsi="Wingdings" w:hint="default"/>
+        <w:sz w:val="20"/>
+      </w:rPr>
+    </w:lvl>
+    <w:lvl w:ilvl="6" w:tentative="1">
+      <w:start w:val="1"/>
+      <w:numFmt w:val="bullet"/>
+      <w:lvlText w:val=""/>
+      <w:lvlJc w:val="left"/>
+      <w:pPr>
+        <w:tabs>
+          <w:tab w:val="num" w:pos="5040"/>
+        </w:tabs>
+        <w:ind w:left="5040" w:hanging="360"/>
+      </w:pPr>
+      <w:rPr>
+        <w:rFonts w:ascii="Wingdings" w:hAnsi="Wingdings" w:hint="default"/>
+        <w:sz w:val="20"/>
+      </w:rPr>
+    </w:lvl>
+    <w:lvl w:ilvl="7" w:tentative="1">
+      <w:start w:val="1"/>
+      <w:numFmt w:val="bullet"/>
+      <w:lvlText w:val=""/>
+      <w:lvlJc w:val="left"/>
+      <w:pPr>
+        <w:tabs>
+          <w:tab w:val="num" w:pos="5760"/>
+        </w:tabs>
+        <w:ind w:left="5760" w:hanging="360"/>
+      </w:pPr>
+      <w:rPr>
+        <w:rFonts w:ascii="Wingdings" w:hAnsi="Wingdings" w:hint="default"/>
+        <w:sz w:val="20"/>
+      </w:rPr>
+    </w:lvl>
+    <w:lvl w:ilvl="8" w:tentative="1">
+      <w:start w:val="1"/>
+      <w:numFmt w:val="bullet"/>
+      <w:lvlText w:val=""/>
+      <w:lvlJc w:val="left"/>
+      <w:pPr>
+        <w:tabs>
+          <w:tab w:val="num" w:pos="6480"/>
+        </w:tabs>
+        <w:ind w:left="6480" w:hanging="360"/>
+      </w:pPr>
+      <w:rPr>
+        <w:rFonts w:ascii="Wingdings" w:hAnsi="Wingdings" w:hint="default"/>
+        <w:sz w:val="20"/>
+      </w:rPr>
+    </w:lvl>
+  </w:abstractNum>
+  <w:abstractNum w:abstractNumId="38" w15:restartNumberingAfterBreak="0">
     <w:nsid w:val="76461A0F"/>
     <w:multiLevelType w:val="hybridMultilevel"/>
     <w:tmpl w:val="B1B6117A"/>
@@ -9944,7 +13834,7 @@
       </w:rPr>
     </w:lvl>
   </w:abstractNum>
-  <w:abstractNum w:abstractNumId="27" w15:restartNumberingAfterBreak="0">
+  <w:abstractNum w:abstractNumId="39" w15:restartNumberingAfterBreak="0">
     <w:nsid w:val="79225E21"/>
     <w:multiLevelType w:val="hybridMultilevel"/>
     <w:tmpl w:val="B3DE0040"/>
@@ -10058,88 +13948,124 @@
     </w:lvl>
   </w:abstractNum>
   <w:num w:numId="1" w16cid:durableId="1326713100">
-    <w:abstractNumId w:val="25"/>
+    <w:abstractNumId w:val="36"/>
   </w:num>
   <w:num w:numId="2" w16cid:durableId="1671177574">
-    <w:abstractNumId w:val="1"/>
+    <w:abstractNumId w:val="2"/>
   </w:num>
   <w:num w:numId="3" w16cid:durableId="1788352023">
-    <w:abstractNumId w:val="9"/>
+    <w:abstractNumId w:val="15"/>
   </w:num>
   <w:num w:numId="4" w16cid:durableId="2097095401">
-    <w:abstractNumId w:val="27"/>
+    <w:abstractNumId w:val="39"/>
   </w:num>
   <w:num w:numId="5" w16cid:durableId="430317774">
-    <w:abstractNumId w:val="7"/>
+    <w:abstractNumId w:val="10"/>
   </w:num>
   <w:num w:numId="6" w16cid:durableId="722482020">
-    <w:abstractNumId w:val="13"/>
+    <w:abstractNumId w:val="20"/>
   </w:num>
   <w:num w:numId="7" w16cid:durableId="1333996352">
-    <w:abstractNumId w:val="23"/>
+    <w:abstractNumId w:val="34"/>
   </w:num>
   <w:num w:numId="8" w16cid:durableId="952445730">
-    <w:abstractNumId w:val="26"/>
+    <w:abstractNumId w:val="38"/>
   </w:num>
   <w:num w:numId="9" w16cid:durableId="1158035674">
-    <w:abstractNumId w:val="15"/>
+    <w:abstractNumId w:val="22"/>
   </w:num>
   <w:num w:numId="10" w16cid:durableId="1619682616">
-    <w:abstractNumId w:val="20"/>
+    <w:abstractNumId w:val="28"/>
   </w:num>
   <w:num w:numId="11" w16cid:durableId="562640332">
-    <w:abstractNumId w:val="2"/>
+    <w:abstractNumId w:val="4"/>
   </w:num>
   <w:num w:numId="12" w16cid:durableId="548225770">
-    <w:abstractNumId w:val="12"/>
+    <w:abstractNumId w:val="19"/>
   </w:num>
   <w:num w:numId="13" w16cid:durableId="675353307">
     <w:abstractNumId w:val="0"/>
   </w:num>
   <w:num w:numId="14" w16cid:durableId="336003528">
+    <w:abstractNumId w:val="5"/>
+  </w:num>
+  <w:num w:numId="15" w16cid:durableId="2062291656">
+    <w:abstractNumId w:val="16"/>
+  </w:num>
+  <w:num w:numId="16" w16cid:durableId="1971014773">
+    <w:abstractNumId w:val="32"/>
+  </w:num>
+  <w:num w:numId="17" w16cid:durableId="828980446">
+    <w:abstractNumId w:val="24"/>
+  </w:num>
+  <w:num w:numId="18" w16cid:durableId="425732649">
+    <w:abstractNumId w:val="8"/>
+  </w:num>
+  <w:num w:numId="19" w16cid:durableId="1923445154">
+    <w:abstractNumId w:val="14"/>
+  </w:num>
+  <w:num w:numId="20" w16cid:durableId="74017719">
+    <w:abstractNumId w:val="6"/>
+  </w:num>
+  <w:num w:numId="21" w16cid:durableId="450441651">
+    <w:abstractNumId w:val="29"/>
+  </w:num>
+  <w:num w:numId="22" w16cid:durableId="1551113991">
+    <w:abstractNumId w:val="9"/>
+  </w:num>
+  <w:num w:numId="23" w16cid:durableId="1401364464">
+    <w:abstractNumId w:val="35"/>
+  </w:num>
+  <w:num w:numId="24" w16cid:durableId="1359551177">
+    <w:abstractNumId w:val="21"/>
+  </w:num>
+  <w:num w:numId="25" w16cid:durableId="905919583">
+    <w:abstractNumId w:val="23"/>
+  </w:num>
+  <w:num w:numId="26" w16cid:durableId="1619291768">
+    <w:abstractNumId w:val="25"/>
+  </w:num>
+  <w:num w:numId="27" w16cid:durableId="338705570">
+    <w:abstractNumId w:val="18"/>
+  </w:num>
+  <w:num w:numId="28" w16cid:durableId="55012157">
+    <w:abstractNumId w:val="27"/>
+  </w:num>
+  <w:num w:numId="29" w16cid:durableId="736366804">
     <w:abstractNumId w:val="3"/>
   </w:num>
-  <w:num w:numId="15" w16cid:durableId="2062291656">
-    <w:abstractNumId w:val="10"/>
-  </w:num>
-  <w:num w:numId="16" w16cid:durableId="1971014773">
-    <w:abstractNumId w:val="22"/>
-  </w:num>
-  <w:num w:numId="17" w16cid:durableId="828980446">
+  <w:num w:numId="30" w16cid:durableId="297952053">
     <w:abstractNumId w:val="17"/>
   </w:num>
-  <w:num w:numId="18" w16cid:durableId="425732649">
-    <w:abstractNumId w:val="5"/>
+  <w:num w:numId="31" w16cid:durableId="1891841873">
+    <w:abstractNumId w:val="13"/>
   </w:num>
-  <w:num w:numId="19" w16cid:durableId="1923445154">
-    <w:abstractNumId w:val="8"/>
+  <w:num w:numId="32" w16cid:durableId="402072897">
+    <w:abstractNumId w:val="33"/>
   </w:num>
-  <w:num w:numId="20" w16cid:durableId="74017719">
-    <w:abstractNumId w:val="4"/>
+  <w:num w:numId="33" w16cid:durableId="2033148990">
+    <w:abstractNumId w:val="37"/>
   </w:num>
-  <w:num w:numId="21" w16cid:durableId="450441651">
-    <w:abstractNumId w:val="21"/>
+  <w:num w:numId="34" w16cid:durableId="1166020073">
+    <w:abstractNumId w:val="12"/>
   </w:num>
-  <w:num w:numId="22" w16cid:durableId="1551113991">
-    <w:abstractNumId w:val="6"/>
+  <w:num w:numId="35" w16cid:durableId="517281418">
+    <w:abstractNumId w:val="26"/>
   </w:num>
-  <w:num w:numId="23" w16cid:durableId="1401364464">
-    <w:abstractNumId w:val="24"/>
+  <w:num w:numId="36" w16cid:durableId="889268080">
+    <w:abstractNumId w:val="31"/>
   </w:num>
-  <w:num w:numId="24" w16cid:durableId="1359551177">
-    <w:abstractNumId w:val="14"/>
-  </w:num>
-  <w:num w:numId="25" w16cid:durableId="905919583">
-    <w:abstractNumId w:val="16"/>
-  </w:num>
-  <w:num w:numId="26" w16cid:durableId="1619291768">
-    <w:abstractNumId w:val="18"/>
-  </w:num>
-  <w:num w:numId="27" w16cid:durableId="338705570">
+  <w:num w:numId="37" w16cid:durableId="1036736362">
     <w:abstractNumId w:val="11"/>
   </w:num>
-  <w:num w:numId="28" w16cid:durableId="55012157">
-    <w:abstractNumId w:val="19"/>
+  <w:num w:numId="38" w16cid:durableId="50231354">
+    <w:abstractNumId w:val="1"/>
+  </w:num>
+  <w:num w:numId="39" w16cid:durableId="507988968">
+    <w:abstractNumId w:val="7"/>
+  </w:num>
+  <w:num w:numId="40" w16cid:durableId="157818308">
+    <w:abstractNumId w:val="30"/>
   </w:num>
 </w:numbering>
 </file>

--- a/System Requirements.docx
+++ b/System Requirements.docx
@@ -8824,21 +8824,3694 @@
         <w:t>1.7 UML Class Model / Diagram</w:t>
       </w:r>
     </w:p>
+    <w:tbl>
+      <w:tblPr>
+        <w:tblStyle w:val="TableGrid"/>
+        <w:tblW w:w="0" w:type="auto"/>
+        <w:tblLook w:val="04A0" w:firstRow="1" w:lastRow="0" w:firstColumn="1" w:lastColumn="0" w:noHBand="0" w:noVBand="1"/>
+      </w:tblPr>
+      <w:tblGrid>
+        <w:gridCol w:w="3005"/>
+        <w:gridCol w:w="3005"/>
+        <w:gridCol w:w="3006"/>
+      </w:tblGrid>
+      <w:tr>
+        <w:tc>
+          <w:tcPr>
+            <w:tcW w:w="3005" w:type="dxa"/>
+          </w:tcPr>
+          <w:p>
+            <w:r>
+              <w:t>#</w:t>
+            </w:r>
+          </w:p>
+        </w:tc>
+        <w:tc>
+          <w:tcPr>
+            <w:tcW w:w="3005" w:type="dxa"/>
+          </w:tcPr>
+          <w:p>
+            <w:r>
+              <w:t>Class / Table</w:t>
+            </w:r>
+          </w:p>
+        </w:tc>
+        <w:tc>
+          <w:tcPr>
+            <w:tcW w:w="3006" w:type="dxa"/>
+          </w:tcPr>
+          <w:p>
+            <w:r>
+              <w:t>Purpose</w:t>
+            </w:r>
+          </w:p>
+        </w:tc>
+      </w:tr>
+      <w:tr>
+        <w:tc>
+          <w:tcPr>
+            <w:tcW w:w="3005" w:type="dxa"/>
+          </w:tcPr>
+          <w:p>
+            <w:r>
+              <w:t>1</w:t>
+            </w:r>
+          </w:p>
+        </w:tc>
+        <w:tc>
+          <w:tcPr>
+            <w:tcW w:w="3005" w:type="dxa"/>
+          </w:tcPr>
+          <w:p>
+            <w:r>
+              <w:t>User</w:t>
+            </w:r>
+          </w:p>
+        </w:tc>
+        <w:tc>
+          <w:tcPr>
+            <w:tcW w:w="3006" w:type="dxa"/>
+          </w:tcPr>
+          <w:p>
+            <w:r>
+              <w:t>Stores all users of the system</w:t>
+            </w:r>
+          </w:p>
+        </w:tc>
+      </w:tr>
+      <w:tr>
+        <w:tc>
+          <w:tcPr>
+            <w:tcW w:w="3005" w:type="dxa"/>
+          </w:tcPr>
+          <w:p>
+            <w:r>
+              <w:lastRenderedPageBreak/>
+              <w:t>2</w:t>
+            </w:r>
+          </w:p>
+        </w:tc>
+        <w:tc>
+          <w:tcPr>
+            <w:tcW w:w="3005" w:type="dxa"/>
+          </w:tcPr>
+          <w:p>
+            <w:r>
+              <w:t>Role</w:t>
+            </w:r>
+          </w:p>
+        </w:tc>
+        <w:tc>
+          <w:tcPr>
+            <w:tcW w:w="3006" w:type="dxa"/>
+          </w:tcPr>
+          <w:p>
+            <w:r>
+              <w:t>Defines Administrator, Conference Centre Staff, and Event Organiser</w:t>
+            </w:r>
+          </w:p>
+        </w:tc>
+      </w:tr>
+      <w:tr>
+        <w:tc>
+          <w:tcPr>
+            <w:tcW w:w="3005" w:type="dxa"/>
+          </w:tcPr>
+          <w:p>
+            <w:r>
+              <w:t>3</w:t>
+            </w:r>
+          </w:p>
+        </w:tc>
+        <w:tc>
+          <w:tcPr>
+            <w:tcW w:w="3005" w:type="dxa"/>
+          </w:tcPr>
+          <w:p>
+            <w:r>
+              <w:t>Venue</w:t>
+            </w:r>
+          </w:p>
+        </w:tc>
+        <w:tc>
+          <w:tcPr>
+            <w:tcW w:w="3006" w:type="dxa"/>
+          </w:tcPr>
+          <w:p>
+            <w:r>
+              <w:t>Stores venue details, capacity, location, status, etc.</w:t>
+            </w:r>
+          </w:p>
+        </w:tc>
+      </w:tr>
+      <w:tr>
+        <w:tc>
+          <w:tcPr>
+            <w:tcW w:w="3005" w:type="dxa"/>
+          </w:tcPr>
+          <w:p>
+            <w:r>
+              <w:t>4</w:t>
+            </w:r>
+          </w:p>
+        </w:tc>
+        <w:tc>
+          <w:tcPr>
+            <w:tcW w:w="3005" w:type="dxa"/>
+          </w:tcPr>
+          <w:p>
+            <w:proofErr w:type="spellStart"/>
+            <w:r>
+              <w:t>VenueFeature</w:t>
+            </w:r>
+            <w:proofErr w:type="spellEnd"/>
+          </w:p>
+        </w:tc>
+        <w:tc>
+          <w:tcPr>
+            <w:tcW w:w="3006" w:type="dxa"/>
+          </w:tcPr>
+          <w:p>
+            <w:r>
+              <w:t>Stores features/equipment of a venue, e.g. projector, Wi-Fi, sound system, parking</w:t>
+            </w:r>
+          </w:p>
+        </w:tc>
+      </w:tr>
+      <w:tr>
+        <w:tc>
+          <w:tcPr>
+            <w:tcW w:w="3005" w:type="dxa"/>
+          </w:tcPr>
+          <w:p>
+            <w:r>
+              <w:t>5</w:t>
+            </w:r>
+          </w:p>
+        </w:tc>
+        <w:tc>
+          <w:tcPr>
+            <w:tcW w:w="3005" w:type="dxa"/>
+          </w:tcPr>
+          <w:p>
+            <w:r>
+              <w:t>Event</w:t>
+            </w:r>
+          </w:p>
+        </w:tc>
+        <w:tc>
+          <w:tcPr>
+            <w:tcW w:w="3006" w:type="dxa"/>
+          </w:tcPr>
+          <w:p>
+            <w:r>
+              <w:t>Stores the event being organised</w:t>
+            </w:r>
+          </w:p>
+        </w:tc>
+      </w:tr>
+      <w:tr>
+        <w:tc>
+          <w:tcPr>
+            <w:tcW w:w="3005" w:type="dxa"/>
+          </w:tcPr>
+          <w:p>
+            <w:r>
+              <w:t>6</w:t>
+            </w:r>
+          </w:p>
+        </w:tc>
+        <w:tc>
+          <w:tcPr>
+            <w:tcW w:w="3005" w:type="dxa"/>
+          </w:tcPr>
+          <w:p>
+            <w:r>
+              <w:t>Booking</w:t>
+            </w:r>
+          </w:p>
+        </w:tc>
+        <w:tc>
+          <w:tcPr>
+            <w:tcW w:w="3006" w:type="dxa"/>
+          </w:tcPr>
+          <w:p>
+            <w:r>
+              <w:t>Stores requests/reservations linking an event to a venue</w:t>
+            </w:r>
+          </w:p>
+        </w:tc>
+      </w:tr>
+      <w:tr>
+        <w:tc>
+          <w:tcPr>
+            <w:tcW w:w="3005" w:type="dxa"/>
+          </w:tcPr>
+          <w:p>
+            <w:r>
+              <w:t>7</w:t>
+            </w:r>
+          </w:p>
+        </w:tc>
+        <w:tc>
+          <w:tcPr>
+            <w:tcW w:w="3005" w:type="dxa"/>
+          </w:tcPr>
+          <w:p>
+            <w:proofErr w:type="spellStart"/>
+            <w:r>
+              <w:t>BookingStatus</w:t>
+            </w:r>
+            <w:proofErr w:type="spellEnd"/>
+          </w:p>
+        </w:tc>
+        <w:tc>
+          <w:tcPr>
+            <w:tcW w:w="3006" w:type="dxa"/>
+          </w:tcPr>
+          <w:p>
+            <w:r>
+              <w:t>Defines statuses such as Pending, Approved, Rejected, Cancelled</w:t>
+            </w:r>
+          </w:p>
+        </w:tc>
+      </w:tr>
+      <w:tr>
+        <w:tc>
+          <w:tcPr>
+            <w:tcW w:w="3005" w:type="dxa"/>
+          </w:tcPr>
+          <w:p>
+            <w:r>
+              <w:t>8</w:t>
+            </w:r>
+          </w:p>
+        </w:tc>
+        <w:tc>
+          <w:tcPr>
+            <w:tcW w:w="3005" w:type="dxa"/>
+          </w:tcPr>
+          <w:p>
+            <w:r>
+              <w:t>Notification</w:t>
+            </w:r>
+          </w:p>
+        </w:tc>
+        <w:tc>
+          <w:tcPr>
+            <w:tcW w:w="3006" w:type="dxa"/>
+          </w:tcPr>
+          <w:p>
+            <w:r>
+              <w:t>Stores notifications sent to users about bookings and events</w:t>
+            </w:r>
+          </w:p>
+        </w:tc>
+      </w:tr>
+      <w:tr>
+        <w:tc>
+          <w:tcPr>
+            <w:tcW w:w="3005" w:type="dxa"/>
+          </w:tcPr>
+          <w:p>
+            <w:r>
+              <w:t>9</w:t>
+            </w:r>
+          </w:p>
+        </w:tc>
+        <w:tc>
+          <w:tcPr>
+            <w:tcW w:w="3005" w:type="dxa"/>
+          </w:tcPr>
+          <w:p>
+            <w:r>
+              <w:t>Payment</w:t>
+            </w:r>
+          </w:p>
+        </w:tc>
+        <w:tc>
+          <w:tcPr>
+            <w:tcW w:w="3006" w:type="dxa"/>
+          </w:tcPr>
+          <w:p>
+            <w:r>
+              <w:t>Stores payment information where a booking requires a fee</w:t>
+            </w:r>
+          </w:p>
+        </w:tc>
+      </w:tr>
+      <w:tr>
+        <w:tc>
+          <w:tcPr>
+            <w:tcW w:w="3005" w:type="dxa"/>
+          </w:tcPr>
+          <w:p>
+            <w:r>
+              <w:t>10</w:t>
+            </w:r>
+          </w:p>
+        </w:tc>
+        <w:tc>
+          <w:tcPr>
+            <w:tcW w:w="3005" w:type="dxa"/>
+          </w:tcPr>
+          <w:p>
+            <w:proofErr w:type="spellStart"/>
+            <w:r>
+              <w:t>AuditLog</w:t>
+            </w:r>
+            <w:proofErr w:type="spellEnd"/>
+          </w:p>
+        </w:tc>
+        <w:tc>
+          <w:tcPr>
+            <w:tcW w:w="3006" w:type="dxa"/>
+          </w:tcPr>
+          <w:p>
+            <w:r>
+              <w:t>Records important actions performed within the system</w:t>
+            </w:r>
+          </w:p>
+        </w:tc>
+      </w:tr>
+    </w:tbl>
+    <w:p/>
     <w:p>
       <w:pPr>
         <w:rPr>
-          <w:highlight w:val="yellow"/>
+          <w:b/>
+          <w:bCs/>
         </w:rPr>
       </w:pPr>
-    </w:p>
+      <w:r>
+        <w:rPr>
+          <w:b/>
+          <w:bCs/>
+        </w:rPr>
+        <w:t>1. User</w:t>
+      </w:r>
+    </w:p>
+    <w:p>
+      <w:r>
+        <w:t>Stores everyone who can access the system.</w:t>
+      </w:r>
+    </w:p>
+    <w:tbl>
+      <w:tblPr>
+        <w:tblStyle w:val="TableGrid"/>
+        <w:tblW w:w="0" w:type="auto"/>
+        <w:tblLook w:val="04A0" w:firstRow="1" w:lastRow="0" w:firstColumn="1" w:lastColumn="0" w:noHBand="0" w:noVBand="1"/>
+      </w:tblPr>
+      <w:tblGrid>
+        <w:gridCol w:w="1782"/>
+        <w:gridCol w:w="3186"/>
+      </w:tblGrid>
+      <w:tr>
+        <w:tc>
+          <w:tcPr>
+            <w:tcW w:w="0" w:type="auto"/>
+            <w:hideMark/>
+          </w:tcPr>
+          <w:p>
+            <w:pPr>
+              <w:rPr>
+                <w:b/>
+                <w:bCs/>
+              </w:rPr>
+            </w:pPr>
+            <w:r>
+              <w:rPr>
+                <w:b/>
+                <w:bCs/>
+              </w:rPr>
+              <w:t>Attribute</w:t>
+            </w:r>
+          </w:p>
+        </w:tc>
+        <w:tc>
+          <w:tcPr>
+            <w:tcW w:w="0" w:type="auto"/>
+            <w:hideMark/>
+          </w:tcPr>
+          <w:p>
+            <w:pPr>
+              <w:rPr>
+                <w:b/>
+                <w:bCs/>
+              </w:rPr>
+            </w:pPr>
+            <w:r>
+              <w:rPr>
+                <w:b/>
+                <w:bCs/>
+              </w:rPr>
+              <w:t>Description</w:t>
+            </w:r>
+          </w:p>
+        </w:tc>
+      </w:tr>
+      <w:tr>
+        <w:tc>
+          <w:tcPr>
+            <w:tcW w:w="0" w:type="auto"/>
+            <w:hideMark/>
+          </w:tcPr>
+          <w:p>
+            <w:proofErr w:type="spellStart"/>
+            <w:r>
+              <w:rPr>
+                <w:b/>
+                <w:bCs/>
+              </w:rPr>
+              <w:t>UserID</w:t>
+            </w:r>
+            <w:proofErr w:type="spellEnd"/>
+            <w:r>
+              <w:rPr>
+                <w:b/>
+                <w:bCs/>
+              </w:rPr>
+              <w:t xml:space="preserve"> (PK)</w:t>
+            </w:r>
+          </w:p>
+        </w:tc>
+        <w:tc>
+          <w:tcPr>
+            <w:tcW w:w="0" w:type="auto"/>
+            <w:hideMark/>
+          </w:tcPr>
+          <w:p>
+            <w:r>
+              <w:t>Unique identifier</w:t>
+            </w:r>
+          </w:p>
+        </w:tc>
+      </w:tr>
+      <w:tr>
+        <w:tc>
+          <w:tcPr>
+            <w:tcW w:w="0" w:type="auto"/>
+            <w:hideMark/>
+          </w:tcPr>
+          <w:p>
+            <w:r>
+              <w:t>FirstName</w:t>
+            </w:r>
+          </w:p>
+        </w:tc>
+        <w:tc>
+          <w:tcPr>
+            <w:tcW w:w="0" w:type="auto"/>
+            <w:hideMark/>
+          </w:tcPr>
+          <w:p>
+            <w:r>
+              <w:t>User's first name</w:t>
+            </w:r>
+          </w:p>
+        </w:tc>
+      </w:tr>
+      <w:tr>
+        <w:tc>
+          <w:tcPr>
+            <w:tcW w:w="0" w:type="auto"/>
+            <w:hideMark/>
+          </w:tcPr>
+          <w:p>
+            <w:r>
+              <w:t>LastName</w:t>
+            </w:r>
+          </w:p>
+        </w:tc>
+        <w:tc>
+          <w:tcPr>
+            <w:tcW w:w="0" w:type="auto"/>
+            <w:hideMark/>
+          </w:tcPr>
+          <w:p>
+            <w:r>
+              <w:t>User's surname</w:t>
+            </w:r>
+          </w:p>
+        </w:tc>
+      </w:tr>
+      <w:tr>
+        <w:tc>
+          <w:tcPr>
+            <w:tcW w:w="0" w:type="auto"/>
+            <w:hideMark/>
+          </w:tcPr>
+          <w:p>
+            <w:r>
+              <w:t>Email</w:t>
+            </w:r>
+          </w:p>
+        </w:tc>
+        <w:tc>
+          <w:tcPr>
+            <w:tcW w:w="0" w:type="auto"/>
+            <w:hideMark/>
+          </w:tcPr>
+          <w:p>
+            <w:r>
+              <w:t>Login/contact email</w:t>
+            </w:r>
+          </w:p>
+        </w:tc>
+      </w:tr>
+      <w:tr>
+        <w:tc>
+          <w:tcPr>
+            <w:tcW w:w="0" w:type="auto"/>
+            <w:hideMark/>
+          </w:tcPr>
+          <w:p>
+            <w:proofErr w:type="spellStart"/>
+            <w:r>
+              <w:t>PasswordHash</w:t>
+            </w:r>
+            <w:proofErr w:type="spellEnd"/>
+          </w:p>
+        </w:tc>
+        <w:tc>
+          <w:tcPr>
+            <w:tcW w:w="0" w:type="auto"/>
+            <w:hideMark/>
+          </w:tcPr>
+          <w:p>
+            <w:r>
+              <w:t>Encrypted/hashed password</w:t>
+            </w:r>
+          </w:p>
+        </w:tc>
+      </w:tr>
+      <w:tr>
+        <w:tc>
+          <w:tcPr>
+            <w:tcW w:w="0" w:type="auto"/>
+            <w:hideMark/>
+          </w:tcPr>
+          <w:p>
+            <w:proofErr w:type="spellStart"/>
+            <w:r>
+              <w:t>PhoneNumber</w:t>
+            </w:r>
+            <w:proofErr w:type="spellEnd"/>
+          </w:p>
+        </w:tc>
+        <w:tc>
+          <w:tcPr>
+            <w:tcW w:w="0" w:type="auto"/>
+            <w:hideMark/>
+          </w:tcPr>
+          <w:p>
+            <w:r>
+              <w:t>Contact number</w:t>
+            </w:r>
+          </w:p>
+        </w:tc>
+      </w:tr>
+      <w:tr>
+        <w:tc>
+          <w:tcPr>
+            <w:tcW w:w="0" w:type="auto"/>
+            <w:hideMark/>
+          </w:tcPr>
+          <w:p>
+            <w:proofErr w:type="spellStart"/>
+            <w:r>
+              <w:t>RoleID</w:t>
+            </w:r>
+            <w:proofErr w:type="spellEnd"/>
+            <w:r>
+              <w:t xml:space="preserve"> (FK)</w:t>
+            </w:r>
+          </w:p>
+        </w:tc>
+        <w:tc>
+          <w:tcPr>
+            <w:tcW w:w="0" w:type="auto"/>
+            <w:hideMark/>
+          </w:tcPr>
+          <w:p>
+            <w:r>
+              <w:t>User's assigned role</w:t>
+            </w:r>
+          </w:p>
+        </w:tc>
+      </w:tr>
+      <w:tr>
+        <w:tc>
+          <w:tcPr>
+            <w:tcW w:w="0" w:type="auto"/>
+            <w:hideMark/>
+          </w:tcPr>
+          <w:p>
+            <w:proofErr w:type="spellStart"/>
+            <w:r>
+              <w:t>AccountStatus</w:t>
+            </w:r>
+            <w:proofErr w:type="spellEnd"/>
+          </w:p>
+        </w:tc>
+        <w:tc>
+          <w:tcPr>
+            <w:tcW w:w="0" w:type="auto"/>
+            <w:hideMark/>
+          </w:tcPr>
+          <w:p>
+            <w:r>
+              <w:t>Active/Inactive</w:t>
+            </w:r>
+          </w:p>
+        </w:tc>
+      </w:tr>
+      <w:tr>
+        <w:tc>
+          <w:tcPr>
+            <w:tcW w:w="0" w:type="auto"/>
+            <w:hideMark/>
+          </w:tcPr>
+          <w:p>
+            <w:proofErr w:type="spellStart"/>
+            <w:r>
+              <w:t>DateCreated</w:t>
+            </w:r>
+            <w:proofErr w:type="spellEnd"/>
+          </w:p>
+        </w:tc>
+        <w:tc>
+          <w:tcPr>
+            <w:tcW w:w="0" w:type="auto"/>
+            <w:hideMark/>
+          </w:tcPr>
+          <w:p>
+            <w:r>
+              <w:t>Account creation date</w:t>
+            </w:r>
+          </w:p>
+        </w:tc>
+      </w:tr>
+    </w:tbl>
     <w:p/>
     <w:p>
       <w:pPr>
-        <w:tabs>
-          <w:tab w:val="left" w:pos="1260"/>
-        </w:tabs>
-      </w:pPr>
-    </w:p>
+        <w:rPr>
+          <w:b/>
+          <w:bCs/>
+        </w:rPr>
+      </w:pPr>
+      <w:r>
+        <w:rPr>
+          <w:b/>
+          <w:bCs/>
+        </w:rPr>
+        <w:t>2. Role</w:t>
+      </w:r>
+    </w:p>
+    <w:p>
+      <w:r>
+        <w:t>Defines what a user is allowed to do.</w:t>
+      </w:r>
+    </w:p>
+    <w:tbl>
+      <w:tblPr>
+        <w:tblStyle w:val="TableGrid"/>
+        <w:tblW w:w="0" w:type="auto"/>
+        <w:tblLook w:val="04A0" w:firstRow="1" w:lastRow="0" w:firstColumn="1" w:lastColumn="0" w:noHBand="0" w:noVBand="1"/>
+      </w:tblPr>
+      <w:tblGrid>
+        <w:gridCol w:w="1435"/>
+        <w:gridCol w:w="3996"/>
+      </w:tblGrid>
+      <w:tr>
+        <w:tc>
+          <w:tcPr>
+            <w:tcW w:w="0" w:type="auto"/>
+            <w:hideMark/>
+          </w:tcPr>
+          <w:p>
+            <w:pPr>
+              <w:rPr>
+                <w:b/>
+                <w:bCs/>
+              </w:rPr>
+            </w:pPr>
+            <w:r>
+              <w:rPr>
+                <w:b/>
+                <w:bCs/>
+              </w:rPr>
+              <w:t>Attribute</w:t>
+            </w:r>
+          </w:p>
+        </w:tc>
+        <w:tc>
+          <w:tcPr>
+            <w:tcW w:w="0" w:type="auto"/>
+            <w:hideMark/>
+          </w:tcPr>
+          <w:p>
+            <w:pPr>
+              <w:rPr>
+                <w:b/>
+                <w:bCs/>
+              </w:rPr>
+            </w:pPr>
+            <w:r>
+              <w:rPr>
+                <w:b/>
+                <w:bCs/>
+              </w:rPr>
+              <w:t>Description</w:t>
+            </w:r>
+          </w:p>
+        </w:tc>
+      </w:tr>
+      <w:tr>
+        <w:tc>
+          <w:tcPr>
+            <w:tcW w:w="0" w:type="auto"/>
+            <w:hideMark/>
+          </w:tcPr>
+          <w:p>
+            <w:proofErr w:type="spellStart"/>
+            <w:r>
+              <w:rPr>
+                <w:b/>
+                <w:bCs/>
+              </w:rPr>
+              <w:t>RoleID</w:t>
+            </w:r>
+            <w:proofErr w:type="spellEnd"/>
+            <w:r>
+              <w:rPr>
+                <w:b/>
+                <w:bCs/>
+              </w:rPr>
+              <w:t xml:space="preserve"> (PK)</w:t>
+            </w:r>
+          </w:p>
+        </w:tc>
+        <w:tc>
+          <w:tcPr>
+            <w:tcW w:w="0" w:type="auto"/>
+            <w:hideMark/>
+          </w:tcPr>
+          <w:p>
+            <w:r>
+              <w:t>Unique identifier</w:t>
+            </w:r>
+          </w:p>
+        </w:tc>
+      </w:tr>
+      <w:tr>
+        <w:tc>
+          <w:tcPr>
+            <w:tcW w:w="0" w:type="auto"/>
+            <w:hideMark/>
+          </w:tcPr>
+          <w:p>
+            <w:proofErr w:type="spellStart"/>
+            <w:r>
+              <w:t>RoleName</w:t>
+            </w:r>
+            <w:proofErr w:type="spellEnd"/>
+          </w:p>
+        </w:tc>
+        <w:tc>
+          <w:tcPr>
+            <w:tcW w:w="0" w:type="auto"/>
+            <w:hideMark/>
+          </w:tcPr>
+          <w:p>
+            <w:r>
+              <w:t>Administrator, Staff, Event Organiser</w:t>
+            </w:r>
+          </w:p>
+        </w:tc>
+      </w:tr>
+      <w:tr>
+        <w:tc>
+          <w:tcPr>
+            <w:tcW w:w="0" w:type="auto"/>
+            <w:hideMark/>
+          </w:tcPr>
+          <w:p>
+            <w:r>
+              <w:lastRenderedPageBreak/>
+              <w:t>Description</w:t>
+            </w:r>
+          </w:p>
+        </w:tc>
+        <w:tc>
+          <w:tcPr>
+            <w:tcW w:w="0" w:type="auto"/>
+            <w:hideMark/>
+          </w:tcPr>
+          <w:p>
+            <w:r>
+              <w:t>Description of the role</w:t>
+            </w:r>
+          </w:p>
+        </w:tc>
+      </w:tr>
+    </w:tbl>
+    <w:p/>
+    <w:p>
+      <w:pPr>
+        <w:rPr>
+          <w:b/>
+          <w:bCs/>
+        </w:rPr>
+      </w:pPr>
+      <w:r>
+        <w:rPr>
+          <w:b/>
+          <w:bCs/>
+        </w:rPr>
+        <w:t>3. Venue</w:t>
+      </w:r>
+    </w:p>
+    <w:p>
+      <w:r>
+        <w:t>Contains the information organisers need when choosing a venue.</w:t>
+      </w:r>
+    </w:p>
+    <w:tbl>
+      <w:tblPr>
+        <w:tblStyle w:val="TableGrid"/>
+        <w:tblW w:w="0" w:type="auto"/>
+        <w:tblLook w:val="04A0" w:firstRow="1" w:lastRow="0" w:firstColumn="1" w:lastColumn="0" w:noHBand="0" w:noVBand="1"/>
+      </w:tblPr>
+      <w:tblGrid>
+        <w:gridCol w:w="1934"/>
+        <w:gridCol w:w="4501"/>
+      </w:tblGrid>
+      <w:tr>
+        <w:tc>
+          <w:tcPr>
+            <w:tcW w:w="0" w:type="auto"/>
+            <w:hideMark/>
+          </w:tcPr>
+          <w:p>
+            <w:pPr>
+              <w:rPr>
+                <w:b/>
+                <w:bCs/>
+              </w:rPr>
+            </w:pPr>
+            <w:r>
+              <w:rPr>
+                <w:b/>
+                <w:bCs/>
+              </w:rPr>
+              <w:t>Attribute</w:t>
+            </w:r>
+          </w:p>
+        </w:tc>
+        <w:tc>
+          <w:tcPr>
+            <w:tcW w:w="0" w:type="auto"/>
+            <w:hideMark/>
+          </w:tcPr>
+          <w:p>
+            <w:pPr>
+              <w:rPr>
+                <w:b/>
+                <w:bCs/>
+              </w:rPr>
+            </w:pPr>
+            <w:r>
+              <w:rPr>
+                <w:b/>
+                <w:bCs/>
+              </w:rPr>
+              <w:t>Description</w:t>
+            </w:r>
+          </w:p>
+        </w:tc>
+      </w:tr>
+      <w:tr>
+        <w:tc>
+          <w:tcPr>
+            <w:tcW w:w="0" w:type="auto"/>
+            <w:hideMark/>
+          </w:tcPr>
+          <w:p>
+            <w:proofErr w:type="spellStart"/>
+            <w:r>
+              <w:rPr>
+                <w:b/>
+                <w:bCs/>
+              </w:rPr>
+              <w:t>VenueID</w:t>
+            </w:r>
+            <w:proofErr w:type="spellEnd"/>
+            <w:r>
+              <w:rPr>
+                <w:b/>
+                <w:bCs/>
+              </w:rPr>
+              <w:t xml:space="preserve"> (PK)</w:t>
+            </w:r>
+          </w:p>
+        </w:tc>
+        <w:tc>
+          <w:tcPr>
+            <w:tcW w:w="0" w:type="auto"/>
+            <w:hideMark/>
+          </w:tcPr>
+          <w:p>
+            <w:r>
+              <w:t>Unique identifier</w:t>
+            </w:r>
+          </w:p>
+        </w:tc>
+      </w:tr>
+      <w:tr>
+        <w:tc>
+          <w:tcPr>
+            <w:tcW w:w="0" w:type="auto"/>
+            <w:hideMark/>
+          </w:tcPr>
+          <w:p>
+            <w:proofErr w:type="spellStart"/>
+            <w:r>
+              <w:t>VenueName</w:t>
+            </w:r>
+            <w:proofErr w:type="spellEnd"/>
+          </w:p>
+        </w:tc>
+        <w:tc>
+          <w:tcPr>
+            <w:tcW w:w="0" w:type="auto"/>
+            <w:hideMark/>
+          </w:tcPr>
+          <w:p>
+            <w:r>
+              <w:t>Name of the venue</w:t>
+            </w:r>
+          </w:p>
+        </w:tc>
+      </w:tr>
+      <w:tr>
+        <w:tc>
+          <w:tcPr>
+            <w:tcW w:w="0" w:type="auto"/>
+            <w:hideMark/>
+          </w:tcPr>
+          <w:p>
+            <w:r>
+              <w:t>Description</w:t>
+            </w:r>
+          </w:p>
+        </w:tc>
+        <w:tc>
+          <w:tcPr>
+            <w:tcW w:w="0" w:type="auto"/>
+            <w:hideMark/>
+          </w:tcPr>
+          <w:p>
+            <w:r>
+              <w:t>General venue description</w:t>
+            </w:r>
+          </w:p>
+        </w:tc>
+      </w:tr>
+      <w:tr>
+        <w:tc>
+          <w:tcPr>
+            <w:tcW w:w="0" w:type="auto"/>
+            <w:hideMark/>
+          </w:tcPr>
+          <w:p>
+            <w:r>
+              <w:t>Capacity</w:t>
+            </w:r>
+          </w:p>
+        </w:tc>
+        <w:tc>
+          <w:tcPr>
+            <w:tcW w:w="0" w:type="auto"/>
+            <w:hideMark/>
+          </w:tcPr>
+          <w:p>
+            <w:r>
+              <w:t>Maximum number of people</w:t>
+            </w:r>
+          </w:p>
+        </w:tc>
+      </w:tr>
+      <w:tr>
+        <w:tc>
+          <w:tcPr>
+            <w:tcW w:w="0" w:type="auto"/>
+            <w:hideMark/>
+          </w:tcPr>
+          <w:p>
+            <w:r>
+              <w:t>Location</w:t>
+            </w:r>
+          </w:p>
+        </w:tc>
+        <w:tc>
+          <w:tcPr>
+            <w:tcW w:w="0" w:type="auto"/>
+            <w:hideMark/>
+          </w:tcPr>
+          <w:p>
+            <w:r>
+              <w:t>Venue location</w:t>
+            </w:r>
+          </w:p>
+        </w:tc>
+      </w:tr>
+      <w:tr>
+        <w:tc>
+          <w:tcPr>
+            <w:tcW w:w="0" w:type="auto"/>
+            <w:hideMark/>
+          </w:tcPr>
+          <w:p>
+            <w:proofErr w:type="spellStart"/>
+            <w:r>
+              <w:t>ParkingAvailable</w:t>
+            </w:r>
+            <w:proofErr w:type="spellEnd"/>
+          </w:p>
+        </w:tc>
+        <w:tc>
+          <w:tcPr>
+            <w:tcW w:w="0" w:type="auto"/>
+            <w:hideMark/>
+          </w:tcPr>
+          <w:p>
+            <w:r>
+              <w:t>Whether parking is available</w:t>
+            </w:r>
+          </w:p>
+        </w:tc>
+      </w:tr>
+      <w:tr>
+        <w:tc>
+          <w:tcPr>
+            <w:tcW w:w="0" w:type="auto"/>
+            <w:hideMark/>
+          </w:tcPr>
+          <w:p>
+            <w:proofErr w:type="spellStart"/>
+            <w:r>
+              <w:t>VenueStatus</w:t>
+            </w:r>
+            <w:proofErr w:type="spellEnd"/>
+          </w:p>
+        </w:tc>
+        <w:tc>
+          <w:tcPr>
+            <w:tcW w:w="0" w:type="auto"/>
+            <w:hideMark/>
+          </w:tcPr>
+          <w:p>
+            <w:r>
+              <w:t>Available, Unavailable, Maintenance, etc.</w:t>
+            </w:r>
+          </w:p>
+        </w:tc>
+      </w:tr>
+      <w:tr>
+        <w:tc>
+          <w:tcPr>
+            <w:tcW w:w="0" w:type="auto"/>
+            <w:hideMark/>
+          </w:tcPr>
+          <w:p>
+            <w:proofErr w:type="spellStart"/>
+            <w:r>
+              <w:t>ImageURL</w:t>
+            </w:r>
+            <w:proofErr w:type="spellEnd"/>
+          </w:p>
+        </w:tc>
+        <w:tc>
+          <w:tcPr>
+            <w:tcW w:w="0" w:type="auto"/>
+            <w:hideMark/>
+          </w:tcPr>
+          <w:p>
+            <w:r>
+              <w:t>Venue image</w:t>
+            </w:r>
+          </w:p>
+        </w:tc>
+      </w:tr>
+      <w:tr>
+        <w:tc>
+          <w:tcPr>
+            <w:tcW w:w="0" w:type="auto"/>
+            <w:hideMark/>
+          </w:tcPr>
+          <w:p>
+            <w:proofErr w:type="spellStart"/>
+            <w:r>
+              <w:t>CreatedDate</w:t>
+            </w:r>
+            <w:proofErr w:type="spellEnd"/>
+          </w:p>
+        </w:tc>
+        <w:tc>
+          <w:tcPr>
+            <w:tcW w:w="0" w:type="auto"/>
+            <w:hideMark/>
+          </w:tcPr>
+          <w:p>
+            <w:r>
+              <w:t>Date venue was added</w:t>
+            </w:r>
+          </w:p>
+        </w:tc>
+      </w:tr>
+      <w:tr>
+        <w:tc>
+          <w:tcPr>
+            <w:tcW w:w="0" w:type="auto"/>
+            <w:hideMark/>
+          </w:tcPr>
+          <w:p>
+            <w:proofErr w:type="spellStart"/>
+            <w:r>
+              <w:t>UpdatedDate</w:t>
+            </w:r>
+            <w:proofErr w:type="spellEnd"/>
+          </w:p>
+        </w:tc>
+        <w:tc>
+          <w:tcPr>
+            <w:tcW w:w="0" w:type="auto"/>
+            <w:hideMark/>
+          </w:tcPr>
+          <w:p>
+            <w:r>
+              <w:t>Last information update</w:t>
+            </w:r>
+          </w:p>
+        </w:tc>
+      </w:tr>
+    </w:tbl>
+    <w:p/>
+    <w:p>
+      <w:pPr>
+        <w:rPr>
+          <w:b/>
+          <w:bCs/>
+        </w:rPr>
+      </w:pPr>
+      <w:r>
+        <w:rPr>
+          <w:b/>
+          <w:bCs/>
+        </w:rPr>
+        <w:t xml:space="preserve">4. </w:t>
+      </w:r>
+      <w:proofErr w:type="spellStart"/>
+      <w:r>
+        <w:rPr>
+          <w:b/>
+          <w:bCs/>
+        </w:rPr>
+        <w:t>VenueFeature</w:t>
+      </w:r>
+      <w:proofErr w:type="spellEnd"/>
+    </w:p>
+    <w:p>
+      <w:r>
+        <w:t>Stores the features/equipment associated with venues.</w:t>
+      </w:r>
+    </w:p>
+    <w:tbl>
+      <w:tblPr>
+        <w:tblStyle w:val="TableGrid"/>
+        <w:tblW w:w="0" w:type="auto"/>
+        <w:tblLook w:val="04A0" w:firstRow="1" w:lastRow="0" w:firstColumn="1" w:lastColumn="0" w:noHBand="0" w:noVBand="1"/>
+      </w:tblPr>
+      <w:tblGrid>
+        <w:gridCol w:w="2476"/>
+        <w:gridCol w:w="4467"/>
+      </w:tblGrid>
+      <w:tr>
+        <w:tc>
+          <w:tcPr>
+            <w:tcW w:w="0" w:type="auto"/>
+            <w:hideMark/>
+          </w:tcPr>
+          <w:p>
+            <w:pPr>
+              <w:rPr>
+                <w:b/>
+                <w:bCs/>
+              </w:rPr>
+            </w:pPr>
+            <w:r>
+              <w:rPr>
+                <w:b/>
+                <w:bCs/>
+              </w:rPr>
+              <w:t>Attribute</w:t>
+            </w:r>
+          </w:p>
+        </w:tc>
+        <w:tc>
+          <w:tcPr>
+            <w:tcW w:w="0" w:type="auto"/>
+            <w:hideMark/>
+          </w:tcPr>
+          <w:p>
+            <w:pPr>
+              <w:rPr>
+                <w:b/>
+                <w:bCs/>
+              </w:rPr>
+            </w:pPr>
+            <w:r>
+              <w:rPr>
+                <w:b/>
+                <w:bCs/>
+              </w:rPr>
+              <w:t>Description</w:t>
+            </w:r>
+          </w:p>
+        </w:tc>
+      </w:tr>
+      <w:tr>
+        <w:tc>
+          <w:tcPr>
+            <w:tcW w:w="0" w:type="auto"/>
+            <w:hideMark/>
+          </w:tcPr>
+          <w:p>
+            <w:proofErr w:type="spellStart"/>
+            <w:r>
+              <w:rPr>
+                <w:b/>
+                <w:bCs/>
+              </w:rPr>
+              <w:t>VenueFeatureID</w:t>
+            </w:r>
+            <w:proofErr w:type="spellEnd"/>
+            <w:r>
+              <w:rPr>
+                <w:b/>
+                <w:bCs/>
+              </w:rPr>
+              <w:t xml:space="preserve"> (PK)</w:t>
+            </w:r>
+          </w:p>
+        </w:tc>
+        <w:tc>
+          <w:tcPr>
+            <w:tcW w:w="0" w:type="auto"/>
+            <w:hideMark/>
+          </w:tcPr>
+          <w:p>
+            <w:r>
+              <w:t>Unique identifier</w:t>
+            </w:r>
+          </w:p>
+        </w:tc>
+      </w:tr>
+      <w:tr>
+        <w:tc>
+          <w:tcPr>
+            <w:tcW w:w="0" w:type="auto"/>
+            <w:hideMark/>
+          </w:tcPr>
+          <w:p>
+            <w:proofErr w:type="spellStart"/>
+            <w:r>
+              <w:rPr>
+                <w:b/>
+                <w:bCs/>
+              </w:rPr>
+              <w:t>VenueID</w:t>
+            </w:r>
+            <w:proofErr w:type="spellEnd"/>
+            <w:r>
+              <w:rPr>
+                <w:b/>
+                <w:bCs/>
+              </w:rPr>
+              <w:t xml:space="preserve"> (FK)</w:t>
+            </w:r>
+          </w:p>
+        </w:tc>
+        <w:tc>
+          <w:tcPr>
+            <w:tcW w:w="0" w:type="auto"/>
+            <w:hideMark/>
+          </w:tcPr>
+          <w:p>
+            <w:r>
+              <w:t>Venue the feature belongs to</w:t>
+            </w:r>
+          </w:p>
+        </w:tc>
+      </w:tr>
+      <w:tr>
+        <w:tc>
+          <w:tcPr>
+            <w:tcW w:w="0" w:type="auto"/>
+            <w:hideMark/>
+          </w:tcPr>
+          <w:p>
+            <w:proofErr w:type="spellStart"/>
+            <w:r>
+              <w:t>FeatureName</w:t>
+            </w:r>
+            <w:proofErr w:type="spellEnd"/>
+          </w:p>
+        </w:tc>
+        <w:tc>
+          <w:tcPr>
+            <w:tcW w:w="0" w:type="auto"/>
+            <w:hideMark/>
+          </w:tcPr>
+          <w:p>
+            <w:r>
+              <w:t>Projector, Wi-Fi, sound system, etc.</w:t>
+            </w:r>
+          </w:p>
+        </w:tc>
+      </w:tr>
+      <w:tr>
+        <w:tc>
+          <w:tcPr>
+            <w:tcW w:w="0" w:type="auto"/>
+            <w:hideMark/>
+          </w:tcPr>
+          <w:p>
+            <w:r>
+              <w:t>Description</w:t>
+            </w:r>
+          </w:p>
+        </w:tc>
+        <w:tc>
+          <w:tcPr>
+            <w:tcW w:w="0" w:type="auto"/>
+            <w:hideMark/>
+          </w:tcPr>
+          <w:p>
+            <w:r>
+              <w:t>Additional information</w:t>
+            </w:r>
+          </w:p>
+        </w:tc>
+      </w:tr>
+      <w:tr>
+        <w:tc>
+          <w:tcPr>
+            <w:tcW w:w="0" w:type="auto"/>
+            <w:hideMark/>
+          </w:tcPr>
+          <w:p>
+            <w:r>
+              <w:t>Available</w:t>
+            </w:r>
+          </w:p>
+        </w:tc>
+        <w:tc>
+          <w:tcPr>
+            <w:tcW w:w="0" w:type="auto"/>
+            <w:hideMark/>
+          </w:tcPr>
+          <w:p>
+            <w:r>
+              <w:t>Whether the feature is currently available</w:t>
+            </w:r>
+          </w:p>
+        </w:tc>
+      </w:tr>
+    </w:tbl>
+    <w:p>
+      <w:r>
+        <w:t xml:space="preserve">This means we don't need a separate </w:t>
+      </w:r>
+      <w:r>
+        <w:rPr>
+          <w:b/>
+          <w:bCs/>
+        </w:rPr>
+        <w:t>Facility</w:t>
+      </w:r>
+      <w:r>
+        <w:t xml:space="preserve"> table.</w:t>
+      </w:r>
+    </w:p>
+    <w:p/>
+    <w:p>
+      <w:pPr>
+        <w:rPr>
+          <w:b/>
+          <w:bCs/>
+        </w:rPr>
+      </w:pPr>
+      <w:r>
+        <w:rPr>
+          <w:b/>
+          <w:bCs/>
+        </w:rPr>
+        <w:t>5. Event</w:t>
+      </w:r>
+    </w:p>
+    <w:p>
+      <w:r>
+        <w:t>Represents the actual event an organiser wants to host.</w:t>
+      </w:r>
+    </w:p>
+    <w:tbl>
+      <w:tblPr>
+        <w:tblStyle w:val="TableGrid"/>
+        <w:tblW w:w="0" w:type="auto"/>
+        <w:tblLook w:val="04A0" w:firstRow="1" w:lastRow="0" w:firstColumn="1" w:lastColumn="0" w:noHBand="0" w:noVBand="1"/>
+      </w:tblPr>
+      <w:tblGrid>
+        <w:gridCol w:w="2384"/>
+        <w:gridCol w:w="4052"/>
+      </w:tblGrid>
+      <w:tr>
+        <w:tc>
+          <w:tcPr>
+            <w:tcW w:w="0" w:type="auto"/>
+            <w:hideMark/>
+          </w:tcPr>
+          <w:p>
+            <w:pPr>
+              <w:rPr>
+                <w:b/>
+                <w:bCs/>
+              </w:rPr>
+            </w:pPr>
+            <w:r>
+              <w:rPr>
+                <w:b/>
+                <w:bCs/>
+              </w:rPr>
+              <w:t>Attribute</w:t>
+            </w:r>
+          </w:p>
+        </w:tc>
+        <w:tc>
+          <w:tcPr>
+            <w:tcW w:w="0" w:type="auto"/>
+            <w:hideMark/>
+          </w:tcPr>
+          <w:p>
+            <w:pPr>
+              <w:rPr>
+                <w:b/>
+                <w:bCs/>
+              </w:rPr>
+            </w:pPr>
+            <w:r>
+              <w:rPr>
+                <w:b/>
+                <w:bCs/>
+              </w:rPr>
+              <w:t>Description</w:t>
+            </w:r>
+          </w:p>
+        </w:tc>
+      </w:tr>
+      <w:tr>
+        <w:tc>
+          <w:tcPr>
+            <w:tcW w:w="0" w:type="auto"/>
+            <w:hideMark/>
+          </w:tcPr>
+          <w:p>
+            <w:proofErr w:type="spellStart"/>
+            <w:r>
+              <w:rPr>
+                <w:b/>
+                <w:bCs/>
+              </w:rPr>
+              <w:t>EventID</w:t>
+            </w:r>
+            <w:proofErr w:type="spellEnd"/>
+            <w:r>
+              <w:rPr>
+                <w:b/>
+                <w:bCs/>
+              </w:rPr>
+              <w:t xml:space="preserve"> (PK)</w:t>
+            </w:r>
+          </w:p>
+        </w:tc>
+        <w:tc>
+          <w:tcPr>
+            <w:tcW w:w="0" w:type="auto"/>
+            <w:hideMark/>
+          </w:tcPr>
+          <w:p>
+            <w:r>
+              <w:t>Unique identifier</w:t>
+            </w:r>
+          </w:p>
+        </w:tc>
+      </w:tr>
+      <w:tr>
+        <w:tc>
+          <w:tcPr>
+            <w:tcW w:w="0" w:type="auto"/>
+            <w:hideMark/>
+          </w:tcPr>
+          <w:p>
+            <w:proofErr w:type="spellStart"/>
+            <w:r>
+              <w:t>EventName</w:t>
+            </w:r>
+            <w:proofErr w:type="spellEnd"/>
+          </w:p>
+        </w:tc>
+        <w:tc>
+          <w:tcPr>
+            <w:tcW w:w="0" w:type="auto"/>
+            <w:hideMark/>
+          </w:tcPr>
+          <w:p>
+            <w:r>
+              <w:t>Name of the event</w:t>
+            </w:r>
+          </w:p>
+        </w:tc>
+      </w:tr>
+      <w:tr>
+        <w:tc>
+          <w:tcPr>
+            <w:tcW w:w="0" w:type="auto"/>
+            <w:hideMark/>
+          </w:tcPr>
+          <w:p>
+            <w:r>
+              <w:t>Description</w:t>
+            </w:r>
+          </w:p>
+        </w:tc>
+        <w:tc>
+          <w:tcPr>
+            <w:tcW w:w="0" w:type="auto"/>
+            <w:hideMark/>
+          </w:tcPr>
+          <w:p>
+            <w:r>
+              <w:t>Event description</w:t>
+            </w:r>
+          </w:p>
+        </w:tc>
+      </w:tr>
+      <w:tr>
+        <w:tc>
+          <w:tcPr>
+            <w:tcW w:w="0" w:type="auto"/>
+            <w:hideMark/>
+          </w:tcPr>
+          <w:p>
+            <w:proofErr w:type="spellStart"/>
+            <w:r>
+              <w:t>EventType</w:t>
+            </w:r>
+            <w:proofErr w:type="spellEnd"/>
+          </w:p>
+        </w:tc>
+        <w:tc>
+          <w:tcPr>
+            <w:tcW w:w="0" w:type="auto"/>
+            <w:hideMark/>
+          </w:tcPr>
+          <w:p>
+            <w:r>
+              <w:t>Conference, workshop, seminar, etc.</w:t>
+            </w:r>
+          </w:p>
+        </w:tc>
+      </w:tr>
+      <w:tr>
+        <w:tc>
+          <w:tcPr>
+            <w:tcW w:w="0" w:type="auto"/>
+            <w:hideMark/>
+          </w:tcPr>
+          <w:p>
+            <w:proofErr w:type="spellStart"/>
+            <w:r>
+              <w:t>ExpectedAttendance</w:t>
+            </w:r>
+            <w:proofErr w:type="spellEnd"/>
+          </w:p>
+        </w:tc>
+        <w:tc>
+          <w:tcPr>
+            <w:tcW w:w="0" w:type="auto"/>
+            <w:hideMark/>
+          </w:tcPr>
+          <w:p>
+            <w:r>
+              <w:t>Expected number of attendees</w:t>
+            </w:r>
+          </w:p>
+        </w:tc>
+      </w:tr>
+      <w:tr>
+        <w:tc>
+          <w:tcPr>
+            <w:tcW w:w="0" w:type="auto"/>
+            <w:hideMark/>
+          </w:tcPr>
+          <w:p>
+            <w:proofErr w:type="spellStart"/>
+            <w:r>
+              <w:t>StartDateTime</w:t>
+            </w:r>
+            <w:proofErr w:type="spellEnd"/>
+          </w:p>
+        </w:tc>
+        <w:tc>
+          <w:tcPr>
+            <w:tcW w:w="0" w:type="auto"/>
+            <w:hideMark/>
+          </w:tcPr>
+          <w:p>
+            <w:r>
+              <w:t>Event start</w:t>
+            </w:r>
+          </w:p>
+        </w:tc>
+      </w:tr>
+      <w:tr>
+        <w:tc>
+          <w:tcPr>
+            <w:tcW w:w="0" w:type="auto"/>
+            <w:hideMark/>
+          </w:tcPr>
+          <w:p>
+            <w:proofErr w:type="spellStart"/>
+            <w:r>
+              <w:t>EndDateTime</w:t>
+            </w:r>
+            <w:proofErr w:type="spellEnd"/>
+          </w:p>
+        </w:tc>
+        <w:tc>
+          <w:tcPr>
+            <w:tcW w:w="0" w:type="auto"/>
+            <w:hideMark/>
+          </w:tcPr>
+          <w:p>
+            <w:r>
+              <w:t>Event end</w:t>
+            </w:r>
+          </w:p>
+        </w:tc>
+      </w:tr>
+      <w:tr>
+        <w:tc>
+          <w:tcPr>
+            <w:tcW w:w="0" w:type="auto"/>
+            <w:hideMark/>
+          </w:tcPr>
+          <w:p>
+            <w:proofErr w:type="spellStart"/>
+            <w:r>
+              <w:t>OrganiserID</w:t>
+            </w:r>
+            <w:proofErr w:type="spellEnd"/>
+            <w:r>
+              <w:t xml:space="preserve"> (FK)</w:t>
+            </w:r>
+          </w:p>
+        </w:tc>
+        <w:tc>
+          <w:tcPr>
+            <w:tcW w:w="0" w:type="auto"/>
+            <w:hideMark/>
+          </w:tcPr>
+          <w:p>
+            <w:r>
+              <w:t>User organising the event</w:t>
+            </w:r>
+          </w:p>
+        </w:tc>
+      </w:tr>
+      <w:tr>
+        <w:tc>
+          <w:tcPr>
+            <w:tcW w:w="0" w:type="auto"/>
+            <w:hideMark/>
+          </w:tcPr>
+          <w:p>
+            <w:proofErr w:type="spellStart"/>
+            <w:r>
+              <w:t>CreatedDate</w:t>
+            </w:r>
+            <w:proofErr w:type="spellEnd"/>
+          </w:p>
+        </w:tc>
+        <w:tc>
+          <w:tcPr>
+            <w:tcW w:w="0" w:type="auto"/>
+            <w:hideMark/>
+          </w:tcPr>
+          <w:p>
+            <w:r>
+              <w:t>Date event was created</w:t>
+            </w:r>
+          </w:p>
+        </w:tc>
+      </w:tr>
+    </w:tbl>
+    <w:p/>
+    <w:p>
+      <w:pPr>
+        <w:rPr>
+          <w:b/>
+          <w:bCs/>
+        </w:rPr>
+      </w:pPr>
+      <w:r>
+        <w:rPr>
+          <w:b/>
+          <w:bCs/>
+        </w:rPr>
+        <w:t>6. Booking</w:t>
+      </w:r>
+    </w:p>
+    <w:p>
+      <w:r>
+        <w:t xml:space="preserve">This is the core of the system. It connects an </w:t>
+      </w:r>
+      <w:r>
+        <w:rPr>
+          <w:b/>
+          <w:bCs/>
+        </w:rPr>
+        <w:t>event, organiser and venue</w:t>
+      </w:r>
+      <w:r>
+        <w:t>.</w:t>
+      </w:r>
+    </w:p>
+    <w:tbl>
+      <w:tblPr>
+        <w:tblStyle w:val="TableGrid"/>
+        <w:tblW w:w="0" w:type="auto"/>
+        <w:tblLook w:val="04A0" w:firstRow="1" w:lastRow="0" w:firstColumn="1" w:lastColumn="0" w:noHBand="0" w:noVBand="1"/>
+      </w:tblPr>
+      <w:tblGrid>
+        <w:gridCol w:w="2449"/>
+        <w:gridCol w:w="3558"/>
+      </w:tblGrid>
+      <w:tr>
+        <w:tc>
+          <w:tcPr>
+            <w:tcW w:w="0" w:type="auto"/>
+            <w:hideMark/>
+          </w:tcPr>
+          <w:p>
+            <w:pPr>
+              <w:rPr>
+                <w:b/>
+                <w:bCs/>
+              </w:rPr>
+            </w:pPr>
+            <w:r>
+              <w:rPr>
+                <w:b/>
+                <w:bCs/>
+              </w:rPr>
+              <w:t>Attribute</w:t>
+            </w:r>
+          </w:p>
+        </w:tc>
+        <w:tc>
+          <w:tcPr>
+            <w:tcW w:w="0" w:type="auto"/>
+            <w:hideMark/>
+          </w:tcPr>
+          <w:p>
+            <w:pPr>
+              <w:rPr>
+                <w:b/>
+                <w:bCs/>
+              </w:rPr>
+            </w:pPr>
+            <w:r>
+              <w:rPr>
+                <w:b/>
+                <w:bCs/>
+              </w:rPr>
+              <w:t>Description</w:t>
+            </w:r>
+          </w:p>
+        </w:tc>
+      </w:tr>
+      <w:tr>
+        <w:tc>
+          <w:tcPr>
+            <w:tcW w:w="0" w:type="auto"/>
+            <w:hideMark/>
+          </w:tcPr>
+          <w:p>
+            <w:proofErr w:type="spellStart"/>
+            <w:r>
+              <w:rPr>
+                <w:b/>
+                <w:bCs/>
+              </w:rPr>
+              <w:t>BookingID</w:t>
+            </w:r>
+            <w:proofErr w:type="spellEnd"/>
+            <w:r>
+              <w:rPr>
+                <w:b/>
+                <w:bCs/>
+              </w:rPr>
+              <w:t xml:space="preserve"> (PK)</w:t>
+            </w:r>
+          </w:p>
+        </w:tc>
+        <w:tc>
+          <w:tcPr>
+            <w:tcW w:w="0" w:type="auto"/>
+            <w:hideMark/>
+          </w:tcPr>
+          <w:p>
+            <w:r>
+              <w:t>Unique identifier</w:t>
+            </w:r>
+          </w:p>
+        </w:tc>
+      </w:tr>
+      <w:tr>
+        <w:tc>
+          <w:tcPr>
+            <w:tcW w:w="0" w:type="auto"/>
+            <w:hideMark/>
+          </w:tcPr>
+          <w:p>
+            <w:proofErr w:type="spellStart"/>
+            <w:r>
+              <w:rPr>
+                <w:b/>
+                <w:bCs/>
+              </w:rPr>
+              <w:t>EventID</w:t>
+            </w:r>
+            <w:proofErr w:type="spellEnd"/>
+            <w:r>
+              <w:rPr>
+                <w:b/>
+                <w:bCs/>
+              </w:rPr>
+              <w:t xml:space="preserve"> (FK)</w:t>
+            </w:r>
+          </w:p>
+        </w:tc>
+        <w:tc>
+          <w:tcPr>
+            <w:tcW w:w="0" w:type="auto"/>
+            <w:hideMark/>
+          </w:tcPr>
+          <w:p>
+            <w:r>
+              <w:t>Event being booked</w:t>
+            </w:r>
+          </w:p>
+        </w:tc>
+      </w:tr>
+      <w:tr>
+        <w:tc>
+          <w:tcPr>
+            <w:tcW w:w="0" w:type="auto"/>
+            <w:hideMark/>
+          </w:tcPr>
+          <w:p>
+            <w:proofErr w:type="spellStart"/>
+            <w:r>
+              <w:rPr>
+                <w:b/>
+                <w:bCs/>
+              </w:rPr>
+              <w:t>VenueID</w:t>
+            </w:r>
+            <w:proofErr w:type="spellEnd"/>
+            <w:r>
+              <w:rPr>
+                <w:b/>
+                <w:bCs/>
+              </w:rPr>
+              <w:t xml:space="preserve"> (FK)</w:t>
+            </w:r>
+          </w:p>
+        </w:tc>
+        <w:tc>
+          <w:tcPr>
+            <w:tcW w:w="0" w:type="auto"/>
+            <w:hideMark/>
+          </w:tcPr>
+          <w:p>
+            <w:r>
+              <w:t>Venue being requested</w:t>
+            </w:r>
+          </w:p>
+        </w:tc>
+      </w:tr>
+      <w:tr>
+        <w:tc>
+          <w:tcPr>
+            <w:tcW w:w="0" w:type="auto"/>
+            <w:hideMark/>
+          </w:tcPr>
+          <w:p>
+            <w:proofErr w:type="spellStart"/>
+            <w:r>
+              <w:rPr>
+                <w:b/>
+                <w:bCs/>
+              </w:rPr>
+              <w:t>UserID</w:t>
+            </w:r>
+            <w:proofErr w:type="spellEnd"/>
+            <w:r>
+              <w:rPr>
+                <w:b/>
+                <w:bCs/>
+              </w:rPr>
+              <w:t xml:space="preserve"> (FK)</w:t>
+            </w:r>
+          </w:p>
+        </w:tc>
+        <w:tc>
+          <w:tcPr>
+            <w:tcW w:w="0" w:type="auto"/>
+            <w:hideMark/>
+          </w:tcPr>
+          <w:p>
+            <w:r>
+              <w:t>User who submitted the booking</w:t>
+            </w:r>
+          </w:p>
+        </w:tc>
+      </w:tr>
+      <w:tr>
+        <w:tc>
+          <w:tcPr>
+            <w:tcW w:w="0" w:type="auto"/>
+            <w:hideMark/>
+          </w:tcPr>
+          <w:p>
+            <w:proofErr w:type="spellStart"/>
+            <w:r>
+              <w:rPr>
+                <w:b/>
+                <w:bCs/>
+              </w:rPr>
+              <w:lastRenderedPageBreak/>
+              <w:t>StatusID</w:t>
+            </w:r>
+            <w:proofErr w:type="spellEnd"/>
+            <w:r>
+              <w:rPr>
+                <w:b/>
+                <w:bCs/>
+              </w:rPr>
+              <w:t xml:space="preserve"> (FK)</w:t>
+            </w:r>
+          </w:p>
+        </w:tc>
+        <w:tc>
+          <w:tcPr>
+            <w:tcW w:w="0" w:type="auto"/>
+            <w:hideMark/>
+          </w:tcPr>
+          <w:p>
+            <w:r>
+              <w:t>Current booking status</w:t>
+            </w:r>
+          </w:p>
+        </w:tc>
+      </w:tr>
+      <w:tr>
+        <w:tc>
+          <w:tcPr>
+            <w:tcW w:w="0" w:type="auto"/>
+            <w:hideMark/>
+          </w:tcPr>
+          <w:p>
+            <w:proofErr w:type="spellStart"/>
+            <w:r>
+              <w:t>BookingDate</w:t>
+            </w:r>
+            <w:proofErr w:type="spellEnd"/>
+          </w:p>
+        </w:tc>
+        <w:tc>
+          <w:tcPr>
+            <w:tcW w:w="0" w:type="auto"/>
+            <w:hideMark/>
+          </w:tcPr>
+          <w:p>
+            <w:r>
+              <w:t>Date request was submitted</w:t>
+            </w:r>
+          </w:p>
+        </w:tc>
+      </w:tr>
+      <w:tr>
+        <w:tc>
+          <w:tcPr>
+            <w:tcW w:w="0" w:type="auto"/>
+            <w:hideMark/>
+          </w:tcPr>
+          <w:p>
+            <w:proofErr w:type="spellStart"/>
+            <w:r>
+              <w:t>StartDateTime</w:t>
+            </w:r>
+            <w:proofErr w:type="spellEnd"/>
+          </w:p>
+        </w:tc>
+        <w:tc>
+          <w:tcPr>
+            <w:tcW w:w="0" w:type="auto"/>
+            <w:hideMark/>
+          </w:tcPr>
+          <w:p>
+            <w:r>
+              <w:t>Requested booking start</w:t>
+            </w:r>
+          </w:p>
+        </w:tc>
+      </w:tr>
+      <w:tr>
+        <w:tc>
+          <w:tcPr>
+            <w:tcW w:w="0" w:type="auto"/>
+            <w:hideMark/>
+          </w:tcPr>
+          <w:p>
+            <w:proofErr w:type="spellStart"/>
+            <w:r>
+              <w:t>EndDateTime</w:t>
+            </w:r>
+            <w:proofErr w:type="spellEnd"/>
+          </w:p>
+        </w:tc>
+        <w:tc>
+          <w:tcPr>
+            <w:tcW w:w="0" w:type="auto"/>
+            <w:hideMark/>
+          </w:tcPr>
+          <w:p>
+            <w:r>
+              <w:t>Requested booking end</w:t>
+            </w:r>
+          </w:p>
+        </w:tc>
+      </w:tr>
+      <w:tr>
+        <w:tc>
+          <w:tcPr>
+            <w:tcW w:w="0" w:type="auto"/>
+            <w:hideMark/>
+          </w:tcPr>
+          <w:p>
+            <w:proofErr w:type="spellStart"/>
+            <w:r>
+              <w:t>SpecialRequirements</w:t>
+            </w:r>
+            <w:proofErr w:type="spellEnd"/>
+          </w:p>
+        </w:tc>
+        <w:tc>
+          <w:tcPr>
+            <w:tcW w:w="0" w:type="auto"/>
+            <w:hideMark/>
+          </w:tcPr>
+          <w:p>
+            <w:r>
+              <w:t>Additional requirements</w:t>
+            </w:r>
+          </w:p>
+        </w:tc>
+      </w:tr>
+      <w:tr>
+        <w:tc>
+          <w:tcPr>
+            <w:tcW w:w="0" w:type="auto"/>
+            <w:hideMark/>
+          </w:tcPr>
+          <w:p>
+            <w:proofErr w:type="spellStart"/>
+            <w:r>
+              <w:t>AdminNotes</w:t>
+            </w:r>
+            <w:proofErr w:type="spellEnd"/>
+          </w:p>
+        </w:tc>
+        <w:tc>
+          <w:tcPr>
+            <w:tcW w:w="0" w:type="auto"/>
+            <w:hideMark/>
+          </w:tcPr>
+          <w:p>
+            <w:r>
+              <w:t>Internal administrative notes</w:t>
+            </w:r>
+          </w:p>
+        </w:tc>
+      </w:tr>
+    </w:tbl>
+    <w:p/>
+    <w:p>
+      <w:pPr>
+        <w:rPr>
+          <w:b/>
+          <w:bCs/>
+        </w:rPr>
+      </w:pPr>
+      <w:r>
+        <w:rPr>
+          <w:b/>
+          <w:bCs/>
+        </w:rPr>
+        <w:t xml:space="preserve">7. </w:t>
+      </w:r>
+      <w:proofErr w:type="spellStart"/>
+      <w:r>
+        <w:rPr>
+          <w:b/>
+          <w:bCs/>
+        </w:rPr>
+        <w:t>BookingStatus</w:t>
+      </w:r>
+      <w:proofErr w:type="spellEnd"/>
+    </w:p>
+    <w:p>
+      <w:r>
+        <w:t>Rather than putting "Pending", "Approved" and "Rejected" directly into the Booking table, we can manage them here.</w:t>
+      </w:r>
+    </w:p>
+    <w:tbl>
+      <w:tblPr>
+        <w:tblStyle w:val="TableGrid"/>
+        <w:tblW w:w="0" w:type="auto"/>
+        <w:tblLook w:val="04A0" w:firstRow="1" w:lastRow="0" w:firstColumn="1" w:lastColumn="0" w:noHBand="0" w:noVBand="1"/>
+      </w:tblPr>
+      <w:tblGrid>
+        <w:gridCol w:w="1651"/>
+        <w:gridCol w:w="4383"/>
+      </w:tblGrid>
+      <w:tr>
+        <w:tc>
+          <w:tcPr>
+            <w:tcW w:w="0" w:type="auto"/>
+            <w:hideMark/>
+          </w:tcPr>
+          <w:p>
+            <w:pPr>
+              <w:rPr>
+                <w:b/>
+                <w:bCs/>
+              </w:rPr>
+            </w:pPr>
+            <w:r>
+              <w:rPr>
+                <w:b/>
+                <w:bCs/>
+              </w:rPr>
+              <w:t>Attribute</w:t>
+            </w:r>
+          </w:p>
+        </w:tc>
+        <w:tc>
+          <w:tcPr>
+            <w:tcW w:w="0" w:type="auto"/>
+            <w:hideMark/>
+          </w:tcPr>
+          <w:p>
+            <w:pPr>
+              <w:rPr>
+                <w:b/>
+                <w:bCs/>
+              </w:rPr>
+            </w:pPr>
+            <w:r>
+              <w:rPr>
+                <w:b/>
+                <w:bCs/>
+              </w:rPr>
+              <w:t>Description</w:t>
+            </w:r>
+          </w:p>
+        </w:tc>
+      </w:tr>
+      <w:tr>
+        <w:tc>
+          <w:tcPr>
+            <w:tcW w:w="0" w:type="auto"/>
+            <w:hideMark/>
+          </w:tcPr>
+          <w:p>
+            <w:proofErr w:type="spellStart"/>
+            <w:r>
+              <w:rPr>
+                <w:b/>
+                <w:bCs/>
+              </w:rPr>
+              <w:t>StatusID</w:t>
+            </w:r>
+            <w:proofErr w:type="spellEnd"/>
+            <w:r>
+              <w:rPr>
+                <w:b/>
+                <w:bCs/>
+              </w:rPr>
+              <w:t xml:space="preserve"> (PK)</w:t>
+            </w:r>
+          </w:p>
+        </w:tc>
+        <w:tc>
+          <w:tcPr>
+            <w:tcW w:w="0" w:type="auto"/>
+            <w:hideMark/>
+          </w:tcPr>
+          <w:p>
+            <w:r>
+              <w:t>Unique identifier</w:t>
+            </w:r>
+          </w:p>
+        </w:tc>
+      </w:tr>
+      <w:tr>
+        <w:tc>
+          <w:tcPr>
+            <w:tcW w:w="0" w:type="auto"/>
+            <w:hideMark/>
+          </w:tcPr>
+          <w:p>
+            <w:proofErr w:type="spellStart"/>
+            <w:r>
+              <w:t>StatusName</w:t>
+            </w:r>
+            <w:proofErr w:type="spellEnd"/>
+          </w:p>
+        </w:tc>
+        <w:tc>
+          <w:tcPr>
+            <w:tcW w:w="0" w:type="auto"/>
+            <w:hideMark/>
+          </w:tcPr>
+          <w:p>
+            <w:r>
+              <w:t>Pending, Approved, Rejected, Cancelled</w:t>
+            </w:r>
+          </w:p>
+        </w:tc>
+      </w:tr>
+      <w:tr>
+        <w:tc>
+          <w:tcPr>
+            <w:tcW w:w="0" w:type="auto"/>
+            <w:hideMark/>
+          </w:tcPr>
+          <w:p>
+            <w:r>
+              <w:t>Description</w:t>
+            </w:r>
+          </w:p>
+        </w:tc>
+        <w:tc>
+          <w:tcPr>
+            <w:tcW w:w="0" w:type="auto"/>
+            <w:hideMark/>
+          </w:tcPr>
+          <w:p>
+            <w:r>
+              <w:t>Meaning of the status</w:t>
+            </w:r>
+          </w:p>
+        </w:tc>
+      </w:tr>
+    </w:tbl>
+    <w:p>
+      <w:r>
+        <w:t>For example:</w:t>
+      </w:r>
+    </w:p>
+    <w:p>
+      <w:r>
+        <w:t>1 → Pending</w:t>
+      </w:r>
+    </w:p>
+    <w:p>
+      <w:r>
+        <w:t>2 → Approved</w:t>
+      </w:r>
+    </w:p>
+    <w:p>
+      <w:r>
+        <w:t>3 → Rejected</w:t>
+      </w:r>
+    </w:p>
+    <w:p>
+      <w:r>
+        <w:t>4 → Cancelled</w:t>
+      </w:r>
+    </w:p>
+    <w:p/>
+    <w:p>
+      <w:pPr>
+        <w:rPr>
+          <w:b/>
+          <w:bCs/>
+        </w:rPr>
+      </w:pPr>
+      <w:r>
+        <w:rPr>
+          <w:b/>
+          <w:bCs/>
+        </w:rPr>
+        <w:t>8. Notification</w:t>
+      </w:r>
+    </w:p>
+    <w:p>
+      <w:r>
+        <w:t>Handles communication between the system and users.</w:t>
+      </w:r>
+    </w:p>
+    <w:tbl>
+      <w:tblPr>
+        <w:tblStyle w:val="TableGrid"/>
+        <w:tblW w:w="0" w:type="auto"/>
+        <w:tblLook w:val="04A0" w:firstRow="1" w:lastRow="0" w:firstColumn="1" w:lastColumn="0" w:noHBand="0" w:noVBand="1"/>
+      </w:tblPr>
+      <w:tblGrid>
+        <w:gridCol w:w="2237"/>
+        <w:gridCol w:w="4433"/>
+      </w:tblGrid>
+      <w:tr>
+        <w:tc>
+          <w:tcPr>
+            <w:tcW w:w="0" w:type="auto"/>
+            <w:hideMark/>
+          </w:tcPr>
+          <w:p>
+            <w:pPr>
+              <w:rPr>
+                <w:b/>
+                <w:bCs/>
+              </w:rPr>
+            </w:pPr>
+            <w:r>
+              <w:rPr>
+                <w:b/>
+                <w:bCs/>
+              </w:rPr>
+              <w:t>Attribute</w:t>
+            </w:r>
+          </w:p>
+        </w:tc>
+        <w:tc>
+          <w:tcPr>
+            <w:tcW w:w="0" w:type="auto"/>
+            <w:hideMark/>
+          </w:tcPr>
+          <w:p>
+            <w:pPr>
+              <w:rPr>
+                <w:b/>
+                <w:bCs/>
+              </w:rPr>
+            </w:pPr>
+            <w:r>
+              <w:rPr>
+                <w:b/>
+                <w:bCs/>
+              </w:rPr>
+              <w:t>Description</w:t>
+            </w:r>
+          </w:p>
+        </w:tc>
+      </w:tr>
+      <w:tr>
+        <w:tc>
+          <w:tcPr>
+            <w:tcW w:w="0" w:type="auto"/>
+            <w:hideMark/>
+          </w:tcPr>
+          <w:p>
+            <w:proofErr w:type="spellStart"/>
+            <w:r>
+              <w:rPr>
+                <w:b/>
+                <w:bCs/>
+              </w:rPr>
+              <w:t>NotificationID</w:t>
+            </w:r>
+            <w:proofErr w:type="spellEnd"/>
+            <w:r>
+              <w:rPr>
+                <w:b/>
+                <w:bCs/>
+              </w:rPr>
+              <w:t xml:space="preserve"> (PK)</w:t>
+            </w:r>
+          </w:p>
+        </w:tc>
+        <w:tc>
+          <w:tcPr>
+            <w:tcW w:w="0" w:type="auto"/>
+            <w:hideMark/>
+          </w:tcPr>
+          <w:p>
+            <w:r>
+              <w:t>Unique identifier</w:t>
+            </w:r>
+          </w:p>
+        </w:tc>
+      </w:tr>
+      <w:tr>
+        <w:tc>
+          <w:tcPr>
+            <w:tcW w:w="0" w:type="auto"/>
+            <w:hideMark/>
+          </w:tcPr>
+          <w:p>
+            <w:proofErr w:type="spellStart"/>
+            <w:r>
+              <w:rPr>
+                <w:b/>
+                <w:bCs/>
+              </w:rPr>
+              <w:t>UserID</w:t>
+            </w:r>
+            <w:proofErr w:type="spellEnd"/>
+            <w:r>
+              <w:rPr>
+                <w:b/>
+                <w:bCs/>
+              </w:rPr>
+              <w:t xml:space="preserve"> (FK)</w:t>
+            </w:r>
+          </w:p>
+        </w:tc>
+        <w:tc>
+          <w:tcPr>
+            <w:tcW w:w="0" w:type="auto"/>
+            <w:hideMark/>
+          </w:tcPr>
+          <w:p>
+            <w:r>
+              <w:t>Recipient</w:t>
+            </w:r>
+          </w:p>
+        </w:tc>
+      </w:tr>
+      <w:tr>
+        <w:tc>
+          <w:tcPr>
+            <w:tcW w:w="0" w:type="auto"/>
+            <w:hideMark/>
+          </w:tcPr>
+          <w:p>
+            <w:proofErr w:type="spellStart"/>
+            <w:r>
+              <w:rPr>
+                <w:b/>
+                <w:bCs/>
+              </w:rPr>
+              <w:t>BookingID</w:t>
+            </w:r>
+            <w:proofErr w:type="spellEnd"/>
+            <w:r>
+              <w:rPr>
+                <w:b/>
+                <w:bCs/>
+              </w:rPr>
+              <w:t xml:space="preserve"> (FK)</w:t>
+            </w:r>
+          </w:p>
+        </w:tc>
+        <w:tc>
+          <w:tcPr>
+            <w:tcW w:w="0" w:type="auto"/>
+            <w:hideMark/>
+          </w:tcPr>
+          <w:p>
+            <w:r>
+              <w:t>Related booking</w:t>
+            </w:r>
+          </w:p>
+        </w:tc>
+      </w:tr>
+      <w:tr>
+        <w:tc>
+          <w:tcPr>
+            <w:tcW w:w="0" w:type="auto"/>
+            <w:hideMark/>
+          </w:tcPr>
+          <w:p>
+            <w:proofErr w:type="spellStart"/>
+            <w:r>
+              <w:t>NotificationType</w:t>
+            </w:r>
+            <w:proofErr w:type="spellEnd"/>
+          </w:p>
+        </w:tc>
+        <w:tc>
+          <w:tcPr>
+            <w:tcW w:w="0" w:type="auto"/>
+            <w:hideMark/>
+          </w:tcPr>
+          <w:p>
+            <w:r>
+              <w:t>Booking update, approval, reminder, etc.</w:t>
+            </w:r>
+          </w:p>
+        </w:tc>
+      </w:tr>
+      <w:tr>
+        <w:tc>
+          <w:tcPr>
+            <w:tcW w:w="0" w:type="auto"/>
+            <w:hideMark/>
+          </w:tcPr>
+          <w:p>
+            <w:r>
+              <w:t>Message</w:t>
+            </w:r>
+          </w:p>
+        </w:tc>
+        <w:tc>
+          <w:tcPr>
+            <w:tcW w:w="0" w:type="auto"/>
+            <w:hideMark/>
+          </w:tcPr>
+          <w:p>
+            <w:r>
+              <w:t>Notification content</w:t>
+            </w:r>
+          </w:p>
+        </w:tc>
+      </w:tr>
+      <w:tr>
+        <w:tc>
+          <w:tcPr>
+            <w:tcW w:w="0" w:type="auto"/>
+            <w:hideMark/>
+          </w:tcPr>
+          <w:p>
+            <w:proofErr w:type="spellStart"/>
+            <w:r>
+              <w:t>DateCreated</w:t>
+            </w:r>
+            <w:proofErr w:type="spellEnd"/>
+          </w:p>
+        </w:tc>
+        <w:tc>
+          <w:tcPr>
+            <w:tcW w:w="0" w:type="auto"/>
+            <w:hideMark/>
+          </w:tcPr>
+          <w:p>
+            <w:r>
+              <w:t>Date notification was created</w:t>
+            </w:r>
+          </w:p>
+        </w:tc>
+      </w:tr>
+      <w:tr>
+        <w:tc>
+          <w:tcPr>
+            <w:tcW w:w="0" w:type="auto"/>
+            <w:hideMark/>
+          </w:tcPr>
+          <w:p>
+            <w:proofErr w:type="spellStart"/>
+            <w:r>
+              <w:t>IsRead</w:t>
+            </w:r>
+            <w:proofErr w:type="spellEnd"/>
+          </w:p>
+        </w:tc>
+        <w:tc>
+          <w:tcPr>
+            <w:tcW w:w="0" w:type="auto"/>
+            <w:hideMark/>
+          </w:tcPr>
+          <w:p>
+            <w:r>
+              <w:t>Whether user has read it</w:t>
+            </w:r>
+          </w:p>
+        </w:tc>
+      </w:tr>
+    </w:tbl>
+    <w:p/>
+    <w:p>
+      <w:pPr>
+        <w:rPr>
+          <w:b/>
+          <w:bCs/>
+        </w:rPr>
+      </w:pPr>
+      <w:r>
+        <w:rPr>
+          <w:b/>
+          <w:bCs/>
+        </w:rPr>
+        <w:t>9. Payment</w:t>
+      </w:r>
+    </w:p>
+    <w:p>
+      <w:r>
+        <w:t>This supports the possibility of paid venue bookings, particularly for external organisers.</w:t>
+      </w:r>
+    </w:p>
+    <w:tbl>
+      <w:tblPr>
+        <w:tblStyle w:val="TableGrid"/>
+        <w:tblW w:w="0" w:type="auto"/>
+        <w:tblLook w:val="04A0" w:firstRow="1" w:lastRow="0" w:firstColumn="1" w:lastColumn="0" w:noHBand="0" w:noVBand="1"/>
+      </w:tblPr>
+      <w:tblGrid>
+        <w:gridCol w:w="2128"/>
+        <w:gridCol w:w="2897"/>
+      </w:tblGrid>
+      <w:tr>
+        <w:tc>
+          <w:tcPr>
+            <w:tcW w:w="0" w:type="auto"/>
+            <w:hideMark/>
+          </w:tcPr>
+          <w:p>
+            <w:pPr>
+              <w:rPr>
+                <w:b/>
+                <w:bCs/>
+              </w:rPr>
+            </w:pPr>
+            <w:r>
+              <w:rPr>
+                <w:b/>
+                <w:bCs/>
+              </w:rPr>
+              <w:t>Attribute</w:t>
+            </w:r>
+          </w:p>
+        </w:tc>
+        <w:tc>
+          <w:tcPr>
+            <w:tcW w:w="0" w:type="auto"/>
+            <w:hideMark/>
+          </w:tcPr>
+          <w:p>
+            <w:pPr>
+              <w:rPr>
+                <w:b/>
+                <w:bCs/>
+              </w:rPr>
+            </w:pPr>
+            <w:r>
+              <w:rPr>
+                <w:b/>
+                <w:bCs/>
+              </w:rPr>
+              <w:t>Description</w:t>
+            </w:r>
+          </w:p>
+        </w:tc>
+      </w:tr>
+      <w:tr>
+        <w:tc>
+          <w:tcPr>
+            <w:tcW w:w="0" w:type="auto"/>
+            <w:hideMark/>
+          </w:tcPr>
+          <w:p>
+            <w:proofErr w:type="spellStart"/>
+            <w:r>
+              <w:rPr>
+                <w:b/>
+                <w:bCs/>
+              </w:rPr>
+              <w:t>PaymentID</w:t>
+            </w:r>
+            <w:proofErr w:type="spellEnd"/>
+            <w:r>
+              <w:rPr>
+                <w:b/>
+                <w:bCs/>
+              </w:rPr>
+              <w:t xml:space="preserve"> (PK)</w:t>
+            </w:r>
+          </w:p>
+        </w:tc>
+        <w:tc>
+          <w:tcPr>
+            <w:tcW w:w="0" w:type="auto"/>
+            <w:hideMark/>
+          </w:tcPr>
+          <w:p>
+            <w:r>
+              <w:t>Unique identifier</w:t>
+            </w:r>
+          </w:p>
+        </w:tc>
+      </w:tr>
+      <w:tr>
+        <w:tc>
+          <w:tcPr>
+            <w:tcW w:w="0" w:type="auto"/>
+            <w:hideMark/>
+          </w:tcPr>
+          <w:p>
+            <w:proofErr w:type="spellStart"/>
+            <w:r>
+              <w:rPr>
+                <w:b/>
+                <w:bCs/>
+              </w:rPr>
+              <w:t>BookingID</w:t>
+            </w:r>
+            <w:proofErr w:type="spellEnd"/>
+            <w:r>
+              <w:rPr>
+                <w:b/>
+                <w:bCs/>
+              </w:rPr>
+              <w:t xml:space="preserve"> (FK)</w:t>
+            </w:r>
+          </w:p>
+        </w:tc>
+        <w:tc>
+          <w:tcPr>
+            <w:tcW w:w="0" w:type="auto"/>
+            <w:hideMark/>
+          </w:tcPr>
+          <w:p>
+            <w:r>
+              <w:t>Booking being paid for</w:t>
+            </w:r>
+          </w:p>
+        </w:tc>
+      </w:tr>
+      <w:tr>
+        <w:tc>
+          <w:tcPr>
+            <w:tcW w:w="0" w:type="auto"/>
+            <w:hideMark/>
+          </w:tcPr>
+          <w:p>
+            <w:r>
+              <w:t>Amount</w:t>
+            </w:r>
+          </w:p>
+        </w:tc>
+        <w:tc>
+          <w:tcPr>
+            <w:tcW w:w="0" w:type="auto"/>
+            <w:hideMark/>
+          </w:tcPr>
+          <w:p>
+            <w:r>
+              <w:t>Amount due/paid</w:t>
+            </w:r>
+          </w:p>
+        </w:tc>
+      </w:tr>
+      <w:tr>
+        <w:tc>
+          <w:tcPr>
+            <w:tcW w:w="0" w:type="auto"/>
+            <w:hideMark/>
+          </w:tcPr>
+          <w:p>
+            <w:proofErr w:type="spellStart"/>
+            <w:r>
+              <w:t>PaymentStatus</w:t>
+            </w:r>
+            <w:proofErr w:type="spellEnd"/>
+          </w:p>
+        </w:tc>
+        <w:tc>
+          <w:tcPr>
+            <w:tcW w:w="0" w:type="auto"/>
+            <w:hideMark/>
+          </w:tcPr>
+          <w:p>
+            <w:r>
+              <w:t>Pending, Paid, Failed, etc.</w:t>
+            </w:r>
+          </w:p>
+        </w:tc>
+      </w:tr>
+      <w:tr>
+        <w:tc>
+          <w:tcPr>
+            <w:tcW w:w="0" w:type="auto"/>
+            <w:hideMark/>
+          </w:tcPr>
+          <w:p>
+            <w:proofErr w:type="spellStart"/>
+            <w:r>
+              <w:t>PaymentDate</w:t>
+            </w:r>
+            <w:proofErr w:type="spellEnd"/>
+          </w:p>
+        </w:tc>
+        <w:tc>
+          <w:tcPr>
+            <w:tcW w:w="0" w:type="auto"/>
+            <w:hideMark/>
+          </w:tcPr>
+          <w:p>
+            <w:r>
+              <w:t>Date payment was made</w:t>
+            </w:r>
+          </w:p>
+        </w:tc>
+      </w:tr>
+      <w:tr>
+        <w:tc>
+          <w:tcPr>
+            <w:tcW w:w="0" w:type="auto"/>
+            <w:hideMark/>
+          </w:tcPr>
+          <w:p>
+            <w:proofErr w:type="spellStart"/>
+            <w:r>
+              <w:t>ReferenceNumber</w:t>
+            </w:r>
+            <w:proofErr w:type="spellEnd"/>
+          </w:p>
+        </w:tc>
+        <w:tc>
+          <w:tcPr>
+            <w:tcW w:w="0" w:type="auto"/>
+            <w:hideMark/>
+          </w:tcPr>
+          <w:p>
+            <w:r>
+              <w:t>Payment reference</w:t>
+            </w:r>
+          </w:p>
+        </w:tc>
+      </w:tr>
+    </w:tbl>
+    <w:p>
+      <w:r>
+        <w:t xml:space="preserve">We don't necessarily need to implement an actual payment gateway. This can simply support </w:t>
+      </w:r>
+      <w:r>
+        <w:rPr>
+          <w:b/>
+          <w:bCs/>
+        </w:rPr>
+        <w:t>payment tracking</w:t>
+      </w:r>
+      <w:r>
+        <w:t>.</w:t>
+      </w:r>
+    </w:p>
+    <w:p/>
+    <w:p>
+      <w:pPr>
+        <w:rPr>
+          <w:b/>
+          <w:bCs/>
+        </w:rPr>
+      </w:pPr>
+      <w:r>
+        <w:rPr>
+          <w:b/>
+          <w:bCs/>
+        </w:rPr>
+        <w:t xml:space="preserve">10. </w:t>
+      </w:r>
+      <w:proofErr w:type="spellStart"/>
+      <w:r>
+        <w:rPr>
+          <w:b/>
+          <w:bCs/>
+        </w:rPr>
+        <w:t>AuditLog</w:t>
+      </w:r>
+      <w:proofErr w:type="spellEnd"/>
+    </w:p>
+    <w:p>
+      <w:r>
+        <w:t>Records important activities in the system, particularly administrative actions.</w:t>
+      </w:r>
+    </w:p>
+    <w:tbl>
+      <w:tblPr>
+        <w:tblStyle w:val="TableGrid"/>
+        <w:tblW w:w="0" w:type="auto"/>
+        <w:tblLook w:val="04A0" w:firstRow="1" w:lastRow="0" w:firstColumn="1" w:lastColumn="0" w:noHBand="0" w:noVBand="1"/>
+      </w:tblPr>
+      <w:tblGrid>
+        <w:gridCol w:w="1437"/>
+        <w:gridCol w:w="3417"/>
+      </w:tblGrid>
+      <w:tr>
+        <w:tc>
+          <w:tcPr>
+            <w:tcW w:w="0" w:type="auto"/>
+            <w:hideMark/>
+          </w:tcPr>
+          <w:p>
+            <w:pPr>
+              <w:rPr>
+                <w:b/>
+                <w:bCs/>
+              </w:rPr>
+            </w:pPr>
+            <w:r>
+              <w:rPr>
+                <w:b/>
+                <w:bCs/>
+              </w:rPr>
+              <w:lastRenderedPageBreak/>
+              <w:t>Attribute</w:t>
+            </w:r>
+          </w:p>
+        </w:tc>
+        <w:tc>
+          <w:tcPr>
+            <w:tcW w:w="0" w:type="auto"/>
+            <w:hideMark/>
+          </w:tcPr>
+          <w:p>
+            <w:pPr>
+              <w:rPr>
+                <w:b/>
+                <w:bCs/>
+              </w:rPr>
+            </w:pPr>
+            <w:r>
+              <w:rPr>
+                <w:b/>
+                <w:bCs/>
+              </w:rPr>
+              <w:t>Description</w:t>
+            </w:r>
+          </w:p>
+        </w:tc>
+      </w:tr>
+      <w:tr>
+        <w:tc>
+          <w:tcPr>
+            <w:tcW w:w="0" w:type="auto"/>
+            <w:hideMark/>
+          </w:tcPr>
+          <w:p>
+            <w:proofErr w:type="spellStart"/>
+            <w:r>
+              <w:rPr>
+                <w:b/>
+                <w:bCs/>
+              </w:rPr>
+              <w:t>LogID</w:t>
+            </w:r>
+            <w:proofErr w:type="spellEnd"/>
+            <w:r>
+              <w:rPr>
+                <w:b/>
+                <w:bCs/>
+              </w:rPr>
+              <w:t xml:space="preserve"> (PK)</w:t>
+            </w:r>
+          </w:p>
+        </w:tc>
+        <w:tc>
+          <w:tcPr>
+            <w:tcW w:w="0" w:type="auto"/>
+            <w:hideMark/>
+          </w:tcPr>
+          <w:p>
+            <w:r>
+              <w:t>Unique identifier</w:t>
+            </w:r>
+          </w:p>
+        </w:tc>
+      </w:tr>
+      <w:tr>
+        <w:tc>
+          <w:tcPr>
+            <w:tcW w:w="0" w:type="auto"/>
+            <w:hideMark/>
+          </w:tcPr>
+          <w:p>
+            <w:proofErr w:type="spellStart"/>
+            <w:r>
+              <w:rPr>
+                <w:b/>
+                <w:bCs/>
+              </w:rPr>
+              <w:t>UserID</w:t>
+            </w:r>
+            <w:proofErr w:type="spellEnd"/>
+            <w:r>
+              <w:rPr>
+                <w:b/>
+                <w:bCs/>
+              </w:rPr>
+              <w:t xml:space="preserve"> (FK)</w:t>
+            </w:r>
+          </w:p>
+        </w:tc>
+        <w:tc>
+          <w:tcPr>
+            <w:tcW w:w="0" w:type="auto"/>
+            <w:hideMark/>
+          </w:tcPr>
+          <w:p>
+            <w:r>
+              <w:t>User who performed the action</w:t>
+            </w:r>
+          </w:p>
+        </w:tc>
+      </w:tr>
+      <w:tr>
+        <w:tc>
+          <w:tcPr>
+            <w:tcW w:w="0" w:type="auto"/>
+            <w:hideMark/>
+          </w:tcPr>
+          <w:p>
+            <w:r>
+              <w:t>Action</w:t>
+            </w:r>
+          </w:p>
+        </w:tc>
+        <w:tc>
+          <w:tcPr>
+            <w:tcW w:w="0" w:type="auto"/>
+            <w:hideMark/>
+          </w:tcPr>
+          <w:p>
+            <w:r>
+              <w:t>Action performed</w:t>
+            </w:r>
+          </w:p>
+        </w:tc>
+      </w:tr>
+      <w:tr>
+        <w:tc>
+          <w:tcPr>
+            <w:tcW w:w="0" w:type="auto"/>
+            <w:hideMark/>
+          </w:tcPr>
+          <w:p>
+            <w:r>
+              <w:t>Description</w:t>
+            </w:r>
+          </w:p>
+        </w:tc>
+        <w:tc>
+          <w:tcPr>
+            <w:tcW w:w="0" w:type="auto"/>
+            <w:hideMark/>
+          </w:tcPr>
+          <w:p>
+            <w:r>
+              <w:t>Details of the action</w:t>
+            </w:r>
+          </w:p>
+        </w:tc>
+      </w:tr>
+      <w:tr>
+        <w:tc>
+          <w:tcPr>
+            <w:tcW w:w="0" w:type="auto"/>
+            <w:hideMark/>
+          </w:tcPr>
+          <w:p>
+            <w:proofErr w:type="spellStart"/>
+            <w:r>
+              <w:t>DateTime</w:t>
+            </w:r>
+            <w:proofErr w:type="spellEnd"/>
+          </w:p>
+        </w:tc>
+        <w:tc>
+          <w:tcPr>
+            <w:tcW w:w="0" w:type="auto"/>
+            <w:hideMark/>
+          </w:tcPr>
+          <w:p>
+            <w:r>
+              <w:t>When the action occurred</w:t>
+            </w:r>
+          </w:p>
+        </w:tc>
+      </w:tr>
+      <w:tr>
+        <w:tc>
+          <w:tcPr>
+            <w:tcW w:w="0" w:type="auto"/>
+            <w:hideMark/>
+          </w:tcPr>
+          <w:p>
+            <w:proofErr w:type="spellStart"/>
+            <w:r>
+              <w:t>IPAddress</w:t>
+            </w:r>
+            <w:proofErr w:type="spellEnd"/>
+          </w:p>
+        </w:tc>
+        <w:tc>
+          <w:tcPr>
+            <w:tcW w:w="0" w:type="auto"/>
+            <w:hideMark/>
+          </w:tcPr>
+          <w:p>
+            <w:r>
+              <w:t>Source IP, if required</w:t>
+            </w:r>
+          </w:p>
+        </w:tc>
+      </w:tr>
+    </w:tbl>
+    <w:p>
+      <w:r>
+        <w:t>For example:</w:t>
+      </w:r>
+    </w:p>
+    <w:p>
+      <w:r>
+        <w:t>Administrator → "Updated venue capacity" → Conference Centre Main Hall → 26/08/2026 14:30</w:t>
+      </w:r>
+    </w:p>
+    <w:p/>
+    <w:p>
+      <w:pPr>
+        <w:rPr>
+          <w:b/>
+          <w:bCs/>
+        </w:rPr>
+      </w:pPr>
+      <w:proofErr w:type="gramStart"/>
+      <w:r>
+        <w:rPr>
+          <w:b/>
+          <w:bCs/>
+        </w:rPr>
+        <w:t>So</w:t>
+      </w:r>
+      <w:proofErr w:type="gramEnd"/>
+      <w:r>
+        <w:rPr>
+          <w:b/>
+          <w:bCs/>
+        </w:rPr>
+        <w:t xml:space="preserve"> our overall model becomes</w:t>
+      </w:r>
+    </w:p>
+    <w:tbl>
+      <w:tblPr>
+        <w:tblStyle w:val="TableGrid"/>
+        <w:tblW w:w="0" w:type="auto"/>
+        <w:tblLook w:val="04A0" w:firstRow="1" w:lastRow="0" w:firstColumn="1" w:lastColumn="0" w:noHBand="0" w:noVBand="1"/>
+      </w:tblPr>
+      <w:tblGrid>
+        <w:gridCol w:w="1804"/>
+        <w:gridCol w:w="2996"/>
+        <w:gridCol w:w="3879"/>
+      </w:tblGrid>
+      <w:tr>
+        <w:tc>
+          <w:tcPr>
+            <w:tcW w:w="0" w:type="auto"/>
+            <w:hideMark/>
+          </w:tcPr>
+          <w:p>
+            <w:pPr>
+              <w:rPr>
+                <w:b/>
+                <w:bCs/>
+              </w:rPr>
+            </w:pPr>
+            <w:r>
+              <w:rPr>
+                <w:b/>
+                <w:bCs/>
+              </w:rPr>
+              <w:t>Table</w:t>
+            </w:r>
+          </w:p>
+        </w:tc>
+        <w:tc>
+          <w:tcPr>
+            <w:tcW w:w="0" w:type="auto"/>
+            <w:hideMark/>
+          </w:tcPr>
+          <w:p>
+            <w:pPr>
+              <w:rPr>
+                <w:b/>
+                <w:bCs/>
+              </w:rPr>
+            </w:pPr>
+            <w:r>
+              <w:rPr>
+                <w:b/>
+                <w:bCs/>
+              </w:rPr>
+              <w:t>Main purpose</w:t>
+            </w:r>
+          </w:p>
+        </w:tc>
+        <w:tc>
+          <w:tcPr>
+            <w:tcW w:w="0" w:type="auto"/>
+            <w:hideMark/>
+          </w:tcPr>
+          <w:p>
+            <w:pPr>
+              <w:rPr>
+                <w:b/>
+                <w:bCs/>
+              </w:rPr>
+            </w:pPr>
+            <w:r>
+              <w:rPr>
+                <w:b/>
+                <w:bCs/>
+              </w:rPr>
+              <w:t>Important relationships</w:t>
+            </w:r>
+          </w:p>
+        </w:tc>
+      </w:tr>
+      <w:tr>
+        <w:tc>
+          <w:tcPr>
+            <w:tcW w:w="0" w:type="auto"/>
+            <w:hideMark/>
+          </w:tcPr>
+          <w:p>
+            <w:r>
+              <w:rPr>
+                <w:b/>
+                <w:bCs/>
+              </w:rPr>
+              <w:t>User</w:t>
+            </w:r>
+          </w:p>
+        </w:tc>
+        <w:tc>
+          <w:tcPr>
+            <w:tcW w:w="0" w:type="auto"/>
+            <w:hideMark/>
+          </w:tcPr>
+          <w:p>
+            <w:r>
+              <w:t>System users</w:t>
+            </w:r>
+          </w:p>
+        </w:tc>
+        <w:tc>
+          <w:tcPr>
+            <w:tcW w:w="0" w:type="auto"/>
+            <w:hideMark/>
+          </w:tcPr>
+          <w:p>
+            <w:r>
+              <w:t>Belongs to Role</w:t>
+            </w:r>
+          </w:p>
+        </w:tc>
+      </w:tr>
+      <w:tr>
+        <w:tc>
+          <w:tcPr>
+            <w:tcW w:w="0" w:type="auto"/>
+            <w:hideMark/>
+          </w:tcPr>
+          <w:p>
+            <w:r>
+              <w:rPr>
+                <w:b/>
+                <w:bCs/>
+              </w:rPr>
+              <w:t>Role</w:t>
+            </w:r>
+          </w:p>
+        </w:tc>
+        <w:tc>
+          <w:tcPr>
+            <w:tcW w:w="0" w:type="auto"/>
+            <w:hideMark/>
+          </w:tcPr>
+          <w:p>
+            <w:r>
+              <w:t>User permissions</w:t>
+            </w:r>
+          </w:p>
+        </w:tc>
+        <w:tc>
+          <w:tcPr>
+            <w:tcW w:w="0" w:type="auto"/>
+            <w:hideMark/>
+          </w:tcPr>
+          <w:p>
+            <w:r>
+              <w:t>Has many Users</w:t>
+            </w:r>
+          </w:p>
+        </w:tc>
+      </w:tr>
+      <w:tr>
+        <w:tc>
+          <w:tcPr>
+            <w:tcW w:w="0" w:type="auto"/>
+            <w:hideMark/>
+          </w:tcPr>
+          <w:p>
+            <w:r>
+              <w:rPr>
+                <w:b/>
+                <w:bCs/>
+              </w:rPr>
+              <w:t>Venue</w:t>
+            </w:r>
+          </w:p>
+        </w:tc>
+        <w:tc>
+          <w:tcPr>
+            <w:tcW w:w="0" w:type="auto"/>
+            <w:hideMark/>
+          </w:tcPr>
+          <w:p>
+            <w:r>
+              <w:t>Bookable spaces</w:t>
+            </w:r>
+          </w:p>
+        </w:tc>
+        <w:tc>
+          <w:tcPr>
+            <w:tcW w:w="0" w:type="auto"/>
+            <w:hideMark/>
+          </w:tcPr>
+          <w:p>
+            <w:r>
+              <w:t>Has many Features &amp; Bookings</w:t>
+            </w:r>
+          </w:p>
+        </w:tc>
+      </w:tr>
+      <w:tr>
+        <w:tc>
+          <w:tcPr>
+            <w:tcW w:w="0" w:type="auto"/>
+            <w:hideMark/>
+          </w:tcPr>
+          <w:p>
+            <w:proofErr w:type="spellStart"/>
+            <w:r>
+              <w:rPr>
+                <w:b/>
+                <w:bCs/>
+              </w:rPr>
+              <w:t>VenueFeature</w:t>
+            </w:r>
+            <w:proofErr w:type="spellEnd"/>
+          </w:p>
+        </w:tc>
+        <w:tc>
+          <w:tcPr>
+            <w:tcW w:w="0" w:type="auto"/>
+            <w:hideMark/>
+          </w:tcPr>
+          <w:p>
+            <w:r>
+              <w:t>Venue equipment/features</w:t>
+            </w:r>
+          </w:p>
+        </w:tc>
+        <w:tc>
+          <w:tcPr>
+            <w:tcW w:w="0" w:type="auto"/>
+            <w:hideMark/>
+          </w:tcPr>
+          <w:p>
+            <w:r>
+              <w:t>Belongs to Venue</w:t>
+            </w:r>
+          </w:p>
+        </w:tc>
+      </w:tr>
+      <w:tr>
+        <w:tc>
+          <w:tcPr>
+            <w:tcW w:w="0" w:type="auto"/>
+            <w:hideMark/>
+          </w:tcPr>
+          <w:p>
+            <w:r>
+              <w:rPr>
+                <w:b/>
+                <w:bCs/>
+              </w:rPr>
+              <w:t>Event</w:t>
+            </w:r>
+          </w:p>
+        </w:tc>
+        <w:tc>
+          <w:tcPr>
+            <w:tcW w:w="0" w:type="auto"/>
+            <w:hideMark/>
+          </w:tcPr>
+          <w:p>
+            <w:r>
+              <w:t>Events being organised</w:t>
+            </w:r>
+          </w:p>
+        </w:tc>
+        <w:tc>
+          <w:tcPr>
+            <w:tcW w:w="0" w:type="auto"/>
+            <w:hideMark/>
+          </w:tcPr>
+          <w:p>
+            <w:r>
+              <w:t>Belongs to Organiser</w:t>
+            </w:r>
+          </w:p>
+        </w:tc>
+      </w:tr>
+      <w:tr>
+        <w:tc>
+          <w:tcPr>
+            <w:tcW w:w="0" w:type="auto"/>
+            <w:hideMark/>
+          </w:tcPr>
+          <w:p>
+            <w:r>
+              <w:rPr>
+                <w:b/>
+                <w:bCs/>
+              </w:rPr>
+              <w:t>Booking</w:t>
+            </w:r>
+          </w:p>
+        </w:tc>
+        <w:tc>
+          <w:tcPr>
+            <w:tcW w:w="0" w:type="auto"/>
+            <w:hideMark/>
+          </w:tcPr>
+          <w:p>
+            <w:r>
+              <w:t>Venue reservation/request</w:t>
+            </w:r>
+          </w:p>
+        </w:tc>
+        <w:tc>
+          <w:tcPr>
+            <w:tcW w:w="0" w:type="auto"/>
+            <w:hideMark/>
+          </w:tcPr>
+          <w:p>
+            <w:r>
+              <w:t>Links User + Event + Venue + Status</w:t>
+            </w:r>
+          </w:p>
+        </w:tc>
+      </w:tr>
+      <w:tr>
+        <w:tc>
+          <w:tcPr>
+            <w:tcW w:w="0" w:type="auto"/>
+            <w:hideMark/>
+          </w:tcPr>
+          <w:p>
+            <w:proofErr w:type="spellStart"/>
+            <w:r>
+              <w:rPr>
+                <w:b/>
+                <w:bCs/>
+              </w:rPr>
+              <w:t>BookingStatus</w:t>
+            </w:r>
+            <w:proofErr w:type="spellEnd"/>
+          </w:p>
+        </w:tc>
+        <w:tc>
+          <w:tcPr>
+            <w:tcW w:w="0" w:type="auto"/>
+            <w:hideMark/>
+          </w:tcPr>
+          <w:p>
+            <w:r>
+              <w:t>Booking state</w:t>
+            </w:r>
+          </w:p>
+        </w:tc>
+        <w:tc>
+          <w:tcPr>
+            <w:tcW w:w="0" w:type="auto"/>
+            <w:hideMark/>
+          </w:tcPr>
+          <w:p>
+            <w:r>
+              <w:t>Has many Bookings</w:t>
+            </w:r>
+          </w:p>
+        </w:tc>
+      </w:tr>
+      <w:tr>
+        <w:tc>
+          <w:tcPr>
+            <w:tcW w:w="0" w:type="auto"/>
+            <w:hideMark/>
+          </w:tcPr>
+          <w:p>
+            <w:r>
+              <w:rPr>
+                <w:b/>
+                <w:bCs/>
+              </w:rPr>
+              <w:t>Notification</w:t>
+            </w:r>
+          </w:p>
+        </w:tc>
+        <w:tc>
+          <w:tcPr>
+            <w:tcW w:w="0" w:type="auto"/>
+            <w:hideMark/>
+          </w:tcPr>
+          <w:p>
+            <w:r>
+              <w:t>System communication</w:t>
+            </w:r>
+          </w:p>
+        </w:tc>
+        <w:tc>
+          <w:tcPr>
+            <w:tcW w:w="0" w:type="auto"/>
+            <w:hideMark/>
+          </w:tcPr>
+          <w:p>
+            <w:r>
+              <w:t>Belongs to User/Booking</w:t>
+            </w:r>
+          </w:p>
+        </w:tc>
+      </w:tr>
+      <w:tr>
+        <w:tc>
+          <w:tcPr>
+            <w:tcW w:w="0" w:type="auto"/>
+            <w:hideMark/>
+          </w:tcPr>
+          <w:p>
+            <w:r>
+              <w:rPr>
+                <w:b/>
+                <w:bCs/>
+              </w:rPr>
+              <w:t>Payment</w:t>
+            </w:r>
+          </w:p>
+        </w:tc>
+        <w:tc>
+          <w:tcPr>
+            <w:tcW w:w="0" w:type="auto"/>
+            <w:hideMark/>
+          </w:tcPr>
+          <w:p>
+            <w:r>
+              <w:t>Payment tracking</w:t>
+            </w:r>
+          </w:p>
+        </w:tc>
+        <w:tc>
+          <w:tcPr>
+            <w:tcW w:w="0" w:type="auto"/>
+            <w:hideMark/>
+          </w:tcPr>
+          <w:p>
+            <w:r>
+              <w:t>Belongs to Booking</w:t>
+            </w:r>
+          </w:p>
+        </w:tc>
+      </w:tr>
+      <w:tr>
+        <w:tc>
+          <w:tcPr>
+            <w:tcW w:w="0" w:type="auto"/>
+            <w:hideMark/>
+          </w:tcPr>
+          <w:p>
+            <w:proofErr w:type="spellStart"/>
+            <w:r>
+              <w:rPr>
+                <w:b/>
+                <w:bCs/>
+              </w:rPr>
+              <w:t>AuditLog</w:t>
+            </w:r>
+            <w:proofErr w:type="spellEnd"/>
+          </w:p>
+        </w:tc>
+        <w:tc>
+          <w:tcPr>
+            <w:tcW w:w="0" w:type="auto"/>
+            <w:hideMark/>
+          </w:tcPr>
+          <w:p>
+            <w:r>
+              <w:t>Activity tracking</w:t>
+            </w:r>
+          </w:p>
+        </w:tc>
+        <w:tc>
+          <w:tcPr>
+            <w:tcW w:w="0" w:type="auto"/>
+            <w:hideMark/>
+          </w:tcPr>
+          <w:p>
+            <w:r>
+              <w:t>Belongs to User</w:t>
+            </w:r>
+          </w:p>
+        </w:tc>
+      </w:tr>
+    </w:tbl>
+    <w:p/>
     <w:sectPr>
       <w:pgSz w:w="11906" w:h="16838"/>
       <w:pgMar w:top="1440" w:right="1440" w:bottom="1440" w:left="1440" w:header="708" w:footer="708" w:gutter="0"/>
@@ -9602,6 +13275,155 @@
     </w:lvl>
   </w:abstractNum>
   <w:abstractNum w:abstractNumId="6" w15:restartNumberingAfterBreak="0">
+    <w:nsid w:val="098D09F0"/>
+    <w:multiLevelType w:val="multilevel"/>
+    <w:tmpl w:val="E6F85E26"/>
+    <w:lvl w:ilvl="0">
+      <w:start w:val="1"/>
+      <w:numFmt w:val="bullet"/>
+      <w:lvlText w:val=""/>
+      <w:lvlJc w:val="left"/>
+      <w:pPr>
+        <w:tabs>
+          <w:tab w:val="num" w:pos="720"/>
+        </w:tabs>
+        <w:ind w:left="720" w:hanging="360"/>
+      </w:pPr>
+      <w:rPr>
+        <w:rFonts w:ascii="Symbol" w:hAnsi="Symbol" w:hint="default"/>
+        <w:sz w:val="20"/>
+      </w:rPr>
+    </w:lvl>
+    <w:lvl w:ilvl="1" w:tentative="1">
+      <w:start w:val="1"/>
+      <w:numFmt w:val="bullet"/>
+      <w:lvlText w:val="o"/>
+      <w:lvlJc w:val="left"/>
+      <w:pPr>
+        <w:tabs>
+          <w:tab w:val="num" w:pos="1440"/>
+        </w:tabs>
+        <w:ind w:left="1440" w:hanging="360"/>
+      </w:pPr>
+      <w:rPr>
+        <w:rFonts w:ascii="Courier New" w:hAnsi="Courier New" w:hint="default"/>
+        <w:sz w:val="20"/>
+      </w:rPr>
+    </w:lvl>
+    <w:lvl w:ilvl="2" w:tentative="1">
+      <w:start w:val="1"/>
+      <w:numFmt w:val="bullet"/>
+      <w:lvlText w:val=""/>
+      <w:lvlJc w:val="left"/>
+      <w:pPr>
+        <w:tabs>
+          <w:tab w:val="num" w:pos="2160"/>
+        </w:tabs>
+        <w:ind w:left="2160" w:hanging="360"/>
+      </w:pPr>
+      <w:rPr>
+        <w:rFonts w:ascii="Wingdings" w:hAnsi="Wingdings" w:hint="default"/>
+        <w:sz w:val="20"/>
+      </w:rPr>
+    </w:lvl>
+    <w:lvl w:ilvl="3" w:tentative="1">
+      <w:start w:val="1"/>
+      <w:numFmt w:val="bullet"/>
+      <w:lvlText w:val=""/>
+      <w:lvlJc w:val="left"/>
+      <w:pPr>
+        <w:tabs>
+          <w:tab w:val="num" w:pos="2880"/>
+        </w:tabs>
+        <w:ind w:left="2880" w:hanging="360"/>
+      </w:pPr>
+      <w:rPr>
+        <w:rFonts w:ascii="Wingdings" w:hAnsi="Wingdings" w:hint="default"/>
+        <w:sz w:val="20"/>
+      </w:rPr>
+    </w:lvl>
+    <w:lvl w:ilvl="4" w:tentative="1">
+      <w:start w:val="1"/>
+      <w:numFmt w:val="bullet"/>
+      <w:lvlText w:val=""/>
+      <w:lvlJc w:val="left"/>
+      <w:pPr>
+        <w:tabs>
+          <w:tab w:val="num" w:pos="3600"/>
+        </w:tabs>
+        <w:ind w:left="3600" w:hanging="360"/>
+      </w:pPr>
+      <w:rPr>
+        <w:rFonts w:ascii="Wingdings" w:hAnsi="Wingdings" w:hint="default"/>
+        <w:sz w:val="20"/>
+      </w:rPr>
+    </w:lvl>
+    <w:lvl w:ilvl="5" w:tentative="1">
+      <w:start w:val="1"/>
+      <w:numFmt w:val="bullet"/>
+      <w:lvlText w:val=""/>
+      <w:lvlJc w:val="left"/>
+      <w:pPr>
+        <w:tabs>
+          <w:tab w:val="num" w:pos="4320"/>
+        </w:tabs>
+        <w:ind w:left="4320" w:hanging="360"/>
+      </w:pPr>
+      <w:rPr>
+        <w:rFonts w:ascii="Wingdings" w:hAnsi="Wingdings" w:hint="default"/>
+        <w:sz w:val="20"/>
+      </w:rPr>
+    </w:lvl>
+    <w:lvl w:ilvl="6" w:tentative="1">
+      <w:start w:val="1"/>
+      <w:numFmt w:val="bullet"/>
+      <w:lvlText w:val=""/>
+      <w:lvlJc w:val="left"/>
+      <w:pPr>
+        <w:tabs>
+          <w:tab w:val="num" w:pos="5040"/>
+        </w:tabs>
+        <w:ind w:left="5040" w:hanging="360"/>
+      </w:pPr>
+      <w:rPr>
+        <w:rFonts w:ascii="Wingdings" w:hAnsi="Wingdings" w:hint="default"/>
+        <w:sz w:val="20"/>
+      </w:rPr>
+    </w:lvl>
+    <w:lvl w:ilvl="7" w:tentative="1">
+      <w:start w:val="1"/>
+      <w:numFmt w:val="bullet"/>
+      <w:lvlText w:val=""/>
+      <w:lvlJc w:val="left"/>
+      <w:pPr>
+        <w:tabs>
+          <w:tab w:val="num" w:pos="5760"/>
+        </w:tabs>
+        <w:ind w:left="5760" w:hanging="360"/>
+      </w:pPr>
+      <w:rPr>
+        <w:rFonts w:ascii="Wingdings" w:hAnsi="Wingdings" w:hint="default"/>
+        <w:sz w:val="20"/>
+      </w:rPr>
+    </w:lvl>
+    <w:lvl w:ilvl="8" w:tentative="1">
+      <w:start w:val="1"/>
+      <w:numFmt w:val="bullet"/>
+      <w:lvlText w:val=""/>
+      <w:lvlJc w:val="left"/>
+      <w:pPr>
+        <w:tabs>
+          <w:tab w:val="num" w:pos="6480"/>
+        </w:tabs>
+        <w:ind w:left="6480" w:hanging="360"/>
+      </w:pPr>
+      <w:rPr>
+        <w:rFonts w:ascii="Wingdings" w:hAnsi="Wingdings" w:hint="default"/>
+        <w:sz w:val="20"/>
+      </w:rPr>
+    </w:lvl>
+  </w:abstractNum>
+  <w:abstractNum w:abstractNumId="7" w15:restartNumberingAfterBreak="0">
     <w:nsid w:val="0A0E6259"/>
     <w:multiLevelType w:val="hybridMultilevel"/>
     <w:tmpl w:val="807C99A4"/>
@@ -9714,7 +13536,7 @@
       </w:rPr>
     </w:lvl>
   </w:abstractNum>
-  <w:abstractNum w:abstractNumId="7" w15:restartNumberingAfterBreak="0">
+  <w:abstractNum w:abstractNumId="8" w15:restartNumberingAfterBreak="0">
     <w:nsid w:val="114C4801"/>
     <w:multiLevelType w:val="multilevel"/>
     <w:tmpl w:val="2C5AC40A"/>
@@ -9863,7 +13685,7 @@
       </w:rPr>
     </w:lvl>
   </w:abstractNum>
-  <w:abstractNum w:abstractNumId="8" w15:restartNumberingAfterBreak="0">
+  <w:abstractNum w:abstractNumId="9" w15:restartNumberingAfterBreak="0">
     <w:nsid w:val="15587FF6"/>
     <w:multiLevelType w:val="hybridMultilevel"/>
     <w:tmpl w:val="87380CE4"/>
@@ -9976,7 +13798,7 @@
       </w:rPr>
     </w:lvl>
   </w:abstractNum>
-  <w:abstractNum w:abstractNumId="9" w15:restartNumberingAfterBreak="0">
+  <w:abstractNum w:abstractNumId="10" w15:restartNumberingAfterBreak="0">
     <w:nsid w:val="17DF03E7"/>
     <w:multiLevelType w:val="hybridMultilevel"/>
     <w:tmpl w:val="D276815C"/>
@@ -10089,7 +13911,305 @@
       </w:rPr>
     </w:lvl>
   </w:abstractNum>
-  <w:abstractNum w:abstractNumId="10" w15:restartNumberingAfterBreak="0">
+  <w:abstractNum w:abstractNumId="11" w15:restartNumberingAfterBreak="0">
+    <w:nsid w:val="1AE02C09"/>
+    <w:multiLevelType w:val="multilevel"/>
+    <w:tmpl w:val="FDA449A2"/>
+    <w:lvl w:ilvl="0">
+      <w:start w:val="1"/>
+      <w:numFmt w:val="bullet"/>
+      <w:lvlText w:val=""/>
+      <w:lvlJc w:val="left"/>
+      <w:pPr>
+        <w:tabs>
+          <w:tab w:val="num" w:pos="720"/>
+        </w:tabs>
+        <w:ind w:left="720" w:hanging="360"/>
+      </w:pPr>
+      <w:rPr>
+        <w:rFonts w:ascii="Symbol" w:hAnsi="Symbol" w:hint="default"/>
+        <w:sz w:val="20"/>
+      </w:rPr>
+    </w:lvl>
+    <w:lvl w:ilvl="1" w:tentative="1">
+      <w:start w:val="1"/>
+      <w:numFmt w:val="bullet"/>
+      <w:lvlText w:val="o"/>
+      <w:lvlJc w:val="left"/>
+      <w:pPr>
+        <w:tabs>
+          <w:tab w:val="num" w:pos="1440"/>
+        </w:tabs>
+        <w:ind w:left="1440" w:hanging="360"/>
+      </w:pPr>
+      <w:rPr>
+        <w:rFonts w:ascii="Courier New" w:hAnsi="Courier New" w:hint="default"/>
+        <w:sz w:val="20"/>
+      </w:rPr>
+    </w:lvl>
+    <w:lvl w:ilvl="2" w:tentative="1">
+      <w:start w:val="1"/>
+      <w:numFmt w:val="bullet"/>
+      <w:lvlText w:val=""/>
+      <w:lvlJc w:val="left"/>
+      <w:pPr>
+        <w:tabs>
+          <w:tab w:val="num" w:pos="2160"/>
+        </w:tabs>
+        <w:ind w:left="2160" w:hanging="360"/>
+      </w:pPr>
+      <w:rPr>
+        <w:rFonts w:ascii="Wingdings" w:hAnsi="Wingdings" w:hint="default"/>
+        <w:sz w:val="20"/>
+      </w:rPr>
+    </w:lvl>
+    <w:lvl w:ilvl="3" w:tentative="1">
+      <w:start w:val="1"/>
+      <w:numFmt w:val="bullet"/>
+      <w:lvlText w:val=""/>
+      <w:lvlJc w:val="left"/>
+      <w:pPr>
+        <w:tabs>
+          <w:tab w:val="num" w:pos="2880"/>
+        </w:tabs>
+        <w:ind w:left="2880" w:hanging="360"/>
+      </w:pPr>
+      <w:rPr>
+        <w:rFonts w:ascii="Wingdings" w:hAnsi="Wingdings" w:hint="default"/>
+        <w:sz w:val="20"/>
+      </w:rPr>
+    </w:lvl>
+    <w:lvl w:ilvl="4" w:tentative="1">
+      <w:start w:val="1"/>
+      <w:numFmt w:val="bullet"/>
+      <w:lvlText w:val=""/>
+      <w:lvlJc w:val="left"/>
+      <w:pPr>
+        <w:tabs>
+          <w:tab w:val="num" w:pos="3600"/>
+        </w:tabs>
+        <w:ind w:left="3600" w:hanging="360"/>
+      </w:pPr>
+      <w:rPr>
+        <w:rFonts w:ascii="Wingdings" w:hAnsi="Wingdings" w:hint="default"/>
+        <w:sz w:val="20"/>
+      </w:rPr>
+    </w:lvl>
+    <w:lvl w:ilvl="5" w:tentative="1">
+      <w:start w:val="1"/>
+      <w:numFmt w:val="bullet"/>
+      <w:lvlText w:val=""/>
+      <w:lvlJc w:val="left"/>
+      <w:pPr>
+        <w:tabs>
+          <w:tab w:val="num" w:pos="4320"/>
+        </w:tabs>
+        <w:ind w:left="4320" w:hanging="360"/>
+      </w:pPr>
+      <w:rPr>
+        <w:rFonts w:ascii="Wingdings" w:hAnsi="Wingdings" w:hint="default"/>
+        <w:sz w:val="20"/>
+      </w:rPr>
+    </w:lvl>
+    <w:lvl w:ilvl="6" w:tentative="1">
+      <w:start w:val="1"/>
+      <w:numFmt w:val="bullet"/>
+      <w:lvlText w:val=""/>
+      <w:lvlJc w:val="left"/>
+      <w:pPr>
+        <w:tabs>
+          <w:tab w:val="num" w:pos="5040"/>
+        </w:tabs>
+        <w:ind w:left="5040" w:hanging="360"/>
+      </w:pPr>
+      <w:rPr>
+        <w:rFonts w:ascii="Wingdings" w:hAnsi="Wingdings" w:hint="default"/>
+        <w:sz w:val="20"/>
+      </w:rPr>
+    </w:lvl>
+    <w:lvl w:ilvl="7" w:tentative="1">
+      <w:start w:val="1"/>
+      <w:numFmt w:val="bullet"/>
+      <w:lvlText w:val=""/>
+      <w:lvlJc w:val="left"/>
+      <w:pPr>
+        <w:tabs>
+          <w:tab w:val="num" w:pos="5760"/>
+        </w:tabs>
+        <w:ind w:left="5760" w:hanging="360"/>
+      </w:pPr>
+      <w:rPr>
+        <w:rFonts w:ascii="Wingdings" w:hAnsi="Wingdings" w:hint="default"/>
+        <w:sz w:val="20"/>
+      </w:rPr>
+    </w:lvl>
+    <w:lvl w:ilvl="8" w:tentative="1">
+      <w:start w:val="1"/>
+      <w:numFmt w:val="bullet"/>
+      <w:lvlText w:val=""/>
+      <w:lvlJc w:val="left"/>
+      <w:pPr>
+        <w:tabs>
+          <w:tab w:val="num" w:pos="6480"/>
+        </w:tabs>
+        <w:ind w:left="6480" w:hanging="360"/>
+      </w:pPr>
+      <w:rPr>
+        <w:rFonts w:ascii="Wingdings" w:hAnsi="Wingdings" w:hint="default"/>
+        <w:sz w:val="20"/>
+      </w:rPr>
+    </w:lvl>
+  </w:abstractNum>
+  <w:abstractNum w:abstractNumId="12" w15:restartNumberingAfterBreak="0">
+    <w:nsid w:val="22D87F10"/>
+    <w:multiLevelType w:val="multilevel"/>
+    <w:tmpl w:val="B0E6E6B2"/>
+    <w:lvl w:ilvl="0">
+      <w:start w:val="1"/>
+      <w:numFmt w:val="bullet"/>
+      <w:lvlText w:val=""/>
+      <w:lvlJc w:val="left"/>
+      <w:pPr>
+        <w:tabs>
+          <w:tab w:val="num" w:pos="720"/>
+        </w:tabs>
+        <w:ind w:left="720" w:hanging="360"/>
+      </w:pPr>
+      <w:rPr>
+        <w:rFonts w:ascii="Symbol" w:hAnsi="Symbol" w:hint="default"/>
+        <w:sz w:val="20"/>
+      </w:rPr>
+    </w:lvl>
+    <w:lvl w:ilvl="1" w:tentative="1">
+      <w:start w:val="1"/>
+      <w:numFmt w:val="bullet"/>
+      <w:lvlText w:val="o"/>
+      <w:lvlJc w:val="left"/>
+      <w:pPr>
+        <w:tabs>
+          <w:tab w:val="num" w:pos="1440"/>
+        </w:tabs>
+        <w:ind w:left="1440" w:hanging="360"/>
+      </w:pPr>
+      <w:rPr>
+        <w:rFonts w:ascii="Courier New" w:hAnsi="Courier New" w:hint="default"/>
+        <w:sz w:val="20"/>
+      </w:rPr>
+    </w:lvl>
+    <w:lvl w:ilvl="2" w:tentative="1">
+      <w:start w:val="1"/>
+      <w:numFmt w:val="bullet"/>
+      <w:lvlText w:val=""/>
+      <w:lvlJc w:val="left"/>
+      <w:pPr>
+        <w:tabs>
+          <w:tab w:val="num" w:pos="2160"/>
+        </w:tabs>
+        <w:ind w:left="2160" w:hanging="360"/>
+      </w:pPr>
+      <w:rPr>
+        <w:rFonts w:ascii="Wingdings" w:hAnsi="Wingdings" w:hint="default"/>
+        <w:sz w:val="20"/>
+      </w:rPr>
+    </w:lvl>
+    <w:lvl w:ilvl="3" w:tentative="1">
+      <w:start w:val="1"/>
+      <w:numFmt w:val="bullet"/>
+      <w:lvlText w:val=""/>
+      <w:lvlJc w:val="left"/>
+      <w:pPr>
+        <w:tabs>
+          <w:tab w:val="num" w:pos="2880"/>
+        </w:tabs>
+        <w:ind w:left="2880" w:hanging="360"/>
+      </w:pPr>
+      <w:rPr>
+        <w:rFonts w:ascii="Wingdings" w:hAnsi="Wingdings" w:hint="default"/>
+        <w:sz w:val="20"/>
+      </w:rPr>
+    </w:lvl>
+    <w:lvl w:ilvl="4" w:tentative="1">
+      <w:start w:val="1"/>
+      <w:numFmt w:val="bullet"/>
+      <w:lvlText w:val=""/>
+      <w:lvlJc w:val="left"/>
+      <w:pPr>
+        <w:tabs>
+          <w:tab w:val="num" w:pos="3600"/>
+        </w:tabs>
+        <w:ind w:left="3600" w:hanging="360"/>
+      </w:pPr>
+      <w:rPr>
+        <w:rFonts w:ascii="Wingdings" w:hAnsi="Wingdings" w:hint="default"/>
+        <w:sz w:val="20"/>
+      </w:rPr>
+    </w:lvl>
+    <w:lvl w:ilvl="5" w:tentative="1">
+      <w:start w:val="1"/>
+      <w:numFmt w:val="bullet"/>
+      <w:lvlText w:val=""/>
+      <w:lvlJc w:val="left"/>
+      <w:pPr>
+        <w:tabs>
+          <w:tab w:val="num" w:pos="4320"/>
+        </w:tabs>
+        <w:ind w:left="4320" w:hanging="360"/>
+      </w:pPr>
+      <w:rPr>
+        <w:rFonts w:ascii="Wingdings" w:hAnsi="Wingdings" w:hint="default"/>
+        <w:sz w:val="20"/>
+      </w:rPr>
+    </w:lvl>
+    <w:lvl w:ilvl="6" w:tentative="1">
+      <w:start w:val="1"/>
+      <w:numFmt w:val="bullet"/>
+      <w:lvlText w:val=""/>
+      <w:lvlJc w:val="left"/>
+      <w:pPr>
+        <w:tabs>
+          <w:tab w:val="num" w:pos="5040"/>
+        </w:tabs>
+        <w:ind w:left="5040" w:hanging="360"/>
+      </w:pPr>
+      <w:rPr>
+        <w:rFonts w:ascii="Wingdings" w:hAnsi="Wingdings" w:hint="default"/>
+        <w:sz w:val="20"/>
+      </w:rPr>
+    </w:lvl>
+    <w:lvl w:ilvl="7" w:tentative="1">
+      <w:start w:val="1"/>
+      <w:numFmt w:val="bullet"/>
+      <w:lvlText w:val=""/>
+      <w:lvlJc w:val="left"/>
+      <w:pPr>
+        <w:tabs>
+          <w:tab w:val="num" w:pos="5760"/>
+        </w:tabs>
+        <w:ind w:left="5760" w:hanging="360"/>
+      </w:pPr>
+      <w:rPr>
+        <w:rFonts w:ascii="Wingdings" w:hAnsi="Wingdings" w:hint="default"/>
+        <w:sz w:val="20"/>
+      </w:rPr>
+    </w:lvl>
+    <w:lvl w:ilvl="8" w:tentative="1">
+      <w:start w:val="1"/>
+      <w:numFmt w:val="bullet"/>
+      <w:lvlText w:val=""/>
+      <w:lvlJc w:val="left"/>
+      <w:pPr>
+        <w:tabs>
+          <w:tab w:val="num" w:pos="6480"/>
+        </w:tabs>
+        <w:ind w:left="6480" w:hanging="360"/>
+      </w:pPr>
+      <w:rPr>
+        <w:rFonts w:ascii="Wingdings" w:hAnsi="Wingdings" w:hint="default"/>
+        <w:sz w:val="20"/>
+      </w:rPr>
+    </w:lvl>
+  </w:abstractNum>
+  <w:abstractNum w:abstractNumId="13" w15:restartNumberingAfterBreak="0">
     <w:nsid w:val="252126EB"/>
     <w:multiLevelType w:val="hybridMultilevel"/>
     <w:tmpl w:val="6F92AEDA"/>
@@ -10202,7 +14322,7 @@
       </w:rPr>
     </w:lvl>
   </w:abstractNum>
-  <w:abstractNum w:abstractNumId="11" w15:restartNumberingAfterBreak="0">
+  <w:abstractNum w:abstractNumId="14" w15:restartNumberingAfterBreak="0">
     <w:nsid w:val="270A6D6A"/>
     <w:multiLevelType w:val="multilevel"/>
     <w:tmpl w:val="A2C02BA4"/>
@@ -10351,7 +14471,7 @@
       </w:rPr>
     </w:lvl>
   </w:abstractNum>
-  <w:abstractNum w:abstractNumId="12" w15:restartNumberingAfterBreak="0">
+  <w:abstractNum w:abstractNumId="15" w15:restartNumberingAfterBreak="0">
     <w:nsid w:val="27D9775E"/>
     <w:multiLevelType w:val="multilevel"/>
     <w:tmpl w:val="6A4A3458"/>
@@ -10500,7 +14620,7 @@
       </w:rPr>
     </w:lvl>
   </w:abstractNum>
-  <w:abstractNum w:abstractNumId="13" w15:restartNumberingAfterBreak="0">
+  <w:abstractNum w:abstractNumId="16" w15:restartNumberingAfterBreak="0">
     <w:nsid w:val="2B156F77"/>
     <w:multiLevelType w:val="multilevel"/>
     <w:tmpl w:val="F71EFCAC"/>
@@ -10649,7 +14769,7 @@
       </w:rPr>
     </w:lvl>
   </w:abstractNum>
-  <w:abstractNum w:abstractNumId="14" w15:restartNumberingAfterBreak="0">
+  <w:abstractNum w:abstractNumId="17" w15:restartNumberingAfterBreak="0">
     <w:nsid w:val="2C822BB9"/>
     <w:multiLevelType w:val="hybridMultilevel"/>
     <w:tmpl w:val="49F25E56"/>
@@ -10762,7 +14882,7 @@
       </w:rPr>
     </w:lvl>
   </w:abstractNum>
-  <w:abstractNum w:abstractNumId="15" w15:restartNumberingAfterBreak="0">
+  <w:abstractNum w:abstractNumId="18" w15:restartNumberingAfterBreak="0">
     <w:nsid w:val="32A80EF4"/>
     <w:multiLevelType w:val="hybridMultilevel"/>
     <w:tmpl w:val="A1246D7C"/>
@@ -10875,7 +14995,7 @@
       </w:rPr>
     </w:lvl>
   </w:abstractNum>
-  <w:abstractNum w:abstractNumId="16" w15:restartNumberingAfterBreak="0">
+  <w:abstractNum w:abstractNumId="19" w15:restartNumberingAfterBreak="0">
     <w:nsid w:val="34E3251C"/>
     <w:multiLevelType w:val="hybridMultilevel"/>
     <w:tmpl w:val="CCA08F4E"/>
@@ -10988,7 +15108,7 @@
       </w:rPr>
     </w:lvl>
   </w:abstractNum>
-  <w:abstractNum w:abstractNumId="17" w15:restartNumberingAfterBreak="0">
+  <w:abstractNum w:abstractNumId="20" w15:restartNumberingAfterBreak="0">
     <w:nsid w:val="35216E22"/>
     <w:multiLevelType w:val="multilevel"/>
     <w:tmpl w:val="A1BC4D76"/>
@@ -11137,7 +15257,7 @@
       </w:rPr>
     </w:lvl>
   </w:abstractNum>
-  <w:abstractNum w:abstractNumId="18" w15:restartNumberingAfterBreak="0">
+  <w:abstractNum w:abstractNumId="21" w15:restartNumberingAfterBreak="0">
     <w:nsid w:val="39AA5F62"/>
     <w:multiLevelType w:val="multilevel"/>
     <w:tmpl w:val="D8665C24"/>
@@ -11286,7 +15406,7 @@
       </w:rPr>
     </w:lvl>
   </w:abstractNum>
-  <w:abstractNum w:abstractNumId="19" w15:restartNumberingAfterBreak="0">
+  <w:abstractNum w:abstractNumId="22" w15:restartNumberingAfterBreak="0">
     <w:nsid w:val="3A883800"/>
     <w:multiLevelType w:val="hybridMultilevel"/>
     <w:tmpl w:val="4A028D80"/>
@@ -11399,7 +15519,7 @@
       </w:rPr>
     </w:lvl>
   </w:abstractNum>
-  <w:abstractNum w:abstractNumId="20" w15:restartNumberingAfterBreak="0">
+  <w:abstractNum w:abstractNumId="23" w15:restartNumberingAfterBreak="0">
     <w:nsid w:val="3F5C692A"/>
     <w:multiLevelType w:val="hybridMultilevel"/>
     <w:tmpl w:val="6E589038"/>
@@ -11512,7 +15632,7 @@
       </w:rPr>
     </w:lvl>
   </w:abstractNum>
-  <w:abstractNum w:abstractNumId="21" w15:restartNumberingAfterBreak="0">
+  <w:abstractNum w:abstractNumId="24" w15:restartNumberingAfterBreak="0">
     <w:nsid w:val="3FE2101A"/>
     <w:multiLevelType w:val="hybridMultilevel"/>
     <w:tmpl w:val="BFDAB038"/>
@@ -11625,7 +15745,7 @@
       </w:rPr>
     </w:lvl>
   </w:abstractNum>
-  <w:abstractNum w:abstractNumId="22" w15:restartNumberingAfterBreak="0">
+  <w:abstractNum w:abstractNumId="25" w15:restartNumberingAfterBreak="0">
     <w:nsid w:val="40E837CB"/>
     <w:multiLevelType w:val="hybridMultilevel"/>
     <w:tmpl w:val="472AA55A"/>
@@ -11738,7 +15858,7 @@
       </w:rPr>
     </w:lvl>
   </w:abstractNum>
-  <w:abstractNum w:abstractNumId="23" w15:restartNumberingAfterBreak="0">
+  <w:abstractNum w:abstractNumId="26" w15:restartNumberingAfterBreak="0">
     <w:nsid w:val="423C2B29"/>
     <w:multiLevelType w:val="multilevel"/>
     <w:tmpl w:val="E03E4026"/>
@@ -11887,7 +16007,7 @@
       </w:rPr>
     </w:lvl>
   </w:abstractNum>
-  <w:abstractNum w:abstractNumId="24" w15:restartNumberingAfterBreak="0">
+  <w:abstractNum w:abstractNumId="27" w15:restartNumberingAfterBreak="0">
     <w:nsid w:val="434C73F3"/>
     <w:multiLevelType w:val="hybridMultilevel"/>
     <w:tmpl w:val="F97EFB78"/>
@@ -12000,7 +16120,7 @@
       </w:rPr>
     </w:lvl>
   </w:abstractNum>
-  <w:abstractNum w:abstractNumId="25" w15:restartNumberingAfterBreak="0">
+  <w:abstractNum w:abstractNumId="28" w15:restartNumberingAfterBreak="0">
     <w:nsid w:val="478D24E9"/>
     <w:multiLevelType w:val="multilevel"/>
     <w:tmpl w:val="67E8ACB8"/>
@@ -12149,7 +16269,7 @@
       </w:rPr>
     </w:lvl>
   </w:abstractNum>
-  <w:abstractNum w:abstractNumId="26" w15:restartNumberingAfterBreak="0">
+  <w:abstractNum w:abstractNumId="29" w15:restartNumberingAfterBreak="0">
     <w:nsid w:val="4F30386D"/>
     <w:multiLevelType w:val="multilevel"/>
     <w:tmpl w:val="B97C67CA"/>
@@ -12298,7 +16418,7 @@
       </w:rPr>
     </w:lvl>
   </w:abstractNum>
-  <w:abstractNum w:abstractNumId="27" w15:restartNumberingAfterBreak="0">
+  <w:abstractNum w:abstractNumId="30" w15:restartNumberingAfterBreak="0">
     <w:nsid w:val="4F5F3ADA"/>
     <w:multiLevelType w:val="multilevel"/>
     <w:tmpl w:val="F2A43998"/>
@@ -12447,7 +16567,7 @@
       </w:rPr>
     </w:lvl>
   </w:abstractNum>
-  <w:abstractNum w:abstractNumId="28" w15:restartNumberingAfterBreak="0">
+  <w:abstractNum w:abstractNumId="31" w15:restartNumberingAfterBreak="0">
     <w:nsid w:val="545215E4"/>
     <w:multiLevelType w:val="hybridMultilevel"/>
     <w:tmpl w:val="DF8ED1E2"/>
@@ -12560,7 +16680,7 @@
       </w:rPr>
     </w:lvl>
   </w:abstractNum>
-  <w:abstractNum w:abstractNumId="29" w15:restartNumberingAfterBreak="0">
+  <w:abstractNum w:abstractNumId="32" w15:restartNumberingAfterBreak="0">
     <w:nsid w:val="54F17016"/>
     <w:multiLevelType w:val="hybridMultilevel"/>
     <w:tmpl w:val="B2EA34BC"/>
@@ -12673,7 +16793,7 @@
       </w:rPr>
     </w:lvl>
   </w:abstractNum>
-  <w:abstractNum w:abstractNumId="30" w15:restartNumberingAfterBreak="0">
+  <w:abstractNum w:abstractNumId="33" w15:restartNumberingAfterBreak="0">
     <w:nsid w:val="561A6AA0"/>
     <w:multiLevelType w:val="multilevel"/>
     <w:tmpl w:val="8BBC1690"/>
@@ -12822,7 +16942,7 @@
       </w:rPr>
     </w:lvl>
   </w:abstractNum>
-  <w:abstractNum w:abstractNumId="31" w15:restartNumberingAfterBreak="0">
+  <w:abstractNum w:abstractNumId="34" w15:restartNumberingAfterBreak="0">
     <w:nsid w:val="58E3379D"/>
     <w:multiLevelType w:val="multilevel"/>
     <w:tmpl w:val="7A126E2E"/>
@@ -12971,7 +17091,156 @@
       </w:rPr>
     </w:lvl>
   </w:abstractNum>
-  <w:abstractNum w:abstractNumId="32" w15:restartNumberingAfterBreak="0">
+  <w:abstractNum w:abstractNumId="35" w15:restartNumberingAfterBreak="0">
+    <w:nsid w:val="59A5455F"/>
+    <w:multiLevelType w:val="multilevel"/>
+    <w:tmpl w:val="159C6D2C"/>
+    <w:lvl w:ilvl="0">
+      <w:start w:val="1"/>
+      <w:numFmt w:val="bullet"/>
+      <w:lvlText w:val=""/>
+      <w:lvlJc w:val="left"/>
+      <w:pPr>
+        <w:tabs>
+          <w:tab w:val="num" w:pos="720"/>
+        </w:tabs>
+        <w:ind w:left="720" w:hanging="360"/>
+      </w:pPr>
+      <w:rPr>
+        <w:rFonts w:ascii="Symbol" w:hAnsi="Symbol" w:hint="default"/>
+        <w:sz w:val="20"/>
+      </w:rPr>
+    </w:lvl>
+    <w:lvl w:ilvl="1" w:tentative="1">
+      <w:start w:val="1"/>
+      <w:numFmt w:val="bullet"/>
+      <w:lvlText w:val="o"/>
+      <w:lvlJc w:val="left"/>
+      <w:pPr>
+        <w:tabs>
+          <w:tab w:val="num" w:pos="1440"/>
+        </w:tabs>
+        <w:ind w:left="1440" w:hanging="360"/>
+      </w:pPr>
+      <w:rPr>
+        <w:rFonts w:ascii="Courier New" w:hAnsi="Courier New" w:hint="default"/>
+        <w:sz w:val="20"/>
+      </w:rPr>
+    </w:lvl>
+    <w:lvl w:ilvl="2" w:tentative="1">
+      <w:start w:val="1"/>
+      <w:numFmt w:val="bullet"/>
+      <w:lvlText w:val=""/>
+      <w:lvlJc w:val="left"/>
+      <w:pPr>
+        <w:tabs>
+          <w:tab w:val="num" w:pos="2160"/>
+        </w:tabs>
+        <w:ind w:left="2160" w:hanging="360"/>
+      </w:pPr>
+      <w:rPr>
+        <w:rFonts w:ascii="Wingdings" w:hAnsi="Wingdings" w:hint="default"/>
+        <w:sz w:val="20"/>
+      </w:rPr>
+    </w:lvl>
+    <w:lvl w:ilvl="3" w:tentative="1">
+      <w:start w:val="1"/>
+      <w:numFmt w:val="bullet"/>
+      <w:lvlText w:val=""/>
+      <w:lvlJc w:val="left"/>
+      <w:pPr>
+        <w:tabs>
+          <w:tab w:val="num" w:pos="2880"/>
+        </w:tabs>
+        <w:ind w:left="2880" w:hanging="360"/>
+      </w:pPr>
+      <w:rPr>
+        <w:rFonts w:ascii="Wingdings" w:hAnsi="Wingdings" w:hint="default"/>
+        <w:sz w:val="20"/>
+      </w:rPr>
+    </w:lvl>
+    <w:lvl w:ilvl="4" w:tentative="1">
+      <w:start w:val="1"/>
+      <w:numFmt w:val="bullet"/>
+      <w:lvlText w:val=""/>
+      <w:lvlJc w:val="left"/>
+      <w:pPr>
+        <w:tabs>
+          <w:tab w:val="num" w:pos="3600"/>
+        </w:tabs>
+        <w:ind w:left="3600" w:hanging="360"/>
+      </w:pPr>
+      <w:rPr>
+        <w:rFonts w:ascii="Wingdings" w:hAnsi="Wingdings" w:hint="default"/>
+        <w:sz w:val="20"/>
+      </w:rPr>
+    </w:lvl>
+    <w:lvl w:ilvl="5" w:tentative="1">
+      <w:start w:val="1"/>
+      <w:numFmt w:val="bullet"/>
+      <w:lvlText w:val=""/>
+      <w:lvlJc w:val="left"/>
+      <w:pPr>
+        <w:tabs>
+          <w:tab w:val="num" w:pos="4320"/>
+        </w:tabs>
+        <w:ind w:left="4320" w:hanging="360"/>
+      </w:pPr>
+      <w:rPr>
+        <w:rFonts w:ascii="Wingdings" w:hAnsi="Wingdings" w:hint="default"/>
+        <w:sz w:val="20"/>
+      </w:rPr>
+    </w:lvl>
+    <w:lvl w:ilvl="6" w:tentative="1">
+      <w:start w:val="1"/>
+      <w:numFmt w:val="bullet"/>
+      <w:lvlText w:val=""/>
+      <w:lvlJc w:val="left"/>
+      <w:pPr>
+        <w:tabs>
+          <w:tab w:val="num" w:pos="5040"/>
+        </w:tabs>
+        <w:ind w:left="5040" w:hanging="360"/>
+      </w:pPr>
+      <w:rPr>
+        <w:rFonts w:ascii="Wingdings" w:hAnsi="Wingdings" w:hint="default"/>
+        <w:sz w:val="20"/>
+      </w:rPr>
+    </w:lvl>
+    <w:lvl w:ilvl="7" w:tentative="1">
+      <w:start w:val="1"/>
+      <w:numFmt w:val="bullet"/>
+      <w:lvlText w:val=""/>
+      <w:lvlJc w:val="left"/>
+      <w:pPr>
+        <w:tabs>
+          <w:tab w:val="num" w:pos="5760"/>
+        </w:tabs>
+        <w:ind w:left="5760" w:hanging="360"/>
+      </w:pPr>
+      <w:rPr>
+        <w:rFonts w:ascii="Wingdings" w:hAnsi="Wingdings" w:hint="default"/>
+        <w:sz w:val="20"/>
+      </w:rPr>
+    </w:lvl>
+    <w:lvl w:ilvl="8" w:tentative="1">
+      <w:start w:val="1"/>
+      <w:numFmt w:val="bullet"/>
+      <w:lvlText w:val=""/>
+      <w:lvlJc w:val="left"/>
+      <w:pPr>
+        <w:tabs>
+          <w:tab w:val="num" w:pos="6480"/>
+        </w:tabs>
+        <w:ind w:left="6480" w:hanging="360"/>
+      </w:pPr>
+      <w:rPr>
+        <w:rFonts w:ascii="Wingdings" w:hAnsi="Wingdings" w:hint="default"/>
+        <w:sz w:val="20"/>
+      </w:rPr>
+    </w:lvl>
+  </w:abstractNum>
+  <w:abstractNum w:abstractNumId="36" w15:restartNumberingAfterBreak="0">
     <w:nsid w:val="5A3164DC"/>
     <w:multiLevelType w:val="hybridMultilevel"/>
     <w:tmpl w:val="27C65E2E"/>
@@ -13084,7 +17353,7 @@
       </w:rPr>
     </w:lvl>
   </w:abstractNum>
-  <w:abstractNum w:abstractNumId="33" w15:restartNumberingAfterBreak="0">
+  <w:abstractNum w:abstractNumId="37" w15:restartNumberingAfterBreak="0">
     <w:nsid w:val="6278588E"/>
     <w:multiLevelType w:val="multilevel"/>
     <w:tmpl w:val="ECB09E88"/>
@@ -13233,7 +17502,7 @@
       </w:rPr>
     </w:lvl>
   </w:abstractNum>
-  <w:abstractNum w:abstractNumId="34" w15:restartNumberingAfterBreak="0">
+  <w:abstractNum w:abstractNumId="38" w15:restartNumberingAfterBreak="0">
     <w:nsid w:val="66662119"/>
     <w:multiLevelType w:val="hybridMultilevel"/>
     <w:tmpl w:val="C332F810"/>
@@ -13346,7 +17615,156 @@
       </w:rPr>
     </w:lvl>
   </w:abstractNum>
-  <w:abstractNum w:abstractNumId="35" w15:restartNumberingAfterBreak="0">
+  <w:abstractNum w:abstractNumId="39" w15:restartNumberingAfterBreak="0">
+    <w:nsid w:val="681E26B2"/>
+    <w:multiLevelType w:val="multilevel"/>
+    <w:tmpl w:val="7966A944"/>
+    <w:lvl w:ilvl="0">
+      <w:start w:val="1"/>
+      <w:numFmt w:val="bullet"/>
+      <w:lvlText w:val=""/>
+      <w:lvlJc w:val="left"/>
+      <w:pPr>
+        <w:tabs>
+          <w:tab w:val="num" w:pos="720"/>
+        </w:tabs>
+        <w:ind w:left="720" w:hanging="360"/>
+      </w:pPr>
+      <w:rPr>
+        <w:rFonts w:ascii="Symbol" w:hAnsi="Symbol" w:hint="default"/>
+        <w:sz w:val="20"/>
+      </w:rPr>
+    </w:lvl>
+    <w:lvl w:ilvl="1" w:tentative="1">
+      <w:start w:val="1"/>
+      <w:numFmt w:val="bullet"/>
+      <w:lvlText w:val="o"/>
+      <w:lvlJc w:val="left"/>
+      <w:pPr>
+        <w:tabs>
+          <w:tab w:val="num" w:pos="1440"/>
+        </w:tabs>
+        <w:ind w:left="1440" w:hanging="360"/>
+      </w:pPr>
+      <w:rPr>
+        <w:rFonts w:ascii="Courier New" w:hAnsi="Courier New" w:hint="default"/>
+        <w:sz w:val="20"/>
+      </w:rPr>
+    </w:lvl>
+    <w:lvl w:ilvl="2" w:tentative="1">
+      <w:start w:val="1"/>
+      <w:numFmt w:val="bullet"/>
+      <w:lvlText w:val=""/>
+      <w:lvlJc w:val="left"/>
+      <w:pPr>
+        <w:tabs>
+          <w:tab w:val="num" w:pos="2160"/>
+        </w:tabs>
+        <w:ind w:left="2160" w:hanging="360"/>
+      </w:pPr>
+      <w:rPr>
+        <w:rFonts w:ascii="Wingdings" w:hAnsi="Wingdings" w:hint="default"/>
+        <w:sz w:val="20"/>
+      </w:rPr>
+    </w:lvl>
+    <w:lvl w:ilvl="3" w:tentative="1">
+      <w:start w:val="1"/>
+      <w:numFmt w:val="bullet"/>
+      <w:lvlText w:val=""/>
+      <w:lvlJc w:val="left"/>
+      <w:pPr>
+        <w:tabs>
+          <w:tab w:val="num" w:pos="2880"/>
+        </w:tabs>
+        <w:ind w:left="2880" w:hanging="360"/>
+      </w:pPr>
+      <w:rPr>
+        <w:rFonts w:ascii="Wingdings" w:hAnsi="Wingdings" w:hint="default"/>
+        <w:sz w:val="20"/>
+      </w:rPr>
+    </w:lvl>
+    <w:lvl w:ilvl="4" w:tentative="1">
+      <w:start w:val="1"/>
+      <w:numFmt w:val="bullet"/>
+      <w:lvlText w:val=""/>
+      <w:lvlJc w:val="left"/>
+      <w:pPr>
+        <w:tabs>
+          <w:tab w:val="num" w:pos="3600"/>
+        </w:tabs>
+        <w:ind w:left="3600" w:hanging="360"/>
+      </w:pPr>
+      <w:rPr>
+        <w:rFonts w:ascii="Wingdings" w:hAnsi="Wingdings" w:hint="default"/>
+        <w:sz w:val="20"/>
+      </w:rPr>
+    </w:lvl>
+    <w:lvl w:ilvl="5" w:tentative="1">
+      <w:start w:val="1"/>
+      <w:numFmt w:val="bullet"/>
+      <w:lvlText w:val=""/>
+      <w:lvlJc w:val="left"/>
+      <w:pPr>
+        <w:tabs>
+          <w:tab w:val="num" w:pos="4320"/>
+        </w:tabs>
+        <w:ind w:left="4320" w:hanging="360"/>
+      </w:pPr>
+      <w:rPr>
+        <w:rFonts w:ascii="Wingdings" w:hAnsi="Wingdings" w:hint="default"/>
+        <w:sz w:val="20"/>
+      </w:rPr>
+    </w:lvl>
+    <w:lvl w:ilvl="6" w:tentative="1">
+      <w:start w:val="1"/>
+      <w:numFmt w:val="bullet"/>
+      <w:lvlText w:val=""/>
+      <w:lvlJc w:val="left"/>
+      <w:pPr>
+        <w:tabs>
+          <w:tab w:val="num" w:pos="5040"/>
+        </w:tabs>
+        <w:ind w:left="5040" w:hanging="360"/>
+      </w:pPr>
+      <w:rPr>
+        <w:rFonts w:ascii="Wingdings" w:hAnsi="Wingdings" w:hint="default"/>
+        <w:sz w:val="20"/>
+      </w:rPr>
+    </w:lvl>
+    <w:lvl w:ilvl="7" w:tentative="1">
+      <w:start w:val="1"/>
+      <w:numFmt w:val="bullet"/>
+      <w:lvlText w:val=""/>
+      <w:lvlJc w:val="left"/>
+      <w:pPr>
+        <w:tabs>
+          <w:tab w:val="num" w:pos="5760"/>
+        </w:tabs>
+        <w:ind w:left="5760" w:hanging="360"/>
+      </w:pPr>
+      <w:rPr>
+        <w:rFonts w:ascii="Wingdings" w:hAnsi="Wingdings" w:hint="default"/>
+        <w:sz w:val="20"/>
+      </w:rPr>
+    </w:lvl>
+    <w:lvl w:ilvl="8" w:tentative="1">
+      <w:start w:val="1"/>
+      <w:numFmt w:val="bullet"/>
+      <w:lvlText w:val=""/>
+      <w:lvlJc w:val="left"/>
+      <w:pPr>
+        <w:tabs>
+          <w:tab w:val="num" w:pos="6480"/>
+        </w:tabs>
+        <w:ind w:left="6480" w:hanging="360"/>
+      </w:pPr>
+      <w:rPr>
+        <w:rFonts w:ascii="Wingdings" w:hAnsi="Wingdings" w:hint="default"/>
+        <w:sz w:val="20"/>
+      </w:rPr>
+    </w:lvl>
+  </w:abstractNum>
+  <w:abstractNum w:abstractNumId="40" w15:restartNumberingAfterBreak="0">
     <w:nsid w:val="69D850AC"/>
     <w:multiLevelType w:val="hybridMultilevel"/>
     <w:tmpl w:val="24C02948"/>
@@ -13459,7 +17877,305 @@
       </w:rPr>
     </w:lvl>
   </w:abstractNum>
-  <w:abstractNum w:abstractNumId="36" w15:restartNumberingAfterBreak="0">
+  <w:abstractNum w:abstractNumId="41" w15:restartNumberingAfterBreak="0">
+    <w:nsid w:val="6B71097C"/>
+    <w:multiLevelType w:val="multilevel"/>
+    <w:tmpl w:val="33E40AC4"/>
+    <w:lvl w:ilvl="0">
+      <w:start w:val="1"/>
+      <w:numFmt w:val="bullet"/>
+      <w:lvlText w:val=""/>
+      <w:lvlJc w:val="left"/>
+      <w:pPr>
+        <w:tabs>
+          <w:tab w:val="num" w:pos="720"/>
+        </w:tabs>
+        <w:ind w:left="720" w:hanging="360"/>
+      </w:pPr>
+      <w:rPr>
+        <w:rFonts w:ascii="Symbol" w:hAnsi="Symbol" w:hint="default"/>
+        <w:sz w:val="20"/>
+      </w:rPr>
+    </w:lvl>
+    <w:lvl w:ilvl="1" w:tentative="1">
+      <w:start w:val="1"/>
+      <w:numFmt w:val="bullet"/>
+      <w:lvlText w:val="o"/>
+      <w:lvlJc w:val="left"/>
+      <w:pPr>
+        <w:tabs>
+          <w:tab w:val="num" w:pos="1440"/>
+        </w:tabs>
+        <w:ind w:left="1440" w:hanging="360"/>
+      </w:pPr>
+      <w:rPr>
+        <w:rFonts w:ascii="Courier New" w:hAnsi="Courier New" w:hint="default"/>
+        <w:sz w:val="20"/>
+      </w:rPr>
+    </w:lvl>
+    <w:lvl w:ilvl="2" w:tentative="1">
+      <w:start w:val="1"/>
+      <w:numFmt w:val="bullet"/>
+      <w:lvlText w:val=""/>
+      <w:lvlJc w:val="left"/>
+      <w:pPr>
+        <w:tabs>
+          <w:tab w:val="num" w:pos="2160"/>
+        </w:tabs>
+        <w:ind w:left="2160" w:hanging="360"/>
+      </w:pPr>
+      <w:rPr>
+        <w:rFonts w:ascii="Wingdings" w:hAnsi="Wingdings" w:hint="default"/>
+        <w:sz w:val="20"/>
+      </w:rPr>
+    </w:lvl>
+    <w:lvl w:ilvl="3" w:tentative="1">
+      <w:start w:val="1"/>
+      <w:numFmt w:val="bullet"/>
+      <w:lvlText w:val=""/>
+      <w:lvlJc w:val="left"/>
+      <w:pPr>
+        <w:tabs>
+          <w:tab w:val="num" w:pos="2880"/>
+        </w:tabs>
+        <w:ind w:left="2880" w:hanging="360"/>
+      </w:pPr>
+      <w:rPr>
+        <w:rFonts w:ascii="Wingdings" w:hAnsi="Wingdings" w:hint="default"/>
+        <w:sz w:val="20"/>
+      </w:rPr>
+    </w:lvl>
+    <w:lvl w:ilvl="4" w:tentative="1">
+      <w:start w:val="1"/>
+      <w:numFmt w:val="bullet"/>
+      <w:lvlText w:val=""/>
+      <w:lvlJc w:val="left"/>
+      <w:pPr>
+        <w:tabs>
+          <w:tab w:val="num" w:pos="3600"/>
+        </w:tabs>
+        <w:ind w:left="3600" w:hanging="360"/>
+      </w:pPr>
+      <w:rPr>
+        <w:rFonts w:ascii="Wingdings" w:hAnsi="Wingdings" w:hint="default"/>
+        <w:sz w:val="20"/>
+      </w:rPr>
+    </w:lvl>
+    <w:lvl w:ilvl="5" w:tentative="1">
+      <w:start w:val="1"/>
+      <w:numFmt w:val="bullet"/>
+      <w:lvlText w:val=""/>
+      <w:lvlJc w:val="left"/>
+      <w:pPr>
+        <w:tabs>
+          <w:tab w:val="num" w:pos="4320"/>
+        </w:tabs>
+        <w:ind w:left="4320" w:hanging="360"/>
+      </w:pPr>
+      <w:rPr>
+        <w:rFonts w:ascii="Wingdings" w:hAnsi="Wingdings" w:hint="default"/>
+        <w:sz w:val="20"/>
+      </w:rPr>
+    </w:lvl>
+    <w:lvl w:ilvl="6" w:tentative="1">
+      <w:start w:val="1"/>
+      <w:numFmt w:val="bullet"/>
+      <w:lvlText w:val=""/>
+      <w:lvlJc w:val="left"/>
+      <w:pPr>
+        <w:tabs>
+          <w:tab w:val="num" w:pos="5040"/>
+        </w:tabs>
+        <w:ind w:left="5040" w:hanging="360"/>
+      </w:pPr>
+      <w:rPr>
+        <w:rFonts w:ascii="Wingdings" w:hAnsi="Wingdings" w:hint="default"/>
+        <w:sz w:val="20"/>
+      </w:rPr>
+    </w:lvl>
+    <w:lvl w:ilvl="7" w:tentative="1">
+      <w:start w:val="1"/>
+      <w:numFmt w:val="bullet"/>
+      <w:lvlText w:val=""/>
+      <w:lvlJc w:val="left"/>
+      <w:pPr>
+        <w:tabs>
+          <w:tab w:val="num" w:pos="5760"/>
+        </w:tabs>
+        <w:ind w:left="5760" w:hanging="360"/>
+      </w:pPr>
+      <w:rPr>
+        <w:rFonts w:ascii="Wingdings" w:hAnsi="Wingdings" w:hint="default"/>
+        <w:sz w:val="20"/>
+      </w:rPr>
+    </w:lvl>
+    <w:lvl w:ilvl="8" w:tentative="1">
+      <w:start w:val="1"/>
+      <w:numFmt w:val="bullet"/>
+      <w:lvlText w:val=""/>
+      <w:lvlJc w:val="left"/>
+      <w:pPr>
+        <w:tabs>
+          <w:tab w:val="num" w:pos="6480"/>
+        </w:tabs>
+        <w:ind w:left="6480" w:hanging="360"/>
+      </w:pPr>
+      <w:rPr>
+        <w:rFonts w:ascii="Wingdings" w:hAnsi="Wingdings" w:hint="default"/>
+        <w:sz w:val="20"/>
+      </w:rPr>
+    </w:lvl>
+  </w:abstractNum>
+  <w:abstractNum w:abstractNumId="42" w15:restartNumberingAfterBreak="0">
+    <w:nsid w:val="6E242D82"/>
+    <w:multiLevelType w:val="multilevel"/>
+    <w:tmpl w:val="17940382"/>
+    <w:lvl w:ilvl="0">
+      <w:start w:val="1"/>
+      <w:numFmt w:val="bullet"/>
+      <w:lvlText w:val=""/>
+      <w:lvlJc w:val="left"/>
+      <w:pPr>
+        <w:tabs>
+          <w:tab w:val="num" w:pos="720"/>
+        </w:tabs>
+        <w:ind w:left="720" w:hanging="360"/>
+      </w:pPr>
+      <w:rPr>
+        <w:rFonts w:ascii="Symbol" w:hAnsi="Symbol" w:hint="default"/>
+        <w:sz w:val="20"/>
+      </w:rPr>
+    </w:lvl>
+    <w:lvl w:ilvl="1" w:tentative="1">
+      <w:start w:val="1"/>
+      <w:numFmt w:val="bullet"/>
+      <w:lvlText w:val="o"/>
+      <w:lvlJc w:val="left"/>
+      <w:pPr>
+        <w:tabs>
+          <w:tab w:val="num" w:pos="1440"/>
+        </w:tabs>
+        <w:ind w:left="1440" w:hanging="360"/>
+      </w:pPr>
+      <w:rPr>
+        <w:rFonts w:ascii="Courier New" w:hAnsi="Courier New" w:hint="default"/>
+        <w:sz w:val="20"/>
+      </w:rPr>
+    </w:lvl>
+    <w:lvl w:ilvl="2" w:tentative="1">
+      <w:start w:val="1"/>
+      <w:numFmt w:val="bullet"/>
+      <w:lvlText w:val=""/>
+      <w:lvlJc w:val="left"/>
+      <w:pPr>
+        <w:tabs>
+          <w:tab w:val="num" w:pos="2160"/>
+        </w:tabs>
+        <w:ind w:left="2160" w:hanging="360"/>
+      </w:pPr>
+      <w:rPr>
+        <w:rFonts w:ascii="Wingdings" w:hAnsi="Wingdings" w:hint="default"/>
+        <w:sz w:val="20"/>
+      </w:rPr>
+    </w:lvl>
+    <w:lvl w:ilvl="3" w:tentative="1">
+      <w:start w:val="1"/>
+      <w:numFmt w:val="bullet"/>
+      <w:lvlText w:val=""/>
+      <w:lvlJc w:val="left"/>
+      <w:pPr>
+        <w:tabs>
+          <w:tab w:val="num" w:pos="2880"/>
+        </w:tabs>
+        <w:ind w:left="2880" w:hanging="360"/>
+      </w:pPr>
+      <w:rPr>
+        <w:rFonts w:ascii="Wingdings" w:hAnsi="Wingdings" w:hint="default"/>
+        <w:sz w:val="20"/>
+      </w:rPr>
+    </w:lvl>
+    <w:lvl w:ilvl="4" w:tentative="1">
+      <w:start w:val="1"/>
+      <w:numFmt w:val="bullet"/>
+      <w:lvlText w:val=""/>
+      <w:lvlJc w:val="left"/>
+      <w:pPr>
+        <w:tabs>
+          <w:tab w:val="num" w:pos="3600"/>
+        </w:tabs>
+        <w:ind w:left="3600" w:hanging="360"/>
+      </w:pPr>
+      <w:rPr>
+        <w:rFonts w:ascii="Wingdings" w:hAnsi="Wingdings" w:hint="default"/>
+        <w:sz w:val="20"/>
+      </w:rPr>
+    </w:lvl>
+    <w:lvl w:ilvl="5" w:tentative="1">
+      <w:start w:val="1"/>
+      <w:numFmt w:val="bullet"/>
+      <w:lvlText w:val=""/>
+      <w:lvlJc w:val="left"/>
+      <w:pPr>
+        <w:tabs>
+          <w:tab w:val="num" w:pos="4320"/>
+        </w:tabs>
+        <w:ind w:left="4320" w:hanging="360"/>
+      </w:pPr>
+      <w:rPr>
+        <w:rFonts w:ascii="Wingdings" w:hAnsi="Wingdings" w:hint="default"/>
+        <w:sz w:val="20"/>
+      </w:rPr>
+    </w:lvl>
+    <w:lvl w:ilvl="6" w:tentative="1">
+      <w:start w:val="1"/>
+      <w:numFmt w:val="bullet"/>
+      <w:lvlText w:val=""/>
+      <w:lvlJc w:val="left"/>
+      <w:pPr>
+        <w:tabs>
+          <w:tab w:val="num" w:pos="5040"/>
+        </w:tabs>
+        <w:ind w:left="5040" w:hanging="360"/>
+      </w:pPr>
+      <w:rPr>
+        <w:rFonts w:ascii="Wingdings" w:hAnsi="Wingdings" w:hint="default"/>
+        <w:sz w:val="20"/>
+      </w:rPr>
+    </w:lvl>
+    <w:lvl w:ilvl="7" w:tentative="1">
+      <w:start w:val="1"/>
+      <w:numFmt w:val="bullet"/>
+      <w:lvlText w:val=""/>
+      <w:lvlJc w:val="left"/>
+      <w:pPr>
+        <w:tabs>
+          <w:tab w:val="num" w:pos="5760"/>
+        </w:tabs>
+        <w:ind w:left="5760" w:hanging="360"/>
+      </w:pPr>
+      <w:rPr>
+        <w:rFonts w:ascii="Wingdings" w:hAnsi="Wingdings" w:hint="default"/>
+        <w:sz w:val="20"/>
+      </w:rPr>
+    </w:lvl>
+    <w:lvl w:ilvl="8" w:tentative="1">
+      <w:start w:val="1"/>
+      <w:numFmt w:val="bullet"/>
+      <w:lvlText w:val=""/>
+      <w:lvlJc w:val="left"/>
+      <w:pPr>
+        <w:tabs>
+          <w:tab w:val="num" w:pos="6480"/>
+        </w:tabs>
+        <w:ind w:left="6480" w:hanging="360"/>
+      </w:pPr>
+      <w:rPr>
+        <w:rFonts w:ascii="Wingdings" w:hAnsi="Wingdings" w:hint="default"/>
+        <w:sz w:val="20"/>
+      </w:rPr>
+    </w:lvl>
+  </w:abstractNum>
+  <w:abstractNum w:abstractNumId="43" w15:restartNumberingAfterBreak="0">
     <w:nsid w:val="716D3487"/>
     <w:multiLevelType w:val="multilevel"/>
     <w:tmpl w:val="AFB2EA14"/>
@@ -13572,7 +18288,7 @@
       </w:rPr>
     </w:lvl>
   </w:abstractNum>
-  <w:abstractNum w:abstractNumId="37" w15:restartNumberingAfterBreak="0">
+  <w:abstractNum w:abstractNumId="44" w15:restartNumberingAfterBreak="0">
     <w:nsid w:val="73351714"/>
     <w:multiLevelType w:val="multilevel"/>
     <w:tmpl w:val="05C0E864"/>
@@ -13721,7 +18437,7 @@
       </w:rPr>
     </w:lvl>
   </w:abstractNum>
-  <w:abstractNum w:abstractNumId="38" w15:restartNumberingAfterBreak="0">
+  <w:abstractNum w:abstractNumId="45" w15:restartNumberingAfterBreak="0">
     <w:nsid w:val="76461A0F"/>
     <w:multiLevelType w:val="hybridMultilevel"/>
     <w:tmpl w:val="B1B6117A"/>
@@ -13834,7 +18550,7 @@
       </w:rPr>
     </w:lvl>
   </w:abstractNum>
-  <w:abstractNum w:abstractNumId="39" w15:restartNumberingAfterBreak="0">
+  <w:abstractNum w:abstractNumId="46" w15:restartNumberingAfterBreak="0">
     <w:nsid w:val="79225E21"/>
     <w:multiLevelType w:val="hybridMultilevel"/>
     <w:tmpl w:val="B3DE0040"/>
@@ -13947,41 +18663,190 @@
       </w:rPr>
     </w:lvl>
   </w:abstractNum>
+  <w:abstractNum w:abstractNumId="47" w15:restartNumberingAfterBreak="0">
+    <w:nsid w:val="796B5167"/>
+    <w:multiLevelType w:val="multilevel"/>
+    <w:tmpl w:val="651652E0"/>
+    <w:lvl w:ilvl="0">
+      <w:start w:val="1"/>
+      <w:numFmt w:val="bullet"/>
+      <w:lvlText w:val=""/>
+      <w:lvlJc w:val="left"/>
+      <w:pPr>
+        <w:tabs>
+          <w:tab w:val="num" w:pos="720"/>
+        </w:tabs>
+        <w:ind w:left="720" w:hanging="360"/>
+      </w:pPr>
+      <w:rPr>
+        <w:rFonts w:ascii="Symbol" w:hAnsi="Symbol" w:hint="default"/>
+        <w:sz w:val="20"/>
+      </w:rPr>
+    </w:lvl>
+    <w:lvl w:ilvl="1" w:tentative="1">
+      <w:start w:val="1"/>
+      <w:numFmt w:val="bullet"/>
+      <w:lvlText w:val="o"/>
+      <w:lvlJc w:val="left"/>
+      <w:pPr>
+        <w:tabs>
+          <w:tab w:val="num" w:pos="1440"/>
+        </w:tabs>
+        <w:ind w:left="1440" w:hanging="360"/>
+      </w:pPr>
+      <w:rPr>
+        <w:rFonts w:ascii="Courier New" w:hAnsi="Courier New" w:hint="default"/>
+        <w:sz w:val="20"/>
+      </w:rPr>
+    </w:lvl>
+    <w:lvl w:ilvl="2" w:tentative="1">
+      <w:start w:val="1"/>
+      <w:numFmt w:val="bullet"/>
+      <w:lvlText w:val=""/>
+      <w:lvlJc w:val="left"/>
+      <w:pPr>
+        <w:tabs>
+          <w:tab w:val="num" w:pos="2160"/>
+        </w:tabs>
+        <w:ind w:left="2160" w:hanging="360"/>
+      </w:pPr>
+      <w:rPr>
+        <w:rFonts w:ascii="Wingdings" w:hAnsi="Wingdings" w:hint="default"/>
+        <w:sz w:val="20"/>
+      </w:rPr>
+    </w:lvl>
+    <w:lvl w:ilvl="3" w:tentative="1">
+      <w:start w:val="1"/>
+      <w:numFmt w:val="bullet"/>
+      <w:lvlText w:val=""/>
+      <w:lvlJc w:val="left"/>
+      <w:pPr>
+        <w:tabs>
+          <w:tab w:val="num" w:pos="2880"/>
+        </w:tabs>
+        <w:ind w:left="2880" w:hanging="360"/>
+      </w:pPr>
+      <w:rPr>
+        <w:rFonts w:ascii="Wingdings" w:hAnsi="Wingdings" w:hint="default"/>
+        <w:sz w:val="20"/>
+      </w:rPr>
+    </w:lvl>
+    <w:lvl w:ilvl="4" w:tentative="1">
+      <w:start w:val="1"/>
+      <w:numFmt w:val="bullet"/>
+      <w:lvlText w:val=""/>
+      <w:lvlJc w:val="left"/>
+      <w:pPr>
+        <w:tabs>
+          <w:tab w:val="num" w:pos="3600"/>
+        </w:tabs>
+        <w:ind w:left="3600" w:hanging="360"/>
+      </w:pPr>
+      <w:rPr>
+        <w:rFonts w:ascii="Wingdings" w:hAnsi="Wingdings" w:hint="default"/>
+        <w:sz w:val="20"/>
+      </w:rPr>
+    </w:lvl>
+    <w:lvl w:ilvl="5" w:tentative="1">
+      <w:start w:val="1"/>
+      <w:numFmt w:val="bullet"/>
+      <w:lvlText w:val=""/>
+      <w:lvlJc w:val="left"/>
+      <w:pPr>
+        <w:tabs>
+          <w:tab w:val="num" w:pos="4320"/>
+        </w:tabs>
+        <w:ind w:left="4320" w:hanging="360"/>
+      </w:pPr>
+      <w:rPr>
+        <w:rFonts w:ascii="Wingdings" w:hAnsi="Wingdings" w:hint="default"/>
+        <w:sz w:val="20"/>
+      </w:rPr>
+    </w:lvl>
+    <w:lvl w:ilvl="6" w:tentative="1">
+      <w:start w:val="1"/>
+      <w:numFmt w:val="bullet"/>
+      <w:lvlText w:val=""/>
+      <w:lvlJc w:val="left"/>
+      <w:pPr>
+        <w:tabs>
+          <w:tab w:val="num" w:pos="5040"/>
+        </w:tabs>
+        <w:ind w:left="5040" w:hanging="360"/>
+      </w:pPr>
+      <w:rPr>
+        <w:rFonts w:ascii="Wingdings" w:hAnsi="Wingdings" w:hint="default"/>
+        <w:sz w:val="20"/>
+      </w:rPr>
+    </w:lvl>
+    <w:lvl w:ilvl="7" w:tentative="1">
+      <w:start w:val="1"/>
+      <w:numFmt w:val="bullet"/>
+      <w:lvlText w:val=""/>
+      <w:lvlJc w:val="left"/>
+      <w:pPr>
+        <w:tabs>
+          <w:tab w:val="num" w:pos="5760"/>
+        </w:tabs>
+        <w:ind w:left="5760" w:hanging="360"/>
+      </w:pPr>
+      <w:rPr>
+        <w:rFonts w:ascii="Wingdings" w:hAnsi="Wingdings" w:hint="default"/>
+        <w:sz w:val="20"/>
+      </w:rPr>
+    </w:lvl>
+    <w:lvl w:ilvl="8" w:tentative="1">
+      <w:start w:val="1"/>
+      <w:numFmt w:val="bullet"/>
+      <w:lvlText w:val=""/>
+      <w:lvlJc w:val="left"/>
+      <w:pPr>
+        <w:tabs>
+          <w:tab w:val="num" w:pos="6480"/>
+        </w:tabs>
+        <w:ind w:left="6480" w:hanging="360"/>
+      </w:pPr>
+      <w:rPr>
+        <w:rFonts w:ascii="Wingdings" w:hAnsi="Wingdings" w:hint="default"/>
+        <w:sz w:val="20"/>
+      </w:rPr>
+    </w:lvl>
+  </w:abstractNum>
   <w:num w:numId="1" w16cid:durableId="1326713100">
-    <w:abstractNumId w:val="36"/>
+    <w:abstractNumId w:val="43"/>
   </w:num>
   <w:num w:numId="2" w16cid:durableId="1671177574">
     <w:abstractNumId w:val="2"/>
   </w:num>
   <w:num w:numId="3" w16cid:durableId="1788352023">
-    <w:abstractNumId w:val="15"/>
+    <w:abstractNumId w:val="18"/>
   </w:num>
   <w:num w:numId="4" w16cid:durableId="2097095401">
-    <w:abstractNumId w:val="39"/>
+    <w:abstractNumId w:val="46"/>
   </w:num>
   <w:num w:numId="5" w16cid:durableId="430317774">
-    <w:abstractNumId w:val="10"/>
+    <w:abstractNumId w:val="13"/>
   </w:num>
   <w:num w:numId="6" w16cid:durableId="722482020">
-    <w:abstractNumId w:val="20"/>
+    <w:abstractNumId w:val="23"/>
   </w:num>
   <w:num w:numId="7" w16cid:durableId="1333996352">
-    <w:abstractNumId w:val="34"/>
+    <w:abstractNumId w:val="38"/>
   </w:num>
   <w:num w:numId="8" w16cid:durableId="952445730">
-    <w:abstractNumId w:val="38"/>
+    <w:abstractNumId w:val="45"/>
   </w:num>
   <w:num w:numId="9" w16cid:durableId="1158035674">
-    <w:abstractNumId w:val="22"/>
+    <w:abstractNumId w:val="25"/>
   </w:num>
   <w:num w:numId="10" w16cid:durableId="1619682616">
-    <w:abstractNumId w:val="28"/>
+    <w:abstractNumId w:val="31"/>
   </w:num>
   <w:num w:numId="11" w16cid:durableId="562640332">
     <w:abstractNumId w:val="4"/>
   </w:num>
   <w:num w:numId="12" w16cid:durableId="548225770">
-    <w:abstractNumId w:val="19"/>
+    <w:abstractNumId w:val="22"/>
   </w:num>
   <w:num w:numId="13" w16cid:durableId="675353307">
     <w:abstractNumId w:val="0"/>
@@ -13990,82 +18855,106 @@
     <w:abstractNumId w:val="5"/>
   </w:num>
   <w:num w:numId="15" w16cid:durableId="2062291656">
-    <w:abstractNumId w:val="16"/>
+    <w:abstractNumId w:val="19"/>
   </w:num>
   <w:num w:numId="16" w16cid:durableId="1971014773">
+    <w:abstractNumId w:val="36"/>
+  </w:num>
+  <w:num w:numId="17" w16cid:durableId="828980446">
+    <w:abstractNumId w:val="27"/>
+  </w:num>
+  <w:num w:numId="18" w16cid:durableId="425732649">
+    <w:abstractNumId w:val="9"/>
+  </w:num>
+  <w:num w:numId="19" w16cid:durableId="1923445154">
+    <w:abstractNumId w:val="17"/>
+  </w:num>
+  <w:num w:numId="20" w16cid:durableId="74017719">
+    <w:abstractNumId w:val="7"/>
+  </w:num>
+  <w:num w:numId="21" w16cid:durableId="450441651">
     <w:abstractNumId w:val="32"/>
   </w:num>
-  <w:num w:numId="17" w16cid:durableId="828980446">
+  <w:num w:numId="22" w16cid:durableId="1551113991">
+    <w:abstractNumId w:val="10"/>
+  </w:num>
+  <w:num w:numId="23" w16cid:durableId="1401364464">
+    <w:abstractNumId w:val="40"/>
+  </w:num>
+  <w:num w:numId="24" w16cid:durableId="1359551177">
     <w:abstractNumId w:val="24"/>
   </w:num>
-  <w:num w:numId="18" w16cid:durableId="425732649">
-    <w:abstractNumId w:val="8"/>
+  <w:num w:numId="25" w16cid:durableId="905919583">
+    <w:abstractNumId w:val="26"/>
   </w:num>
-  <w:num w:numId="19" w16cid:durableId="1923445154">
-    <w:abstractNumId w:val="14"/>
+  <w:num w:numId="26" w16cid:durableId="1619291768">
+    <w:abstractNumId w:val="28"/>
   </w:num>
-  <w:num w:numId="20" w16cid:durableId="74017719">
-    <w:abstractNumId w:val="6"/>
-  </w:num>
-  <w:num w:numId="21" w16cid:durableId="450441651">
-    <w:abstractNumId w:val="29"/>
-  </w:num>
-  <w:num w:numId="22" w16cid:durableId="1551113991">
-    <w:abstractNumId w:val="9"/>
-  </w:num>
-  <w:num w:numId="23" w16cid:durableId="1401364464">
-    <w:abstractNumId w:val="35"/>
-  </w:num>
-  <w:num w:numId="24" w16cid:durableId="1359551177">
+  <w:num w:numId="27" w16cid:durableId="338705570">
     <w:abstractNumId w:val="21"/>
   </w:num>
-  <w:num w:numId="25" w16cid:durableId="905919583">
-    <w:abstractNumId w:val="23"/>
-  </w:num>
-  <w:num w:numId="26" w16cid:durableId="1619291768">
-    <w:abstractNumId w:val="25"/>
-  </w:num>
-  <w:num w:numId="27" w16cid:durableId="338705570">
-    <w:abstractNumId w:val="18"/>
-  </w:num>
   <w:num w:numId="28" w16cid:durableId="55012157">
-    <w:abstractNumId w:val="27"/>
+    <w:abstractNumId w:val="30"/>
   </w:num>
   <w:num w:numId="29" w16cid:durableId="736366804">
     <w:abstractNumId w:val="3"/>
   </w:num>
   <w:num w:numId="30" w16cid:durableId="297952053">
-    <w:abstractNumId w:val="17"/>
+    <w:abstractNumId w:val="20"/>
   </w:num>
   <w:num w:numId="31" w16cid:durableId="1891841873">
-    <w:abstractNumId w:val="13"/>
+    <w:abstractNumId w:val="16"/>
   </w:num>
   <w:num w:numId="32" w16cid:durableId="402072897">
-    <w:abstractNumId w:val="33"/>
+    <w:abstractNumId w:val="37"/>
   </w:num>
   <w:num w:numId="33" w16cid:durableId="2033148990">
-    <w:abstractNumId w:val="37"/>
+    <w:abstractNumId w:val="44"/>
   </w:num>
   <w:num w:numId="34" w16cid:durableId="1166020073">
-    <w:abstractNumId w:val="12"/>
+    <w:abstractNumId w:val="15"/>
   </w:num>
   <w:num w:numId="35" w16cid:durableId="517281418">
-    <w:abstractNumId w:val="26"/>
+    <w:abstractNumId w:val="29"/>
   </w:num>
   <w:num w:numId="36" w16cid:durableId="889268080">
-    <w:abstractNumId w:val="31"/>
+    <w:abstractNumId w:val="34"/>
   </w:num>
   <w:num w:numId="37" w16cid:durableId="1036736362">
-    <w:abstractNumId w:val="11"/>
+    <w:abstractNumId w:val="14"/>
   </w:num>
   <w:num w:numId="38" w16cid:durableId="50231354">
     <w:abstractNumId w:val="1"/>
   </w:num>
   <w:num w:numId="39" w16cid:durableId="507988968">
-    <w:abstractNumId w:val="7"/>
+    <w:abstractNumId w:val="8"/>
   </w:num>
   <w:num w:numId="40" w16cid:durableId="157818308">
-    <w:abstractNumId w:val="30"/>
+    <w:abstractNumId w:val="33"/>
+  </w:num>
+  <w:num w:numId="41" w16cid:durableId="2020810245">
+    <w:abstractNumId w:val="42"/>
+  </w:num>
+  <w:num w:numId="42" w16cid:durableId="1242256592">
+    <w:abstractNumId w:val="35"/>
+  </w:num>
+  <w:num w:numId="43" w16cid:durableId="710151138">
+    <w:abstractNumId w:val="6"/>
+  </w:num>
+  <w:num w:numId="44" w16cid:durableId="545679407">
+    <w:abstractNumId w:val="11"/>
+  </w:num>
+  <w:num w:numId="45" w16cid:durableId="1667396955">
+    <w:abstractNumId w:val="12"/>
+  </w:num>
+  <w:num w:numId="46" w16cid:durableId="1117331524">
+    <w:abstractNumId w:val="41"/>
+  </w:num>
+  <w:num w:numId="47" w16cid:durableId="1973707808">
+    <w:abstractNumId w:val="47"/>
+  </w:num>
+  <w:num w:numId="48" w16cid:durableId="35084001">
+    <w:abstractNumId w:val="39"/>
   </w:num>
 </w:numbering>
 </file>
